--- a/ЛР/ТЗ.docx
+++ b/ЛР/ТЗ.docx
@@ -24,6 +24,7 @@
         </w:rPr>
         <w:t>ООО «</w:t>
       </w:r>
+      <w:proofErr w:type="spellStart"/>
       <w:r>
         <w:rPr>
           <w:b/>
@@ -31,6 +32,7 @@
         </w:rPr>
         <w:t>Белиск</w:t>
       </w:r>
+      <w:proofErr w:type="spellEnd"/>
       <w:r>
         <w:rPr>
           <w:b/>
@@ -143,7 +145,23 @@
                 <w:sz w:val="24"/>
                 <w:lang w:val="ru-RU"/>
               </w:rPr>
-              <w:t>наименование заказчика АС    (должность,</w:t>
+              <w:t xml:space="preserve">наименование заказчика АС </w:t>
+            </w:r>
+            <w:proofErr w:type="gramStart"/>
+            <w:r>
+              <w:rPr>
+                <w:sz w:val="24"/>
+                <w:lang w:val="ru-RU"/>
+              </w:rPr>
+              <w:t xml:space="preserve">   (</w:t>
+            </w:r>
+            <w:proofErr w:type="gramEnd"/>
+            <w:r>
+              <w:rPr>
+                <w:sz w:val="24"/>
+                <w:lang w:val="ru-RU"/>
+              </w:rPr>
+              <w:t>должность,</w:t>
             </w:r>
           </w:p>
           <w:p>
@@ -158,7 +176,23 @@
                 <w:sz w:val="24"/>
                 <w:lang w:val="ru-RU"/>
               </w:rPr>
-              <w:t>наименование предприятия)    —</w:t>
+              <w:t xml:space="preserve">наименование </w:t>
+            </w:r>
+            <w:proofErr w:type="gramStart"/>
+            <w:r>
+              <w:rPr>
+                <w:sz w:val="24"/>
+                <w:lang w:val="ru-RU"/>
+              </w:rPr>
+              <w:t xml:space="preserve">предприятия)   </w:t>
+            </w:r>
+            <w:proofErr w:type="gramEnd"/>
+            <w:r>
+              <w:rPr>
+                <w:sz w:val="24"/>
+                <w:lang w:val="ru-RU"/>
+              </w:rPr>
+              <w:t xml:space="preserve"> —</w:t>
             </w:r>
           </w:p>
           <w:p>
@@ -196,12 +230,14 @@
             <w:pPr>
               <w:spacing w:after="20" w:line="240" w:lineRule="auto"/>
             </w:pPr>
+            <w:proofErr w:type="spellStart"/>
             <w:r>
               <w:rPr>
                 <w:sz w:val="24"/>
               </w:rPr>
               <w:t>Печать</w:t>
             </w:r>
+            <w:proofErr w:type="spellEnd"/>
           </w:p>
           <w:p>
             <w:pPr>
@@ -212,12 +248,14 @@
             <w:pPr>
               <w:spacing w:after="20" w:line="240" w:lineRule="auto"/>
             </w:pPr>
+            <w:proofErr w:type="spellStart"/>
             <w:r>
               <w:rPr>
                 <w:sz w:val="24"/>
               </w:rPr>
               <w:t>Дата</w:t>
             </w:r>
+            <w:proofErr w:type="spellEnd"/>
           </w:p>
         </w:tc>
         <w:tc>
@@ -286,7 +324,23 @@
                 <w:sz w:val="24"/>
                 <w:lang w:val="ru-RU"/>
               </w:rPr>
-              <w:t>наименование заказчика АС    (должность,</w:t>
+              <w:t xml:space="preserve">наименование заказчика АС </w:t>
+            </w:r>
+            <w:proofErr w:type="gramStart"/>
+            <w:r>
+              <w:rPr>
+                <w:sz w:val="24"/>
+                <w:lang w:val="ru-RU"/>
+              </w:rPr>
+              <w:t xml:space="preserve">   (</w:t>
+            </w:r>
+            <w:proofErr w:type="gramEnd"/>
+            <w:r>
+              <w:rPr>
+                <w:sz w:val="24"/>
+                <w:lang w:val="ru-RU"/>
+              </w:rPr>
+              <w:t>должность,</w:t>
             </w:r>
           </w:p>
           <w:p>
@@ -301,7 +355,23 @@
                 <w:sz w:val="24"/>
                 <w:lang w:val="ru-RU"/>
               </w:rPr>
-              <w:t>наименование предприятия)    —</w:t>
+              <w:t xml:space="preserve">наименование </w:t>
+            </w:r>
+            <w:proofErr w:type="gramStart"/>
+            <w:r>
+              <w:rPr>
+                <w:sz w:val="24"/>
+                <w:lang w:val="ru-RU"/>
+              </w:rPr>
+              <w:t xml:space="preserve">предприятия)   </w:t>
+            </w:r>
+            <w:proofErr w:type="gramEnd"/>
+            <w:r>
+              <w:rPr>
+                <w:sz w:val="24"/>
+                <w:lang w:val="ru-RU"/>
+              </w:rPr>
+              <w:t xml:space="preserve"> —</w:t>
             </w:r>
           </w:p>
           <w:p>
@@ -339,12 +409,14 @@
             <w:pPr>
               <w:spacing w:after="20" w:line="240" w:lineRule="auto"/>
             </w:pPr>
+            <w:proofErr w:type="spellStart"/>
             <w:r>
               <w:rPr>
                 <w:sz w:val="24"/>
               </w:rPr>
               <w:t>Печать</w:t>
             </w:r>
+            <w:proofErr w:type="spellEnd"/>
           </w:p>
           <w:p>
             <w:pPr>
@@ -355,12 +427,14 @@
             <w:pPr>
               <w:spacing w:after="20" w:line="240" w:lineRule="auto"/>
             </w:pPr>
+            <w:proofErr w:type="spellStart"/>
             <w:r>
               <w:rPr>
                 <w:sz w:val="24"/>
               </w:rPr>
               <w:t>Дата</w:t>
             </w:r>
+            <w:proofErr w:type="spellEnd"/>
           </w:p>
         </w:tc>
       </w:tr>
@@ -384,7 +458,14 @@
           <w:sz w:val="26"/>
           <w:lang w:val="ru-RU"/>
         </w:rPr>
-        <w:t>АС «Меню столовой»</w:t>
+        <w:t>АС</w:t>
+      </w:r>
+      <w:r>
+        <w:rPr>
+          <w:sz w:val="26"/>
+          <w:lang w:val="ru-RU"/>
+        </w:rPr>
+        <w:t>ОИ</w:t>
       </w:r>
     </w:p>
     <w:p>
@@ -403,7 +484,14 @@
           <w:sz w:val="16"/>
           <w:lang w:val="ru-RU"/>
         </w:rPr>
-        <w:t>условное обозначение АС</w:t>
+        <w:t>Наименование вида</w:t>
+      </w:r>
+      <w:r>
+        <w:rPr>
+          <w:sz w:val="16"/>
+          <w:lang w:val="ru-RU"/>
+        </w:rPr>
+        <w:t xml:space="preserve"> АС</w:t>
       </w:r>
     </w:p>
     <w:p>
@@ -535,10 +623,14 @@
       <w:pPr>
         <w:spacing w:after="180" w:line="240" w:lineRule="auto"/>
         <w:jc w:val="center"/>
+        <w:rPr>
+          <w:lang w:val="ru-RU"/>
+        </w:rPr>
       </w:pPr>
       <w:r>
         <w:rPr>
           <w:sz w:val="24"/>
+          <w:lang w:val="ru-RU"/>
         </w:rPr>
         <w:t>Действует с 09.09.2026</w:t>
       </w:r>
@@ -677,12 +769,14 @@
             <w:pPr>
               <w:spacing w:after="20" w:line="240" w:lineRule="auto"/>
             </w:pPr>
+            <w:proofErr w:type="spellStart"/>
             <w:r>
               <w:rPr>
                 <w:sz w:val="24"/>
               </w:rPr>
               <w:t>Печать</w:t>
             </w:r>
+            <w:proofErr w:type="spellEnd"/>
           </w:p>
           <w:p>
             <w:pPr>
@@ -693,12 +787,14 @@
             <w:pPr>
               <w:spacing w:after="20" w:line="240" w:lineRule="auto"/>
             </w:pPr>
+            <w:proofErr w:type="spellStart"/>
             <w:r>
               <w:rPr>
                 <w:sz w:val="24"/>
               </w:rPr>
               <w:t>Дата</w:t>
             </w:r>
+            <w:proofErr w:type="spellEnd"/>
           </w:p>
         </w:tc>
         <w:tc>
@@ -4744,15 +4840,7 @@
           <w:color w:val="000000" w:themeColor="text1"/>
           <w:lang w:val="ru-RU"/>
         </w:rPr>
-        <w:t>Полное наименование системы: «Автоматизированная система управления меню столовой». Условное обозначение: АС «Меню столово</w:t>
-      </w:r>
-      <w:r>
-        <w:rPr>
-          <w:rFonts w:cs="Times New Roman"/>
-          <w:color w:val="000000" w:themeColor="text1"/>
-          <w:lang w:val="ru-RU"/>
-        </w:rPr>
-        <w:t>й».</w:t>
+        <w:t>Полное наименование системы: «Автоматизированная система управления меню столовой». Условное обозначение: АС «Меню столовой».</w:t>
       </w:r>
     </w:p>
     <w:p>
@@ -4770,15 +4858,7 @@
           <w:color w:val="000000" w:themeColor="text1"/>
           <w:lang w:val="ru-RU"/>
         </w:rPr>
-        <w:t xml:space="preserve">АС «Меню столовой» представляет собой небольшое прикладное веб-приложение с централизованной базой данных, предназначенное для хранения, формирования, публикации и просмотра меню столовой. В рамках учебного проекта система </w:t>
-      </w:r>
-      <w:r>
-        <w:rPr>
-          <w:rFonts w:cs="Times New Roman"/>
-          <w:color w:val="000000" w:themeColor="text1"/>
-          <w:lang w:val="ru-RU"/>
-        </w:rPr>
-        <w:t>рассматривается как программное средство, жизненный цикл которого включает постановку требований, проектирование, разработку, управление версиями, работу с миграциями базы данных, тестирование и приемку.</w:t>
+        <w:t>АС «Меню столовой» представляет собой небольшое прикладное веб-приложение с централизованной базой данных, предназначенное для хранения, формирования, публикации и просмотра меню столовой. В рамках учебного проекта система рассматривается как программное средство, жизненный цикл которого включает постановку требований, проектирование, разработку, управление версиями, работу с миграциями базы данных, тестирование и приемку.</w:t>
       </w:r>
     </w:p>
     <w:p>
@@ -4817,23 +4897,7 @@
           <w:color w:val="000000" w:themeColor="text1"/>
           <w:lang w:val="ru-RU"/>
         </w:rPr>
-        <w:t>Основанием для со</w:t>
-      </w:r>
-      <w:r>
-        <w:rPr>
-          <w:rFonts w:cs="Times New Roman"/>
-          <w:color w:val="000000" w:themeColor="text1"/>
-          <w:lang w:val="ru-RU"/>
-        </w:rPr>
-        <w:t xml:space="preserve">здания АС является учебное задание по дисциплине «Автоматизация процессов жизненного цикла программных средств». Проект выполняется как учебный пример автоматизации простой предметной области с обязательным использованием базы данных и механизмов миграции </w:t>
-      </w:r>
-      <w:r>
-        <w:rPr>
-          <w:rFonts w:cs="Times New Roman"/>
-          <w:color w:val="000000" w:themeColor="text1"/>
-          <w:lang w:val="ru-RU"/>
-        </w:rPr>
-        <w:t>схемы БД.</w:t>
+        <w:t>Основанием для создания АС является учебное задание по дисциплине «Автоматизация процессов жизненного цикла программных средств». Проект выполняется как учебный пример автоматизации простой предметной области с обязательным использованием базы данных и механизмов миграции схемы БД.</w:t>
       </w:r>
     </w:p>
     <w:p>
@@ -4851,15 +4915,7 @@
           <w:color w:val="000000" w:themeColor="text1"/>
           <w:lang w:val="ru-RU"/>
         </w:rPr>
-        <w:t>При разработке настоящего ТЗ использован ГОСТ 34.602-2020 «Информационные технологии. Комплекс стандартов на автоматизированные системы. Техническое задание на создание автоматизированной системы». Стандарт устанавливает состав и содержание ТЗ, в</w:t>
-      </w:r>
-      <w:r>
-        <w:rPr>
-          <w:rFonts w:cs="Times New Roman"/>
-          <w:color w:val="000000" w:themeColor="text1"/>
-          <w:lang w:val="ru-RU"/>
-        </w:rPr>
-        <w:t xml:space="preserve">ключая обязательные разделы об общих сведениях, целях и назначении, характеристике объекта, требованиях к системе, работах, разработке, приемке, подготовке объекта к вводу, документированию и источниках разработки. </w:t>
+        <w:t xml:space="preserve">При разработке настоящего ТЗ использован ГОСТ 34.602-2020 «Информационные технологии. Комплекс стандартов на автоматизированные системы. Техническое задание на создание автоматизированной системы». Стандарт устанавливает состав и содержание ТЗ, включая обязательные разделы об общих сведениях, целях и назначении, характеристике объекта, требованиях к системе, работах, разработке, приемке, подготовке объекта к вводу, документированию и источниках разработки. </w:t>
       </w:r>
     </w:p>
     <w:p>
@@ -4877,15 +4933,7 @@
           <w:color w:val="000000" w:themeColor="text1"/>
           <w:lang w:val="ru-RU"/>
         </w:rPr>
-        <w:t>При разработке отдельных программных док</w:t>
-      </w:r>
-      <w:r>
-        <w:rPr>
-          <w:rFonts w:cs="Times New Roman"/>
-          <w:color w:val="000000" w:themeColor="text1"/>
-          <w:lang w:val="ru-RU"/>
-        </w:rPr>
-        <w:t xml:space="preserve">ументов допускается ориентироваться на требования ЕСПД и учебные материалы дисциплины. Для учебного проекта состав ТЗ адаптирован так, чтобы обязательные разделы </w:t>
+        <w:t xml:space="preserve">При разработке отдельных программных документов допускается ориентироваться на требования ЕСПД и учебные материалы дисциплины. Для учебного проекта состав ТЗ адаптирован так, чтобы обязательные разделы </w:t>
       </w:r>
       <w:r>
         <w:rPr>
@@ -4904,6 +4952,7 @@
         <w:rPr>
           <w:rFonts w:ascii="Times New Roman" w:hAnsi="Times New Roman" w:cs="Times New Roman"/>
           <w:color w:val="000000" w:themeColor="text1"/>
+          <w:lang w:val="ru-RU"/>
         </w:rPr>
       </w:pPr>
       <w:bookmarkStart w:id="3" w:name="_Toc239813757"/>
@@ -4911,6 +4960,7 @@
         <w:rPr>
           <w:rFonts w:ascii="Times New Roman" w:hAnsi="Times New Roman" w:cs="Times New Roman"/>
           <w:color w:val="000000" w:themeColor="text1"/>
+          <w:lang w:val="ru-RU"/>
         </w:rPr>
         <w:t>1.3 Заказчик и разработчик</w:t>
       </w:r>
@@ -4963,6 +5013,7 @@
                 <w:szCs w:val="24"/>
               </w:rPr>
             </w:pPr>
+            <w:proofErr w:type="spellStart"/>
             <w:r>
               <w:rPr>
                 <w:rFonts w:cs="Times New Roman"/>
@@ -4974,6 +5025,7 @@
               </w:rPr>
               <w:t>Сторона</w:t>
             </w:r>
+            <w:proofErr w:type="spellEnd"/>
           </w:p>
         </w:tc>
         <w:tc>
@@ -4994,6 +5046,7 @@
                 <w:szCs w:val="24"/>
               </w:rPr>
             </w:pPr>
+            <w:proofErr w:type="spellStart"/>
             <w:r>
               <w:rPr>
                 <w:rFonts w:cs="Times New Roman"/>
@@ -5005,6 +5058,7 @@
               </w:rPr>
               <w:t>Наименование</w:t>
             </w:r>
+            <w:proofErr w:type="spellEnd"/>
           </w:p>
         </w:tc>
         <w:tc>
@@ -5025,6 +5079,7 @@
                 <w:szCs w:val="24"/>
               </w:rPr>
             </w:pPr>
+            <w:proofErr w:type="spellStart"/>
             <w:r>
               <w:rPr>
                 <w:rFonts w:cs="Times New Roman"/>
@@ -5036,6 +5091,7 @@
               </w:rPr>
               <w:t>Функция</w:t>
             </w:r>
+            <w:proofErr w:type="spellEnd"/>
           </w:p>
         </w:tc>
       </w:tr>
@@ -5057,6 +5113,7 @@
                 <w:szCs w:val="24"/>
               </w:rPr>
             </w:pPr>
+            <w:proofErr w:type="spellStart"/>
             <w:r>
               <w:rPr>
                 <w:rFonts w:cs="Times New Roman"/>
@@ -5066,6 +5123,7 @@
               </w:rPr>
               <w:t>Заказчик</w:t>
             </w:r>
+            <w:proofErr w:type="spellEnd"/>
           </w:p>
         </w:tc>
         <w:tc>
@@ -5082,15 +5140,57 @@
                 <w:szCs w:val="24"/>
               </w:rPr>
             </w:pPr>
-            <w:r>
-              <w:rPr>
-                <w:rFonts w:cs="Times New Roman"/>
-                <w:color w:val="000000" w:themeColor="text1"/>
-                <w:sz w:val="24"/>
-                <w:szCs w:val="24"/>
-              </w:rPr>
-              <w:t>Учебная сторона проекта</w:t>
-            </w:r>
+            <w:proofErr w:type="spellStart"/>
+            <w:r>
+              <w:rPr>
+                <w:rFonts w:cs="Times New Roman"/>
+                <w:color w:val="000000" w:themeColor="text1"/>
+                <w:sz w:val="24"/>
+                <w:szCs w:val="24"/>
+              </w:rPr>
+              <w:t>Учебная</w:t>
+            </w:r>
+            <w:proofErr w:type="spellEnd"/>
+            <w:r>
+              <w:rPr>
+                <w:rFonts w:cs="Times New Roman"/>
+                <w:color w:val="000000" w:themeColor="text1"/>
+                <w:sz w:val="24"/>
+                <w:szCs w:val="24"/>
+              </w:rPr>
+              <w:t xml:space="preserve"> </w:t>
+            </w:r>
+            <w:proofErr w:type="spellStart"/>
+            <w:r>
+              <w:rPr>
+                <w:rFonts w:cs="Times New Roman"/>
+                <w:color w:val="000000" w:themeColor="text1"/>
+                <w:sz w:val="24"/>
+                <w:szCs w:val="24"/>
+              </w:rPr>
+              <w:t>сторона</w:t>
+            </w:r>
+            <w:proofErr w:type="spellEnd"/>
+            <w:r>
+              <w:rPr>
+                <w:rFonts w:cs="Times New Roman"/>
+                <w:color w:val="000000" w:themeColor="text1"/>
+                <w:sz w:val="24"/>
+                <w:szCs w:val="24"/>
+              </w:rPr>
+              <w:t xml:space="preserve"> </w:t>
+            </w:r>
+            <w:proofErr w:type="spellStart"/>
+            <w:r>
+              <w:rPr>
+                <w:rFonts w:cs="Times New Roman"/>
+                <w:color w:val="000000" w:themeColor="text1"/>
+                <w:sz w:val="24"/>
+                <w:szCs w:val="24"/>
+              </w:rPr>
+              <w:t>проекта</w:t>
+            </w:r>
+            <w:proofErr w:type="spellEnd"/>
           </w:p>
         </w:tc>
         <w:tc>
@@ -5139,6 +5239,7 @@
                 <w:szCs w:val="24"/>
               </w:rPr>
             </w:pPr>
+            <w:proofErr w:type="spellStart"/>
             <w:r>
               <w:rPr>
                 <w:rFonts w:cs="Times New Roman"/>
@@ -5148,6 +5249,7 @@
               </w:rPr>
               <w:t>Разработчик</w:t>
             </w:r>
+            <w:proofErr w:type="spellEnd"/>
           </w:p>
         </w:tc>
         <w:tc>
@@ -5164,15 +5266,57 @@
                 <w:szCs w:val="24"/>
               </w:rPr>
             </w:pPr>
-            <w:r>
-              <w:rPr>
-                <w:rFonts w:cs="Times New Roman"/>
-                <w:color w:val="000000" w:themeColor="text1"/>
-                <w:sz w:val="24"/>
-                <w:szCs w:val="24"/>
-              </w:rPr>
-              <w:t>Учебная бригада 2–3 человека</w:t>
-            </w:r>
+            <w:proofErr w:type="spellStart"/>
+            <w:r>
+              <w:rPr>
+                <w:rFonts w:cs="Times New Roman"/>
+                <w:color w:val="000000" w:themeColor="text1"/>
+                <w:sz w:val="24"/>
+                <w:szCs w:val="24"/>
+              </w:rPr>
+              <w:t>Учебная</w:t>
+            </w:r>
+            <w:proofErr w:type="spellEnd"/>
+            <w:r>
+              <w:rPr>
+                <w:rFonts w:cs="Times New Roman"/>
+                <w:color w:val="000000" w:themeColor="text1"/>
+                <w:sz w:val="24"/>
+                <w:szCs w:val="24"/>
+              </w:rPr>
+              <w:t xml:space="preserve"> </w:t>
+            </w:r>
+            <w:proofErr w:type="spellStart"/>
+            <w:r>
+              <w:rPr>
+                <w:rFonts w:cs="Times New Roman"/>
+                <w:color w:val="000000" w:themeColor="text1"/>
+                <w:sz w:val="24"/>
+                <w:szCs w:val="24"/>
+              </w:rPr>
+              <w:t>бригада</w:t>
+            </w:r>
+            <w:proofErr w:type="spellEnd"/>
+            <w:r>
+              <w:rPr>
+                <w:rFonts w:cs="Times New Roman"/>
+                <w:color w:val="000000" w:themeColor="text1"/>
+                <w:sz w:val="24"/>
+                <w:szCs w:val="24"/>
+              </w:rPr>
+              <w:t xml:space="preserve"> 2–3 </w:t>
+            </w:r>
+            <w:proofErr w:type="spellStart"/>
+            <w:r>
+              <w:rPr>
+                <w:rFonts w:cs="Times New Roman"/>
+                <w:color w:val="000000" w:themeColor="text1"/>
+                <w:sz w:val="24"/>
+                <w:szCs w:val="24"/>
+              </w:rPr>
+              <w:t>человека</w:t>
+            </w:r>
+            <w:proofErr w:type="spellEnd"/>
           </w:p>
         </w:tc>
         <w:tc>
@@ -5221,6 +5365,7 @@
                 <w:szCs w:val="24"/>
               </w:rPr>
             </w:pPr>
+            <w:proofErr w:type="spellStart"/>
             <w:r>
               <w:rPr>
                 <w:rFonts w:cs="Times New Roman"/>
@@ -5230,6 +5375,7 @@
               </w:rPr>
               <w:t>Пользователи</w:t>
             </w:r>
+            <w:proofErr w:type="spellEnd"/>
           </w:p>
         </w:tc>
         <w:tc>
@@ -5246,24 +5392,57 @@
                 <w:szCs w:val="24"/>
               </w:rPr>
             </w:pPr>
-            <w:r>
-              <w:rPr>
-                <w:rFonts w:cs="Times New Roman"/>
-                <w:color w:val="000000" w:themeColor="text1"/>
-                <w:sz w:val="24"/>
-                <w:szCs w:val="24"/>
-              </w:rPr>
-              <w:t>Сотрудник с</w:t>
-            </w:r>
-            <w:r>
-              <w:rPr>
-                <w:rFonts w:cs="Times New Roman"/>
-                <w:color w:val="000000" w:themeColor="text1"/>
-                <w:sz w:val="24"/>
-                <w:szCs w:val="24"/>
-              </w:rPr>
-              <w:t>толовой / администратор</w:t>
-            </w:r>
+            <w:proofErr w:type="spellStart"/>
+            <w:r>
+              <w:rPr>
+                <w:rFonts w:cs="Times New Roman"/>
+                <w:color w:val="000000" w:themeColor="text1"/>
+                <w:sz w:val="24"/>
+                <w:szCs w:val="24"/>
+              </w:rPr>
+              <w:t>Сотрудник</w:t>
+            </w:r>
+            <w:proofErr w:type="spellEnd"/>
+            <w:r>
+              <w:rPr>
+                <w:rFonts w:cs="Times New Roman"/>
+                <w:color w:val="000000" w:themeColor="text1"/>
+                <w:sz w:val="24"/>
+                <w:szCs w:val="24"/>
+              </w:rPr>
+              <w:t xml:space="preserve"> </w:t>
+            </w:r>
+            <w:proofErr w:type="spellStart"/>
+            <w:r>
+              <w:rPr>
+                <w:rFonts w:cs="Times New Roman"/>
+                <w:color w:val="000000" w:themeColor="text1"/>
+                <w:sz w:val="24"/>
+                <w:szCs w:val="24"/>
+              </w:rPr>
+              <w:t>столовой</w:t>
+            </w:r>
+            <w:proofErr w:type="spellEnd"/>
+            <w:r>
+              <w:rPr>
+                <w:rFonts w:cs="Times New Roman"/>
+                <w:color w:val="000000" w:themeColor="text1"/>
+                <w:sz w:val="24"/>
+                <w:szCs w:val="24"/>
+              </w:rPr>
+              <w:t xml:space="preserve"> / </w:t>
+            </w:r>
+            <w:proofErr w:type="spellStart"/>
+            <w:r>
+              <w:rPr>
+                <w:rFonts w:cs="Times New Roman"/>
+                <w:color w:val="000000" w:themeColor="text1"/>
+                <w:sz w:val="24"/>
+                <w:szCs w:val="24"/>
+              </w:rPr>
+              <w:t>администратор</w:t>
+            </w:r>
+            <w:proofErr w:type="spellEnd"/>
           </w:p>
         </w:tc>
         <w:tc>
@@ -5280,15 +5459,37 @@
                 <w:szCs w:val="24"/>
               </w:rPr>
             </w:pPr>
-            <w:r>
-              <w:rPr>
-                <w:rFonts w:cs="Times New Roman"/>
-                <w:color w:val="000000" w:themeColor="text1"/>
-                <w:sz w:val="24"/>
-                <w:szCs w:val="24"/>
-              </w:rPr>
-              <w:t>Ведение меню</w:t>
-            </w:r>
+            <w:proofErr w:type="spellStart"/>
+            <w:r>
+              <w:rPr>
+                <w:rFonts w:cs="Times New Roman"/>
+                <w:color w:val="000000" w:themeColor="text1"/>
+                <w:sz w:val="24"/>
+                <w:szCs w:val="24"/>
+              </w:rPr>
+              <w:t>Ведение</w:t>
+            </w:r>
+            <w:proofErr w:type="spellEnd"/>
+            <w:r>
+              <w:rPr>
+                <w:rFonts w:cs="Times New Roman"/>
+                <w:color w:val="000000" w:themeColor="text1"/>
+                <w:sz w:val="24"/>
+                <w:szCs w:val="24"/>
+              </w:rPr>
+              <w:t xml:space="preserve"> </w:t>
+            </w:r>
+            <w:proofErr w:type="spellStart"/>
+            <w:r>
+              <w:rPr>
+                <w:rFonts w:cs="Times New Roman"/>
+                <w:color w:val="000000" w:themeColor="text1"/>
+                <w:sz w:val="24"/>
+                <w:szCs w:val="24"/>
+              </w:rPr>
+              <w:t>меню</w:t>
+            </w:r>
+            <w:proofErr w:type="spellEnd"/>
           </w:p>
         </w:tc>
       </w:tr>
@@ -5310,6 +5511,7 @@
                 <w:szCs w:val="24"/>
               </w:rPr>
             </w:pPr>
+            <w:proofErr w:type="spellStart"/>
             <w:r>
               <w:rPr>
                 <w:rFonts w:cs="Times New Roman"/>
@@ -5319,6 +5521,7 @@
               </w:rPr>
               <w:t>Посетитель</w:t>
             </w:r>
+            <w:proofErr w:type="spellEnd"/>
           </w:p>
         </w:tc>
         <w:tc>
@@ -5335,15 +5538,77 @@
                 <w:szCs w:val="24"/>
               </w:rPr>
             </w:pPr>
-            <w:r>
-              <w:rPr>
-                <w:rFonts w:cs="Times New Roman"/>
-                <w:color w:val="000000" w:themeColor="text1"/>
-                <w:sz w:val="24"/>
-                <w:szCs w:val="24"/>
-              </w:rPr>
-              <w:t>Пользователь без учетной записи</w:t>
-            </w:r>
+            <w:proofErr w:type="spellStart"/>
+            <w:r>
+              <w:rPr>
+                <w:rFonts w:cs="Times New Roman"/>
+                <w:color w:val="000000" w:themeColor="text1"/>
+                <w:sz w:val="24"/>
+                <w:szCs w:val="24"/>
+              </w:rPr>
+              <w:t>Пользователь</w:t>
+            </w:r>
+            <w:proofErr w:type="spellEnd"/>
+            <w:r>
+              <w:rPr>
+                <w:rFonts w:cs="Times New Roman"/>
+                <w:color w:val="000000" w:themeColor="text1"/>
+                <w:sz w:val="24"/>
+                <w:szCs w:val="24"/>
+              </w:rPr>
+              <w:t xml:space="preserve"> </w:t>
+            </w:r>
+            <w:proofErr w:type="spellStart"/>
+            <w:r>
+              <w:rPr>
+                <w:rFonts w:cs="Times New Roman"/>
+                <w:color w:val="000000" w:themeColor="text1"/>
+                <w:sz w:val="24"/>
+                <w:szCs w:val="24"/>
+              </w:rPr>
+              <w:t>без</w:t>
+            </w:r>
+            <w:proofErr w:type="spellEnd"/>
+            <w:r>
+              <w:rPr>
+                <w:rFonts w:cs="Times New Roman"/>
+                <w:color w:val="000000" w:themeColor="text1"/>
+                <w:sz w:val="24"/>
+                <w:szCs w:val="24"/>
+              </w:rPr>
+              <w:t xml:space="preserve"> </w:t>
+            </w:r>
+            <w:proofErr w:type="spellStart"/>
+            <w:r>
+              <w:rPr>
+                <w:rFonts w:cs="Times New Roman"/>
+                <w:color w:val="000000" w:themeColor="text1"/>
+                <w:sz w:val="24"/>
+                <w:szCs w:val="24"/>
+              </w:rPr>
+              <w:t>учетной</w:t>
+            </w:r>
+            <w:proofErr w:type="spellEnd"/>
+            <w:r>
+              <w:rPr>
+                <w:rFonts w:cs="Times New Roman"/>
+                <w:color w:val="000000" w:themeColor="text1"/>
+                <w:sz w:val="24"/>
+                <w:szCs w:val="24"/>
+              </w:rPr>
+              <w:t xml:space="preserve"> </w:t>
+            </w:r>
+            <w:proofErr w:type="spellStart"/>
+            <w:r>
+              <w:rPr>
+                <w:rFonts w:cs="Times New Roman"/>
+                <w:color w:val="000000" w:themeColor="text1"/>
+                <w:sz w:val="24"/>
+                <w:szCs w:val="24"/>
+              </w:rPr>
+              <w:t>записи</w:t>
+            </w:r>
+            <w:proofErr w:type="spellEnd"/>
           </w:p>
         </w:tc>
         <w:tc>
@@ -5360,15 +5625,57 @@
                 <w:szCs w:val="24"/>
               </w:rPr>
             </w:pPr>
-            <w:r>
-              <w:rPr>
-                <w:rFonts w:cs="Times New Roman"/>
-                <w:color w:val="000000" w:themeColor="text1"/>
-                <w:sz w:val="24"/>
-                <w:szCs w:val="24"/>
-              </w:rPr>
-              <w:t>Просмотр опубликованного меню</w:t>
-            </w:r>
+            <w:proofErr w:type="spellStart"/>
+            <w:r>
+              <w:rPr>
+                <w:rFonts w:cs="Times New Roman"/>
+                <w:color w:val="000000" w:themeColor="text1"/>
+                <w:sz w:val="24"/>
+                <w:szCs w:val="24"/>
+              </w:rPr>
+              <w:t>Просмотр</w:t>
+            </w:r>
+            <w:proofErr w:type="spellEnd"/>
+            <w:r>
+              <w:rPr>
+                <w:rFonts w:cs="Times New Roman"/>
+                <w:color w:val="000000" w:themeColor="text1"/>
+                <w:sz w:val="24"/>
+                <w:szCs w:val="24"/>
+              </w:rPr>
+              <w:t xml:space="preserve"> </w:t>
+            </w:r>
+            <w:proofErr w:type="spellStart"/>
+            <w:r>
+              <w:rPr>
+                <w:rFonts w:cs="Times New Roman"/>
+                <w:color w:val="000000" w:themeColor="text1"/>
+                <w:sz w:val="24"/>
+                <w:szCs w:val="24"/>
+              </w:rPr>
+              <w:t>опубликованного</w:t>
+            </w:r>
+            <w:proofErr w:type="spellEnd"/>
+            <w:r>
+              <w:rPr>
+                <w:rFonts w:cs="Times New Roman"/>
+                <w:color w:val="000000" w:themeColor="text1"/>
+                <w:sz w:val="24"/>
+                <w:szCs w:val="24"/>
+              </w:rPr>
+              <w:t xml:space="preserve"> </w:t>
+            </w:r>
+            <w:proofErr w:type="spellStart"/>
+            <w:r>
+              <w:rPr>
+                <w:rFonts w:cs="Times New Roman"/>
+                <w:color w:val="000000" w:themeColor="text1"/>
+                <w:sz w:val="24"/>
+                <w:szCs w:val="24"/>
+              </w:rPr>
+              <w:t>меню</w:t>
+            </w:r>
+            <w:proofErr w:type="spellEnd"/>
           </w:p>
         </w:tc>
       </w:tr>
@@ -5388,9 +5695,34 @@
           <w:rFonts w:ascii="Times New Roman" w:hAnsi="Times New Roman" w:cs="Times New Roman"/>
           <w:color w:val="000000" w:themeColor="text1"/>
         </w:rPr>
-        <w:t>1.4 Сроки выполнения</w:t>
+        <w:t xml:space="preserve">1.4 </w:t>
+      </w:r>
+      <w:proofErr w:type="spellStart"/>
+      <w:r>
+        <w:rPr>
+          <w:rFonts w:ascii="Times New Roman" w:hAnsi="Times New Roman" w:cs="Times New Roman"/>
+          <w:color w:val="000000" w:themeColor="text1"/>
+        </w:rPr>
+        <w:t>Сроки</w:t>
+      </w:r>
+      <w:proofErr w:type="spellEnd"/>
+      <w:r>
+        <w:rPr>
+          <w:rFonts w:ascii="Times New Roman" w:hAnsi="Times New Roman" w:cs="Times New Roman"/>
+          <w:color w:val="000000" w:themeColor="text1"/>
+        </w:rPr>
+        <w:t xml:space="preserve"> </w:t>
+      </w:r>
+      <w:proofErr w:type="spellStart"/>
+      <w:r>
+        <w:rPr>
+          <w:rFonts w:ascii="Times New Roman" w:hAnsi="Times New Roman" w:cs="Times New Roman"/>
+          <w:color w:val="000000" w:themeColor="text1"/>
+        </w:rPr>
+        <w:t>выполнения</w:t>
       </w:r>
       <w:bookmarkEnd w:id="4"/>
+      <w:proofErr w:type="spellEnd"/>
     </w:p>
     <w:p>
       <w:pPr>
@@ -5407,15 +5739,7 @@
           <w:color w:val="000000" w:themeColor="text1"/>
           <w:lang w:val="ru-RU"/>
         </w:rPr>
-        <w:t xml:space="preserve">Плановый срок разработки — 4 учебные недели. Срок может быть скорректирован календарным планом дисциплины без </w:t>
-      </w:r>
-      <w:r>
-        <w:rPr>
-          <w:rFonts w:cs="Times New Roman"/>
-          <w:color w:val="000000" w:themeColor="text1"/>
-          <w:lang w:val="ru-RU"/>
-        </w:rPr>
-        <w:t>изменения состава обязательных результатов. В пределах срока работа делится на этапы: анализ и ТЗ; проектирование БД и интерфейсов; разработка и миграции; тестирование; исправления и приемка.</w:t>
+        <w:t>Плановый срок разработки — 4 учебные недели. Срок может быть скорректирован календарным планом дисциплины без изменения состава обязательных результатов. В пределах срока работа делится на этапы: анализ и ТЗ; проектирование БД и интерфейсов; разработка и миграции; тестирование; исправления и приемка.</w:t>
       </w:r>
     </w:p>
     <w:p>
@@ -5454,23 +5778,7 @@
           <w:color w:val="000000" w:themeColor="text1"/>
           <w:lang w:val="ru-RU"/>
         </w:rPr>
-        <w:t>Результаты передаются в в</w:t>
-      </w:r>
-      <w:r>
-        <w:rPr>
-          <w:rFonts w:cs="Times New Roman"/>
-          <w:color w:val="000000" w:themeColor="text1"/>
-          <w:lang w:val="ru-RU"/>
-        </w:rPr>
-        <w:t>иде исходного кода репозитория, файла или каталога миграций, конфигурации запуска, дампа тестовой базы при необходимости, инструкции по запуску и настоящего ТЗ. Код размещается в системе контроля версий. Финальная версия помечается тегом релиза, соответств</w:t>
-      </w:r>
-      <w:r>
-        <w:rPr>
-          <w:rFonts w:cs="Times New Roman"/>
-          <w:color w:val="000000" w:themeColor="text1"/>
-          <w:lang w:val="ru-RU"/>
-        </w:rPr>
-        <w:t>ующим принятой версии.</w:t>
+        <w:t>Результаты передаются в виде исходного кода репозитория, файла или каталога миграций, конфигурации запуска, дампа тестовой базы при необходимости, инструкции по запуску и настоящего ТЗ. Код размещается в системе контроля версий. Финальная версия помечается тегом релиза, соответствующим принятой версии.</w:t>
       </w:r>
     </w:p>
     <w:p>
@@ -5561,15 +5869,7 @@
           <w:color w:val="000000" w:themeColor="text1"/>
           <w:lang w:val="ru-RU"/>
         </w:rPr>
-        <w:t>Целью создания АС является автоматизация формирования и публикации актуального меню столовой при минимальном количестве ручных операций и при наличии единог</w:t>
-      </w:r>
-      <w:r>
-        <w:rPr>
-          <w:rFonts w:cs="Times New Roman"/>
-          <w:color w:val="000000" w:themeColor="text1"/>
-          <w:lang w:val="ru-RU"/>
-        </w:rPr>
-        <w:t>о источника данных — реляционной базы данных.</w:t>
+        <w:t>Целью создания АС является автоматизация формирования и публикации актуального меню столовой при минимальном количестве ручных операций и при наличии единого источника данных — реляционной базы данных.</w:t>
       </w:r>
     </w:p>
     <w:p>
@@ -5627,15 +5927,7 @@
           <w:color w:val="000000" w:themeColor="text1"/>
           <w:lang w:val="ru-RU"/>
         </w:rPr>
-        <w:t xml:space="preserve">• время сохранения корректной записи блюда или пункта меню — </w:t>
-      </w:r>
-      <w:r>
-        <w:rPr>
-          <w:rFonts w:cs="Times New Roman"/>
-          <w:color w:val="000000" w:themeColor="text1"/>
-          <w:lang w:val="ru-RU"/>
-        </w:rPr>
-        <w:t>не более 2 секунд;</w:t>
+        <w:t>• время сохранения корректной записи блюда или пункта меню — не более 2 секунд;</w:t>
       </w:r>
     </w:p>
     <w:p>
@@ -5695,15 +5987,7 @@
           <w:color w:val="000000" w:themeColor="text1"/>
           <w:lang w:val="ru-RU"/>
         </w:rPr>
-        <w:t>• ошибочные значения обязательных полей не должны приводить к записи некорректной строк</w:t>
-      </w:r>
-      <w:r>
-        <w:rPr>
-          <w:rFonts w:cs="Times New Roman"/>
-          <w:color w:val="000000" w:themeColor="text1"/>
-          <w:lang w:val="ru-RU"/>
-        </w:rPr>
-        <w:t>и в БД;</w:t>
+        <w:t>• ошибочные значения обязательных полей не должны приводить к записи некорректной строки в БД;</w:t>
       </w:r>
     </w:p>
     <w:p>
@@ -5762,15 +6046,7 @@
           <w:color w:val="000000" w:themeColor="text1"/>
           <w:lang w:val="ru-RU"/>
         </w:rPr>
-        <w:t xml:space="preserve">Система предназначена для автоматизации деятельности небольшой столовой в части ведения и публикации меню. Основным результатом работы </w:t>
-      </w:r>
-      <w:r>
-        <w:rPr>
-          <w:rFonts w:cs="Times New Roman"/>
-          <w:color w:val="000000" w:themeColor="text1"/>
-          <w:lang w:val="ru-RU"/>
-        </w:rPr>
-        <w:t>является отображение актуального перечня блюд с указанием даты, категории, названия, описания, массы порции и цены, а также статуса доступности.</w:t>
+        <w:t>Система предназначена для автоматизации деятельности небольшой столовой в части ведения и публикации меню. Основным результатом работы является отображение актуального перечня блюд с указанием даты, категории, названия, описания, массы порции и цены, а также статуса доступности.</w:t>
       </w:r>
     </w:p>
     <w:p>
@@ -5788,15 +6064,7 @@
           <w:color w:val="000000" w:themeColor="text1"/>
           <w:lang w:val="ru-RU"/>
         </w:rPr>
-        <w:t xml:space="preserve">Для администратора система обеспечивает ведение справочников, создание и редактирование меню на заданную дату, </w:t>
-      </w:r>
-      <w:r>
-        <w:rPr>
-          <w:rFonts w:cs="Times New Roman"/>
-          <w:color w:val="000000" w:themeColor="text1"/>
-          <w:lang w:val="ru-RU"/>
-        </w:rPr>
-        <w:t>управление доступностью блюд и просмотр результата перед публикацией. Для посетителя система предоставляет только чтение опубликованного меню без доступа к административным операциям.</w:t>
+        <w:t>Для администратора система обеспечивает ведение справочников, создание и редактирование меню на заданную дату, управление доступностью блюд и просмотр результата перед публикацией. Для посетителя система предоставляет только чтение опубликованного меню без доступа к административным операциям.</w:t>
       </w:r>
     </w:p>
     <w:p>
@@ -5836,15 +6104,7 @@
           <w:color w:val="000000" w:themeColor="text1"/>
           <w:lang w:val="ru-RU"/>
         </w:rPr>
-        <w:t xml:space="preserve">В проект входят: каталог категорий; каталог </w:t>
-      </w:r>
-      <w:r>
-        <w:rPr>
-          <w:rFonts w:cs="Times New Roman"/>
-          <w:color w:val="000000" w:themeColor="text1"/>
-          <w:lang w:val="ru-RU"/>
-        </w:rPr>
-        <w:t>блюд; календарь меню; состав меню на конкретную дату; учет пользователей и ролей; публикация/скрытие меню; история действий администратора в минимальном виде; реляционная БД; миграции БД; базовое тестирование.</w:t>
+        <w:t>В проект входят: каталог категорий; каталог блюд; календарь меню; состав меню на конкретную дату; учет пользователей и ролей; публикация/скрытие меню; история действий администратора в минимальном виде; реляционная БД; миграции БД; базовое тестирование.</w:t>
       </w:r>
     </w:p>
     <w:p>
@@ -5862,15 +6122,7 @@
           <w:color w:val="000000" w:themeColor="text1"/>
           <w:lang w:val="ru-RU"/>
         </w:rPr>
-        <w:t>В проект не входят: оформление заказов, оплата</w:t>
-      </w:r>
-      <w:r>
-        <w:rPr>
-          <w:rFonts w:cs="Times New Roman"/>
-          <w:color w:val="000000" w:themeColor="text1"/>
-          <w:lang w:val="ru-RU"/>
-        </w:rPr>
-        <w:t>, складской учет, бухгалтерия, расчет себестоимости, доставка, программы лояльности, интеграции с внешними маркетплейсами, мобильное приложение, аппаратные терминалы и автоматическое управление кухонным оборудованием.</w:t>
+        <w:t>В проект не входят: оформление заказов, оплата, складской учет, бухгалтерия, расчет себестоимости, доставка, программы лояльности, интеграции с внешними маркетплейсами, мобильное приложение, аппаратные терминалы и автоматическое управление кухонным оборудованием.</w:t>
       </w:r>
     </w:p>
     <w:p>
@@ -5961,15 +6213,7 @@
           <w:color w:val="000000" w:themeColor="text1"/>
           <w:lang w:val="ru-RU"/>
         </w:rPr>
-        <w:t xml:space="preserve">Объектом автоматизации является процесс подготовки и предоставления посетителям меню столовой. До автоматизации сведения могут храниться в бумажных документах, таблицах или разрозненных файлах, что создает риск дублирования, </w:t>
-      </w:r>
-      <w:r>
-        <w:rPr>
-          <w:rFonts w:cs="Times New Roman"/>
-          <w:color w:val="000000" w:themeColor="text1"/>
-          <w:lang w:val="ru-RU"/>
-        </w:rPr>
-        <w:t>несогласованности цены и названия блюда, а также появления нескольких версий меню.</w:t>
+        <w:t>Объектом автоматизации является процесс подготовки и предоставления посетителям меню столовой. До автоматизации сведения могут храниться в бумажных документах, таблицах или разрозненных файлах, что создает риск дублирования, несогласованности цены и названия блюда, а также появления нескольких версий меню.</w:t>
       </w:r>
     </w:p>
     <w:p>
@@ -5978,6 +6222,7 @@
         <w:rPr>
           <w:rFonts w:cs="Times New Roman"/>
           <w:color w:val="000000" w:themeColor="text1"/>
+          <w:lang w:val="ru-RU"/>
         </w:rPr>
       </w:pPr>
       <w:r>
@@ -5992,15 +6237,9 @@
         <w:rPr>
           <w:rFonts w:cs="Times New Roman"/>
           <w:color w:val="000000" w:themeColor="text1"/>
-        </w:rPr>
-        <w:t>Поэтому сложная распредел</w:t>
-      </w:r>
-      <w:r>
-        <w:rPr>
-          <w:rFonts w:cs="Times New Roman"/>
-          <w:color w:val="000000" w:themeColor="text1"/>
-        </w:rPr>
-        <w:t>енная архитектура не требуется.</w:t>
+          <w:lang w:val="ru-RU"/>
+        </w:rPr>
+        <w:t>Поэтому сложная распределенная архитектура не требуется.</w:t>
       </w:r>
     </w:p>
     <w:p>
@@ -6010,6 +6249,7 @@
         <w:rPr>
           <w:rFonts w:ascii="Times New Roman" w:hAnsi="Times New Roman" w:cs="Times New Roman"/>
           <w:color w:val="000000" w:themeColor="text1"/>
+          <w:lang w:val="ru-RU"/>
         </w:rPr>
       </w:pPr>
       <w:bookmarkStart w:id="12" w:name="_Toc239813766"/>
@@ -6017,6 +6257,7 @@
         <w:rPr>
           <w:rFonts w:ascii="Times New Roman" w:hAnsi="Times New Roman" w:cs="Times New Roman"/>
           <w:color w:val="000000" w:themeColor="text1"/>
+          <w:lang w:val="ru-RU"/>
         </w:rPr>
         <w:t>3.2 Участники процесса</w:t>
       </w:r>
@@ -6070,6 +6311,7 @@
                 <w:szCs w:val="24"/>
               </w:rPr>
             </w:pPr>
+            <w:proofErr w:type="spellStart"/>
             <w:r>
               <w:rPr>
                 <w:rFonts w:cs="Times New Roman"/>
@@ -6081,6 +6323,7 @@
               </w:rPr>
               <w:t>Участник</w:t>
             </w:r>
+            <w:proofErr w:type="spellEnd"/>
           </w:p>
         </w:tc>
         <w:tc>
@@ -6102,6 +6345,7 @@
                 <w:szCs w:val="24"/>
               </w:rPr>
             </w:pPr>
+            <w:proofErr w:type="spellStart"/>
             <w:r>
               <w:rPr>
                 <w:rFonts w:cs="Times New Roman"/>
@@ -6111,8 +6355,33 @@
                 <w:sz w:val="24"/>
                 <w:szCs w:val="24"/>
               </w:rPr>
-              <w:t>Основная деятельность</w:t>
-            </w:r>
+              <w:t>Основная</w:t>
+            </w:r>
+            <w:proofErr w:type="spellEnd"/>
+            <w:r>
+              <w:rPr>
+                <w:rFonts w:cs="Times New Roman"/>
+                <w:b/>
+                <w:bCs/>
+                <w:color w:val="000000" w:themeColor="text1"/>
+                <w:sz w:val="24"/>
+                <w:szCs w:val="24"/>
+              </w:rPr>
+              <w:t xml:space="preserve"> </w:t>
+            </w:r>
+            <w:proofErr w:type="spellStart"/>
+            <w:r>
+              <w:rPr>
+                <w:rFonts w:cs="Times New Roman"/>
+                <w:b/>
+                <w:bCs/>
+                <w:color w:val="000000" w:themeColor="text1"/>
+                <w:sz w:val="24"/>
+                <w:szCs w:val="24"/>
+              </w:rPr>
+              <w:t>деятельность</w:t>
+            </w:r>
+            <w:proofErr w:type="spellEnd"/>
           </w:p>
         </w:tc>
         <w:tc>
@@ -6134,6 +6403,7 @@
                 <w:szCs w:val="24"/>
               </w:rPr>
             </w:pPr>
+            <w:proofErr w:type="spellStart"/>
             <w:r>
               <w:rPr>
                 <w:rFonts w:cs="Times New Roman"/>
@@ -6143,8 +6413,33 @@
                 <w:sz w:val="24"/>
                 <w:szCs w:val="24"/>
               </w:rPr>
-              <w:t>Уровень доступа</w:t>
-            </w:r>
+              <w:t>Уровень</w:t>
+            </w:r>
+            <w:proofErr w:type="spellEnd"/>
+            <w:r>
+              <w:rPr>
+                <w:rFonts w:cs="Times New Roman"/>
+                <w:b/>
+                <w:bCs/>
+                <w:color w:val="000000" w:themeColor="text1"/>
+                <w:sz w:val="24"/>
+                <w:szCs w:val="24"/>
+              </w:rPr>
+              <w:t xml:space="preserve"> </w:t>
+            </w:r>
+            <w:proofErr w:type="spellStart"/>
+            <w:r>
+              <w:rPr>
+                <w:rFonts w:cs="Times New Roman"/>
+                <w:b/>
+                <w:bCs/>
+                <w:color w:val="000000" w:themeColor="text1"/>
+                <w:sz w:val="24"/>
+                <w:szCs w:val="24"/>
+              </w:rPr>
+              <w:t>доступа</w:t>
+            </w:r>
+            <w:proofErr w:type="spellEnd"/>
           </w:p>
         </w:tc>
       </w:tr>
@@ -6167,6 +6462,7 @@
                 <w:szCs w:val="24"/>
               </w:rPr>
             </w:pPr>
+            <w:proofErr w:type="spellStart"/>
             <w:r>
               <w:rPr>
                 <w:rFonts w:cs="Times New Roman"/>
@@ -6176,6 +6472,7 @@
               </w:rPr>
               <w:t>Посетитель</w:t>
             </w:r>
+            <w:proofErr w:type="spellEnd"/>
           </w:p>
         </w:tc>
         <w:tc>
@@ -6193,15 +6490,57 @@
                 <w:szCs w:val="24"/>
               </w:rPr>
             </w:pPr>
-            <w:r>
-              <w:rPr>
-                <w:rFonts w:cs="Times New Roman"/>
-                <w:color w:val="000000" w:themeColor="text1"/>
-                <w:sz w:val="24"/>
-                <w:szCs w:val="24"/>
-              </w:rPr>
-              <w:t>Просмотр опубликованного меню</w:t>
-            </w:r>
+            <w:proofErr w:type="spellStart"/>
+            <w:r>
+              <w:rPr>
+                <w:rFonts w:cs="Times New Roman"/>
+                <w:color w:val="000000" w:themeColor="text1"/>
+                <w:sz w:val="24"/>
+                <w:szCs w:val="24"/>
+              </w:rPr>
+              <w:t>Просмотр</w:t>
+            </w:r>
+            <w:proofErr w:type="spellEnd"/>
+            <w:r>
+              <w:rPr>
+                <w:rFonts w:cs="Times New Roman"/>
+                <w:color w:val="000000" w:themeColor="text1"/>
+                <w:sz w:val="24"/>
+                <w:szCs w:val="24"/>
+              </w:rPr>
+              <w:t xml:space="preserve"> </w:t>
+            </w:r>
+            <w:proofErr w:type="spellStart"/>
+            <w:r>
+              <w:rPr>
+                <w:rFonts w:cs="Times New Roman"/>
+                <w:color w:val="000000" w:themeColor="text1"/>
+                <w:sz w:val="24"/>
+                <w:szCs w:val="24"/>
+              </w:rPr>
+              <w:t>опубликованного</w:t>
+            </w:r>
+            <w:proofErr w:type="spellEnd"/>
+            <w:r>
+              <w:rPr>
+                <w:rFonts w:cs="Times New Roman"/>
+                <w:color w:val="000000" w:themeColor="text1"/>
+                <w:sz w:val="24"/>
+                <w:szCs w:val="24"/>
+              </w:rPr>
+              <w:t xml:space="preserve"> </w:t>
+            </w:r>
+            <w:proofErr w:type="spellStart"/>
+            <w:r>
+              <w:rPr>
+                <w:rFonts w:cs="Times New Roman"/>
+                <w:color w:val="000000" w:themeColor="text1"/>
+                <w:sz w:val="24"/>
+                <w:szCs w:val="24"/>
+              </w:rPr>
+              <w:t>меню</w:t>
+            </w:r>
+            <w:proofErr w:type="spellEnd"/>
           </w:p>
         </w:tc>
         <w:tc>
@@ -6219,15 +6558,37 @@
                 <w:szCs w:val="24"/>
               </w:rPr>
             </w:pPr>
-            <w:r>
-              <w:rPr>
-                <w:rFonts w:cs="Times New Roman"/>
-                <w:color w:val="000000" w:themeColor="text1"/>
-                <w:sz w:val="24"/>
-                <w:szCs w:val="24"/>
-              </w:rPr>
-              <w:t>Только чтение</w:t>
-            </w:r>
+            <w:proofErr w:type="spellStart"/>
+            <w:r>
+              <w:rPr>
+                <w:rFonts w:cs="Times New Roman"/>
+                <w:color w:val="000000" w:themeColor="text1"/>
+                <w:sz w:val="24"/>
+                <w:szCs w:val="24"/>
+              </w:rPr>
+              <w:t>Только</w:t>
+            </w:r>
+            <w:proofErr w:type="spellEnd"/>
+            <w:r>
+              <w:rPr>
+                <w:rFonts w:cs="Times New Roman"/>
+                <w:color w:val="000000" w:themeColor="text1"/>
+                <w:sz w:val="24"/>
+                <w:szCs w:val="24"/>
+              </w:rPr>
+              <w:t xml:space="preserve"> </w:t>
+            </w:r>
+            <w:proofErr w:type="spellStart"/>
+            <w:r>
+              <w:rPr>
+                <w:rFonts w:cs="Times New Roman"/>
+                <w:color w:val="000000" w:themeColor="text1"/>
+                <w:sz w:val="24"/>
+                <w:szCs w:val="24"/>
+              </w:rPr>
+              <w:t>чтение</w:t>
+            </w:r>
+            <w:proofErr w:type="spellEnd"/>
           </w:p>
         </w:tc>
       </w:tr>
@@ -6250,15 +6611,37 @@
                 <w:szCs w:val="24"/>
               </w:rPr>
             </w:pPr>
-            <w:r>
-              <w:rPr>
-                <w:rFonts w:cs="Times New Roman"/>
-                <w:color w:val="000000" w:themeColor="text1"/>
-                <w:sz w:val="24"/>
-                <w:szCs w:val="24"/>
-              </w:rPr>
-              <w:t>Сотрудник столовой</w:t>
-            </w:r>
+            <w:proofErr w:type="spellStart"/>
+            <w:r>
+              <w:rPr>
+                <w:rFonts w:cs="Times New Roman"/>
+                <w:color w:val="000000" w:themeColor="text1"/>
+                <w:sz w:val="24"/>
+                <w:szCs w:val="24"/>
+              </w:rPr>
+              <w:t>Сотрудник</w:t>
+            </w:r>
+            <w:proofErr w:type="spellEnd"/>
+            <w:r>
+              <w:rPr>
+                <w:rFonts w:cs="Times New Roman"/>
+                <w:color w:val="000000" w:themeColor="text1"/>
+                <w:sz w:val="24"/>
+                <w:szCs w:val="24"/>
+              </w:rPr>
+              <w:t xml:space="preserve"> </w:t>
+            </w:r>
+            <w:proofErr w:type="spellStart"/>
+            <w:r>
+              <w:rPr>
+                <w:rFonts w:cs="Times New Roman"/>
+                <w:color w:val="000000" w:themeColor="text1"/>
+                <w:sz w:val="24"/>
+                <w:szCs w:val="24"/>
+              </w:rPr>
+              <w:t>столовой</w:t>
+            </w:r>
+            <w:proofErr w:type="spellEnd"/>
           </w:p>
         </w:tc>
         <w:tc>
@@ -6304,15 +6687,37 @@
                 <w:szCs w:val="24"/>
               </w:rPr>
             </w:pPr>
-            <w:r>
-              <w:rPr>
-                <w:rFonts w:cs="Times New Roman"/>
-                <w:color w:val="000000" w:themeColor="text1"/>
-                <w:sz w:val="24"/>
-                <w:szCs w:val="24"/>
-              </w:rPr>
-              <w:t>Рабочее управление</w:t>
-            </w:r>
+            <w:proofErr w:type="spellStart"/>
+            <w:r>
+              <w:rPr>
+                <w:rFonts w:cs="Times New Roman"/>
+                <w:color w:val="000000" w:themeColor="text1"/>
+                <w:sz w:val="24"/>
+                <w:szCs w:val="24"/>
+              </w:rPr>
+              <w:t>Рабочее</w:t>
+            </w:r>
+            <w:proofErr w:type="spellEnd"/>
+            <w:r>
+              <w:rPr>
+                <w:rFonts w:cs="Times New Roman"/>
+                <w:color w:val="000000" w:themeColor="text1"/>
+                <w:sz w:val="24"/>
+                <w:szCs w:val="24"/>
+              </w:rPr>
+              <w:t xml:space="preserve"> </w:t>
+            </w:r>
+            <w:proofErr w:type="spellStart"/>
+            <w:r>
+              <w:rPr>
+                <w:rFonts w:cs="Times New Roman"/>
+                <w:color w:val="000000" w:themeColor="text1"/>
+                <w:sz w:val="24"/>
+                <w:szCs w:val="24"/>
+              </w:rPr>
+              <w:t>управление</w:t>
+            </w:r>
+            <w:proofErr w:type="spellEnd"/>
           </w:p>
         </w:tc>
       </w:tr>
@@ -6335,6 +6740,7 @@
                 <w:szCs w:val="24"/>
               </w:rPr>
             </w:pPr>
+            <w:proofErr w:type="spellStart"/>
             <w:r>
               <w:rPr>
                 <w:rFonts w:cs="Times New Roman"/>
@@ -6344,6 +6750,7 @@
               </w:rPr>
               <w:t>Администратор</w:t>
             </w:r>
+            <w:proofErr w:type="spellEnd"/>
           </w:p>
         </w:tc>
         <w:tc>
@@ -6389,15 +6796,37 @@
                 <w:szCs w:val="24"/>
               </w:rPr>
             </w:pPr>
-            <w:r>
-              <w:rPr>
-                <w:rFonts w:cs="Times New Roman"/>
-                <w:color w:val="000000" w:themeColor="text1"/>
-                <w:sz w:val="24"/>
-                <w:szCs w:val="24"/>
-              </w:rPr>
-              <w:t>Полный административный</w:t>
-            </w:r>
+            <w:proofErr w:type="spellStart"/>
+            <w:r>
+              <w:rPr>
+                <w:rFonts w:cs="Times New Roman"/>
+                <w:color w:val="000000" w:themeColor="text1"/>
+                <w:sz w:val="24"/>
+                <w:szCs w:val="24"/>
+              </w:rPr>
+              <w:t>Полный</w:t>
+            </w:r>
+            <w:proofErr w:type="spellEnd"/>
+            <w:r>
+              <w:rPr>
+                <w:rFonts w:cs="Times New Roman"/>
+                <w:color w:val="000000" w:themeColor="text1"/>
+                <w:sz w:val="24"/>
+                <w:szCs w:val="24"/>
+              </w:rPr>
+              <w:t xml:space="preserve"> </w:t>
+            </w:r>
+            <w:proofErr w:type="spellStart"/>
+            <w:r>
+              <w:rPr>
+                <w:rFonts w:cs="Times New Roman"/>
+                <w:color w:val="000000" w:themeColor="text1"/>
+                <w:sz w:val="24"/>
+                <w:szCs w:val="24"/>
+              </w:rPr>
+              <w:t>административный</w:t>
+            </w:r>
+            <w:proofErr w:type="spellEnd"/>
           </w:p>
         </w:tc>
       </w:tr>
@@ -6420,6 +6849,7 @@
                 <w:szCs w:val="24"/>
               </w:rPr>
             </w:pPr>
+            <w:proofErr w:type="spellStart"/>
             <w:r>
               <w:rPr>
                 <w:rFonts w:cs="Times New Roman"/>
@@ -6429,6 +6859,7 @@
               </w:rPr>
               <w:t>Разработчик</w:t>
             </w:r>
+            <w:proofErr w:type="spellEnd"/>
           </w:p>
         </w:tc>
         <w:tc>
@@ -6446,15 +6877,57 @@
                 <w:szCs w:val="24"/>
               </w:rPr>
             </w:pPr>
-            <w:r>
-              <w:rPr>
-                <w:rFonts w:cs="Times New Roman"/>
-                <w:color w:val="000000" w:themeColor="text1"/>
-                <w:sz w:val="24"/>
-                <w:szCs w:val="24"/>
-              </w:rPr>
-              <w:t>Разработка, миграции, тестирование</w:t>
-            </w:r>
+            <w:proofErr w:type="spellStart"/>
+            <w:r>
+              <w:rPr>
+                <w:rFonts w:cs="Times New Roman"/>
+                <w:color w:val="000000" w:themeColor="text1"/>
+                <w:sz w:val="24"/>
+                <w:szCs w:val="24"/>
+              </w:rPr>
+              <w:t>Разработка</w:t>
+            </w:r>
+            <w:proofErr w:type="spellEnd"/>
+            <w:r>
+              <w:rPr>
+                <w:rFonts w:cs="Times New Roman"/>
+                <w:color w:val="000000" w:themeColor="text1"/>
+                <w:sz w:val="24"/>
+                <w:szCs w:val="24"/>
+              </w:rPr>
+              <w:t xml:space="preserve">, </w:t>
+            </w:r>
+            <w:proofErr w:type="spellStart"/>
+            <w:r>
+              <w:rPr>
+                <w:rFonts w:cs="Times New Roman"/>
+                <w:color w:val="000000" w:themeColor="text1"/>
+                <w:sz w:val="24"/>
+                <w:szCs w:val="24"/>
+              </w:rPr>
+              <w:t>миграции</w:t>
+            </w:r>
+            <w:proofErr w:type="spellEnd"/>
+            <w:r>
+              <w:rPr>
+                <w:rFonts w:cs="Times New Roman"/>
+                <w:color w:val="000000" w:themeColor="text1"/>
+                <w:sz w:val="24"/>
+                <w:szCs w:val="24"/>
+              </w:rPr>
+              <w:t xml:space="preserve">, </w:t>
+            </w:r>
+            <w:proofErr w:type="spellStart"/>
+            <w:r>
+              <w:rPr>
+                <w:rFonts w:cs="Times New Roman"/>
+                <w:color w:val="000000" w:themeColor="text1"/>
+                <w:sz w:val="24"/>
+                <w:szCs w:val="24"/>
+              </w:rPr>
+              <w:t>тестирование</w:t>
+            </w:r>
+            <w:proofErr w:type="spellEnd"/>
           </w:p>
         </w:tc>
         <w:tc>
@@ -6561,15 +7034,7 @@
           <w:color w:val="000000" w:themeColor="text1"/>
           <w:lang w:val="ru-RU"/>
         </w:rPr>
-        <w:t>Определяет н</w:t>
-      </w:r>
-      <w:r>
-        <w:rPr>
-          <w:rFonts w:cs="Times New Roman"/>
-          <w:color w:val="000000" w:themeColor="text1"/>
-          <w:lang w:val="ru-RU"/>
-        </w:rPr>
-        <w:t>азвание, категорию, цену и размер порции.</w:t>
+        <w:t>Определяет название, категорию, цену и размер порции.</w:t>
       </w:r>
     </w:p>
     <w:p>
@@ -6674,15 +7139,7 @@
           <w:lang w:val="ru-RU"/>
         </w:rPr>
         <w:lastRenderedPageBreak/>
-        <w:t>3.4 Пр</w:t>
-      </w:r>
-      <w:r>
-        <w:rPr>
-          <w:rFonts w:ascii="Times New Roman" w:hAnsi="Times New Roman" w:cs="Times New Roman"/>
-          <w:color w:val="000000" w:themeColor="text1"/>
-          <w:lang w:val="ru-RU"/>
-        </w:rPr>
-        <w:t>облемы автоматизируемого процесса</w:t>
+        <w:t>3.4 Проблемы автоматизируемого процесса</w:t>
       </w:r>
       <w:bookmarkEnd w:id="14"/>
     </w:p>
@@ -6783,15 +7240,7 @@
           <w:color w:val="000000" w:themeColor="text1"/>
           <w:lang w:val="ru-RU"/>
         </w:rPr>
-        <w:t xml:space="preserve">• сложность контроля </w:t>
-      </w:r>
-      <w:r>
-        <w:rPr>
-          <w:rFonts w:cs="Times New Roman"/>
-          <w:color w:val="000000" w:themeColor="text1"/>
-          <w:lang w:val="ru-RU"/>
-        </w:rPr>
-        <w:t>обязательных полей;</w:t>
+        <w:t>• сложность контроля обязательных полей;</w:t>
       </w:r>
     </w:p>
     <w:p>
@@ -6850,15 +7299,7 @@
           <w:color w:val="000000" w:themeColor="text1"/>
           <w:lang w:val="ru-RU"/>
         </w:rPr>
-        <w:t>После внедрения АС данные о блюдах хранятся централизованно, меню связывается с датой, а состав меню формируется из запис</w:t>
-      </w:r>
-      <w:r>
-        <w:rPr>
-          <w:rFonts w:cs="Times New Roman"/>
-          <w:color w:val="000000" w:themeColor="text1"/>
-          <w:lang w:val="ru-RU"/>
-        </w:rPr>
-        <w:t>ей БД. Проверка полей выполняется средствами приложения и ограничениями БД. Изменения структуры данных управляются миграциями, благодаря чему состояние схемы БД воспроизводимо для разработчиков и тестовой среды.</w:t>
+        <w:t>После внедрения АС данные о блюдах хранятся централизованно, меню связывается с датой, а состав меню формируется из записей БД. Проверка полей выполняется средствами приложения и ограничениями БД. Изменения структуры данных управляются миграциями, благодаря чему состояние схемы БД воспроизводимо для разработчиков и тестовой среды.</w:t>
       </w:r>
     </w:p>
     <w:p>
@@ -6930,15 +7371,7 @@
           <w:color w:val="000000" w:themeColor="text1"/>
           <w:lang w:val="ru-RU"/>
         </w:rPr>
-        <w:t>4.</w:t>
-      </w:r>
-      <w:r>
-        <w:rPr>
-          <w:rFonts w:ascii="Times New Roman" w:hAnsi="Times New Roman" w:cs="Times New Roman"/>
-          <w:color w:val="000000" w:themeColor="text1"/>
-          <w:lang w:val="ru-RU"/>
-        </w:rPr>
-        <w:t>1 Требования к структуре АС в целом</w:t>
+        <w:t>4.1 Требования к структуре АС в целом</w:t>
       </w:r>
       <w:bookmarkEnd w:id="17"/>
     </w:p>
@@ -7012,6 +7445,7 @@
                 <w:szCs w:val="24"/>
               </w:rPr>
             </w:pPr>
+            <w:proofErr w:type="spellStart"/>
             <w:r>
               <w:rPr>
                 <w:rFonts w:cs="Times New Roman"/>
@@ -7021,19 +7455,9 @@
                 <w:sz w:val="24"/>
                 <w:szCs w:val="24"/>
               </w:rPr>
-              <w:t>Ко</w:t>
-            </w:r>
-            <w:r>
-              <w:rPr>
-                <w:rFonts w:cs="Times New Roman"/>
-                <w:b/>
-                <w:bCs/>
-                <w:color w:val="000000" w:themeColor="text1"/>
-                <w:sz w:val="24"/>
-                <w:szCs w:val="24"/>
-              </w:rPr>
-              <w:t>мпонент</w:t>
-            </w:r>
+              <w:t>Компонент</w:t>
+            </w:r>
+            <w:proofErr w:type="spellEnd"/>
           </w:p>
         </w:tc>
         <w:tc>
@@ -7054,6 +7478,7 @@
                 <w:szCs w:val="24"/>
               </w:rPr>
             </w:pPr>
+            <w:proofErr w:type="spellStart"/>
             <w:r>
               <w:rPr>
                 <w:rFonts w:cs="Times New Roman"/>
@@ -7065,6 +7490,7 @@
               </w:rPr>
               <w:t>Назначение</w:t>
             </w:r>
+            <w:proofErr w:type="spellEnd"/>
           </w:p>
         </w:tc>
         <w:tc>
@@ -7085,6 +7511,7 @@
                 <w:szCs w:val="24"/>
               </w:rPr>
             </w:pPr>
+            <w:proofErr w:type="spellStart"/>
             <w:r>
               <w:rPr>
                 <w:rFonts w:cs="Times New Roman"/>
@@ -7094,8 +7521,33 @@
                 <w:sz w:val="24"/>
                 <w:szCs w:val="24"/>
               </w:rPr>
-              <w:t>Минимальная реализация</w:t>
-            </w:r>
+              <w:t>Минимальная</w:t>
+            </w:r>
+            <w:proofErr w:type="spellEnd"/>
+            <w:r>
+              <w:rPr>
+                <w:rFonts w:cs="Times New Roman"/>
+                <w:b/>
+                <w:bCs/>
+                <w:color w:val="000000" w:themeColor="text1"/>
+                <w:sz w:val="24"/>
+                <w:szCs w:val="24"/>
+              </w:rPr>
+              <w:t xml:space="preserve"> </w:t>
+            </w:r>
+            <w:proofErr w:type="spellStart"/>
+            <w:r>
+              <w:rPr>
+                <w:rFonts w:cs="Times New Roman"/>
+                <w:b/>
+                <w:bCs/>
+                <w:color w:val="000000" w:themeColor="text1"/>
+                <w:sz w:val="24"/>
+                <w:szCs w:val="24"/>
+              </w:rPr>
+              <w:t>реализация</w:t>
+            </w:r>
+            <w:proofErr w:type="spellEnd"/>
           </w:p>
         </w:tc>
       </w:tr>
@@ -7124,8 +7576,19 @@
                 <w:sz w:val="24"/>
                 <w:szCs w:val="24"/>
               </w:rPr>
-              <w:t>Web-интерфейс</w:t>
-            </w:r>
+              <w:t>Web-</w:t>
+            </w:r>
+            <w:proofErr w:type="spellStart"/>
+            <w:r>
+              <w:rPr>
+                <w:rFonts w:cs="Times New Roman"/>
+                <w:color w:val="000000" w:themeColor="text1"/>
+                <w:sz w:val="24"/>
+                <w:szCs w:val="24"/>
+              </w:rPr>
+              <w:t>интерфейс</w:t>
+            </w:r>
+            <w:proofErr w:type="spellEnd"/>
           </w:p>
         </w:tc>
         <w:tc>
@@ -7142,15 +7605,57 @@
                 <w:szCs w:val="24"/>
               </w:rPr>
             </w:pPr>
-            <w:r>
-              <w:rPr>
-                <w:rFonts w:cs="Times New Roman"/>
-                <w:color w:val="000000" w:themeColor="text1"/>
-                <w:sz w:val="24"/>
-                <w:szCs w:val="24"/>
-              </w:rPr>
-              <w:t>Отображение и ввод данных</w:t>
-            </w:r>
+            <w:proofErr w:type="spellStart"/>
+            <w:r>
+              <w:rPr>
+                <w:rFonts w:cs="Times New Roman"/>
+                <w:color w:val="000000" w:themeColor="text1"/>
+                <w:sz w:val="24"/>
+                <w:szCs w:val="24"/>
+              </w:rPr>
+              <w:t>Отображение</w:t>
+            </w:r>
+            <w:proofErr w:type="spellEnd"/>
+            <w:r>
+              <w:rPr>
+                <w:rFonts w:cs="Times New Roman"/>
+                <w:color w:val="000000" w:themeColor="text1"/>
+                <w:sz w:val="24"/>
+                <w:szCs w:val="24"/>
+              </w:rPr>
+              <w:t xml:space="preserve"> и </w:t>
+            </w:r>
+            <w:proofErr w:type="spellStart"/>
+            <w:r>
+              <w:rPr>
+                <w:rFonts w:cs="Times New Roman"/>
+                <w:color w:val="000000" w:themeColor="text1"/>
+                <w:sz w:val="24"/>
+                <w:szCs w:val="24"/>
+              </w:rPr>
+              <w:t>ввод</w:t>
+            </w:r>
+            <w:proofErr w:type="spellEnd"/>
+            <w:r>
+              <w:rPr>
+                <w:rFonts w:cs="Times New Roman"/>
+                <w:color w:val="000000" w:themeColor="text1"/>
+                <w:sz w:val="24"/>
+                <w:szCs w:val="24"/>
+              </w:rPr>
+              <w:t xml:space="preserve"> </w:t>
+            </w:r>
+            <w:proofErr w:type="spellStart"/>
+            <w:r>
+              <w:rPr>
+                <w:rFonts w:cs="Times New Roman"/>
+                <w:color w:val="000000" w:themeColor="text1"/>
+                <w:sz w:val="24"/>
+                <w:szCs w:val="24"/>
+              </w:rPr>
+              <w:t>данных</w:t>
+            </w:r>
+            <w:proofErr w:type="spellEnd"/>
           </w:p>
         </w:tc>
         <w:tc>
@@ -7227,15 +7732,37 @@
                 <w:szCs w:val="24"/>
               </w:rPr>
             </w:pPr>
-            <w:r>
-              <w:rPr>
-                <w:rFonts w:cs="Times New Roman"/>
-                <w:color w:val="000000" w:themeColor="text1"/>
-                <w:sz w:val="24"/>
-                <w:szCs w:val="24"/>
-              </w:rPr>
-              <w:t>Сервер приложения</w:t>
-            </w:r>
+            <w:proofErr w:type="spellStart"/>
+            <w:r>
+              <w:rPr>
+                <w:rFonts w:cs="Times New Roman"/>
+                <w:color w:val="000000" w:themeColor="text1"/>
+                <w:sz w:val="24"/>
+                <w:szCs w:val="24"/>
+              </w:rPr>
+              <w:t>Сервер</w:t>
+            </w:r>
+            <w:proofErr w:type="spellEnd"/>
+            <w:r>
+              <w:rPr>
+                <w:rFonts w:cs="Times New Roman"/>
+                <w:color w:val="000000" w:themeColor="text1"/>
+                <w:sz w:val="24"/>
+                <w:szCs w:val="24"/>
+              </w:rPr>
+              <w:t xml:space="preserve"> </w:t>
+            </w:r>
+            <w:proofErr w:type="spellStart"/>
+            <w:r>
+              <w:rPr>
+                <w:rFonts w:cs="Times New Roman"/>
+                <w:color w:val="000000" w:themeColor="text1"/>
+                <w:sz w:val="24"/>
+                <w:szCs w:val="24"/>
+              </w:rPr>
+              <w:t>приложения</w:t>
+            </w:r>
+            <w:proofErr w:type="spellEnd"/>
           </w:p>
         </w:tc>
         <w:tc>
@@ -7252,15 +7779,37 @@
                 <w:szCs w:val="24"/>
               </w:rPr>
             </w:pPr>
-            <w:r>
-              <w:rPr>
-                <w:rFonts w:cs="Times New Roman"/>
-                <w:color w:val="000000" w:themeColor="text1"/>
-                <w:sz w:val="24"/>
-                <w:szCs w:val="24"/>
-              </w:rPr>
-              <w:t>Бизнес-логика и авторизация</w:t>
-            </w:r>
+            <w:proofErr w:type="spellStart"/>
+            <w:r>
+              <w:rPr>
+                <w:rFonts w:cs="Times New Roman"/>
+                <w:color w:val="000000" w:themeColor="text1"/>
+                <w:sz w:val="24"/>
+                <w:szCs w:val="24"/>
+              </w:rPr>
+              <w:t>Бизнес-логика</w:t>
+            </w:r>
+            <w:proofErr w:type="spellEnd"/>
+            <w:r>
+              <w:rPr>
+                <w:rFonts w:cs="Times New Roman"/>
+                <w:color w:val="000000" w:themeColor="text1"/>
+                <w:sz w:val="24"/>
+                <w:szCs w:val="24"/>
+              </w:rPr>
+              <w:t xml:space="preserve"> и </w:t>
+            </w:r>
+            <w:proofErr w:type="spellStart"/>
+            <w:r>
+              <w:rPr>
+                <w:rFonts w:cs="Times New Roman"/>
+                <w:color w:val="000000" w:themeColor="text1"/>
+                <w:sz w:val="24"/>
+                <w:szCs w:val="24"/>
+              </w:rPr>
+              <w:t>авторизация</w:t>
+            </w:r>
+            <w:proofErr w:type="spellEnd"/>
           </w:p>
         </w:tc>
         <w:tc>
@@ -7307,14 +7856,45 @@
                 <w:szCs w:val="24"/>
               </w:rPr>
             </w:pPr>
-            <w:r>
-              <w:rPr>
-                <w:rFonts w:cs="Times New Roman"/>
-                <w:color w:val="000000" w:themeColor="text1"/>
-                <w:sz w:val="24"/>
-                <w:szCs w:val="24"/>
-              </w:rPr>
-              <w:t>Слой доступа к БД</w:t>
+            <w:proofErr w:type="spellStart"/>
+            <w:r>
+              <w:rPr>
+                <w:rFonts w:cs="Times New Roman"/>
+                <w:color w:val="000000" w:themeColor="text1"/>
+                <w:sz w:val="24"/>
+                <w:szCs w:val="24"/>
+              </w:rPr>
+              <w:t>Слой</w:t>
+            </w:r>
+            <w:proofErr w:type="spellEnd"/>
+            <w:r>
+              <w:rPr>
+                <w:rFonts w:cs="Times New Roman"/>
+                <w:color w:val="000000" w:themeColor="text1"/>
+                <w:sz w:val="24"/>
+                <w:szCs w:val="24"/>
+              </w:rPr>
+              <w:t xml:space="preserve"> </w:t>
+            </w:r>
+            <w:proofErr w:type="spellStart"/>
+            <w:r>
+              <w:rPr>
+                <w:rFonts w:cs="Times New Roman"/>
+                <w:color w:val="000000" w:themeColor="text1"/>
+                <w:sz w:val="24"/>
+                <w:szCs w:val="24"/>
+              </w:rPr>
+              <w:t>доступа</w:t>
+            </w:r>
+            <w:proofErr w:type="spellEnd"/>
+            <w:r>
+              <w:rPr>
+                <w:rFonts w:cs="Times New Roman"/>
+                <w:color w:val="000000" w:themeColor="text1"/>
+                <w:sz w:val="24"/>
+                <w:szCs w:val="24"/>
+              </w:rPr>
+              <w:t xml:space="preserve"> к БД</w:t>
             </w:r>
           </w:p>
         </w:tc>
@@ -7332,15 +7912,37 @@
                 <w:szCs w:val="24"/>
               </w:rPr>
             </w:pPr>
-            <w:r>
-              <w:rPr>
-                <w:rFonts w:cs="Times New Roman"/>
-                <w:color w:val="000000" w:themeColor="text1"/>
-                <w:sz w:val="24"/>
-                <w:szCs w:val="24"/>
-              </w:rPr>
-              <w:t>Работа с сущностями</w:t>
-            </w:r>
+            <w:proofErr w:type="spellStart"/>
+            <w:r>
+              <w:rPr>
+                <w:rFonts w:cs="Times New Roman"/>
+                <w:color w:val="000000" w:themeColor="text1"/>
+                <w:sz w:val="24"/>
+                <w:szCs w:val="24"/>
+              </w:rPr>
+              <w:t>Работа</w:t>
+            </w:r>
+            <w:proofErr w:type="spellEnd"/>
+            <w:r>
+              <w:rPr>
+                <w:rFonts w:cs="Times New Roman"/>
+                <w:color w:val="000000" w:themeColor="text1"/>
+                <w:sz w:val="24"/>
+                <w:szCs w:val="24"/>
+              </w:rPr>
+              <w:t xml:space="preserve"> с </w:t>
+            </w:r>
+            <w:proofErr w:type="spellStart"/>
+            <w:r>
+              <w:rPr>
+                <w:rFonts w:cs="Times New Roman"/>
+                <w:color w:val="000000" w:themeColor="text1"/>
+                <w:sz w:val="24"/>
+                <w:szCs w:val="24"/>
+              </w:rPr>
+              <w:t>сущностями</w:t>
+            </w:r>
+            <w:proofErr w:type="spellEnd"/>
           </w:p>
         </w:tc>
         <w:tc>
@@ -7357,6 +7959,7 @@
                 <w:szCs w:val="24"/>
               </w:rPr>
             </w:pPr>
+            <w:proofErr w:type="spellStart"/>
             <w:r>
               <w:rPr>
                 <w:rFonts w:cs="Times New Roman"/>
@@ -7366,6 +7969,7 @@
               </w:rPr>
               <w:t>SQLAlchemy</w:t>
             </w:r>
+            <w:proofErr w:type="spellEnd"/>
           </w:p>
         </w:tc>
       </w:tr>
@@ -7387,14 +7991,25 @@
                 <w:szCs w:val="24"/>
               </w:rPr>
             </w:pPr>
-            <w:r>
-              <w:rPr>
-                <w:rFonts w:cs="Times New Roman"/>
-                <w:color w:val="000000" w:themeColor="text1"/>
-                <w:sz w:val="24"/>
-                <w:szCs w:val="24"/>
-              </w:rPr>
-              <w:t>Реляционная БД</w:t>
+            <w:proofErr w:type="spellStart"/>
+            <w:r>
+              <w:rPr>
+                <w:rFonts w:cs="Times New Roman"/>
+                <w:color w:val="000000" w:themeColor="text1"/>
+                <w:sz w:val="24"/>
+                <w:szCs w:val="24"/>
+              </w:rPr>
+              <w:t>Реляционная</w:t>
+            </w:r>
+            <w:proofErr w:type="spellEnd"/>
+            <w:r>
+              <w:rPr>
+                <w:rFonts w:cs="Times New Roman"/>
+                <w:color w:val="000000" w:themeColor="text1"/>
+                <w:sz w:val="24"/>
+                <w:szCs w:val="24"/>
+              </w:rPr>
+              <w:t xml:space="preserve"> БД</w:t>
             </w:r>
           </w:p>
         </w:tc>
@@ -7412,15 +8027,37 @@
                 <w:szCs w:val="24"/>
               </w:rPr>
             </w:pPr>
-            <w:r>
-              <w:rPr>
-                <w:rFonts w:cs="Times New Roman"/>
-                <w:color w:val="000000" w:themeColor="text1"/>
-                <w:sz w:val="24"/>
-                <w:szCs w:val="24"/>
-              </w:rPr>
-              <w:t>Постоянное хранение</w:t>
-            </w:r>
+            <w:proofErr w:type="spellStart"/>
+            <w:r>
+              <w:rPr>
+                <w:rFonts w:cs="Times New Roman"/>
+                <w:color w:val="000000" w:themeColor="text1"/>
+                <w:sz w:val="24"/>
+                <w:szCs w:val="24"/>
+              </w:rPr>
+              <w:t>Постоянное</w:t>
+            </w:r>
+            <w:proofErr w:type="spellEnd"/>
+            <w:r>
+              <w:rPr>
+                <w:rFonts w:cs="Times New Roman"/>
+                <w:color w:val="000000" w:themeColor="text1"/>
+                <w:sz w:val="24"/>
+                <w:szCs w:val="24"/>
+              </w:rPr>
+              <w:t xml:space="preserve"> </w:t>
+            </w:r>
+            <w:proofErr w:type="spellStart"/>
+            <w:r>
+              <w:rPr>
+                <w:rFonts w:cs="Times New Roman"/>
+                <w:color w:val="000000" w:themeColor="text1"/>
+                <w:sz w:val="24"/>
+                <w:szCs w:val="24"/>
+              </w:rPr>
+              <w:t>хранение</w:t>
+            </w:r>
+            <w:proofErr w:type="spellEnd"/>
           </w:p>
         </w:tc>
         <w:tc>
@@ -7467,6 +8104,7 @@
                 <w:szCs w:val="24"/>
               </w:rPr>
             </w:pPr>
+            <w:proofErr w:type="spellStart"/>
             <w:r>
               <w:rPr>
                 <w:rFonts w:cs="Times New Roman"/>
@@ -7476,6 +8114,7 @@
               </w:rPr>
               <w:t>Миграции</w:t>
             </w:r>
+            <w:proofErr w:type="spellEnd"/>
           </w:p>
         </w:tc>
         <w:tc>
@@ -7492,15 +8131,37 @@
                 <w:szCs w:val="24"/>
               </w:rPr>
             </w:pPr>
-            <w:r>
-              <w:rPr>
-                <w:rFonts w:cs="Times New Roman"/>
-                <w:color w:val="000000" w:themeColor="text1"/>
-                <w:sz w:val="24"/>
-                <w:szCs w:val="24"/>
-              </w:rPr>
-              <w:t>Версионирование схемы</w:t>
-            </w:r>
+            <w:proofErr w:type="spellStart"/>
+            <w:r>
+              <w:rPr>
+                <w:rFonts w:cs="Times New Roman"/>
+                <w:color w:val="000000" w:themeColor="text1"/>
+                <w:sz w:val="24"/>
+                <w:szCs w:val="24"/>
+              </w:rPr>
+              <w:t>Версионирование</w:t>
+            </w:r>
+            <w:proofErr w:type="spellEnd"/>
+            <w:r>
+              <w:rPr>
+                <w:rFonts w:cs="Times New Roman"/>
+                <w:color w:val="000000" w:themeColor="text1"/>
+                <w:sz w:val="24"/>
+                <w:szCs w:val="24"/>
+              </w:rPr>
+              <w:t xml:space="preserve"> </w:t>
+            </w:r>
+            <w:proofErr w:type="spellStart"/>
+            <w:r>
+              <w:rPr>
+                <w:rFonts w:cs="Times New Roman"/>
+                <w:color w:val="000000" w:themeColor="text1"/>
+                <w:sz w:val="24"/>
+                <w:szCs w:val="24"/>
+              </w:rPr>
+              <w:t>схемы</w:t>
+            </w:r>
+            <w:proofErr w:type="spellEnd"/>
           </w:p>
         </w:tc>
         <w:tc>
@@ -7547,15 +8208,37 @@
                 <w:szCs w:val="24"/>
               </w:rPr>
             </w:pPr>
-            <w:r>
-              <w:rPr>
-                <w:rFonts w:cs="Times New Roman"/>
-                <w:color w:val="000000" w:themeColor="text1"/>
-                <w:sz w:val="24"/>
-                <w:szCs w:val="24"/>
-              </w:rPr>
-              <w:t>Контроль версий</w:t>
-            </w:r>
+            <w:proofErr w:type="spellStart"/>
+            <w:r>
+              <w:rPr>
+                <w:rFonts w:cs="Times New Roman"/>
+                <w:color w:val="000000" w:themeColor="text1"/>
+                <w:sz w:val="24"/>
+                <w:szCs w:val="24"/>
+              </w:rPr>
+              <w:t>Контроль</w:t>
+            </w:r>
+            <w:proofErr w:type="spellEnd"/>
+            <w:r>
+              <w:rPr>
+                <w:rFonts w:cs="Times New Roman"/>
+                <w:color w:val="000000" w:themeColor="text1"/>
+                <w:sz w:val="24"/>
+                <w:szCs w:val="24"/>
+              </w:rPr>
+              <w:t xml:space="preserve"> </w:t>
+            </w:r>
+            <w:proofErr w:type="spellStart"/>
+            <w:r>
+              <w:rPr>
+                <w:rFonts w:cs="Times New Roman"/>
+                <w:color w:val="000000" w:themeColor="text1"/>
+                <w:sz w:val="24"/>
+                <w:szCs w:val="24"/>
+              </w:rPr>
+              <w:t>версий</w:t>
+            </w:r>
+            <w:proofErr w:type="spellEnd"/>
           </w:p>
         </w:tc>
         <w:tc>
@@ -7572,15 +8255,37 @@
                 <w:szCs w:val="24"/>
               </w:rPr>
             </w:pPr>
-            <w:r>
-              <w:rPr>
-                <w:rFonts w:cs="Times New Roman"/>
-                <w:color w:val="000000" w:themeColor="text1"/>
-                <w:sz w:val="24"/>
-                <w:szCs w:val="24"/>
-              </w:rPr>
-              <w:t>История разработки</w:t>
-            </w:r>
+            <w:proofErr w:type="spellStart"/>
+            <w:r>
+              <w:rPr>
+                <w:rFonts w:cs="Times New Roman"/>
+                <w:color w:val="000000" w:themeColor="text1"/>
+                <w:sz w:val="24"/>
+                <w:szCs w:val="24"/>
+              </w:rPr>
+              <w:t>История</w:t>
+            </w:r>
+            <w:proofErr w:type="spellEnd"/>
+            <w:r>
+              <w:rPr>
+                <w:rFonts w:cs="Times New Roman"/>
+                <w:color w:val="000000" w:themeColor="text1"/>
+                <w:sz w:val="24"/>
+                <w:szCs w:val="24"/>
+              </w:rPr>
+              <w:t xml:space="preserve"> </w:t>
+            </w:r>
+            <w:proofErr w:type="spellStart"/>
+            <w:r>
+              <w:rPr>
+                <w:rFonts w:cs="Times New Roman"/>
+                <w:color w:val="000000" w:themeColor="text1"/>
+                <w:sz w:val="24"/>
+                <w:szCs w:val="24"/>
+              </w:rPr>
+              <w:t>разработки</w:t>
+            </w:r>
+            <w:proofErr w:type="spellEnd"/>
           </w:p>
         </w:tc>
         <w:tc>
@@ -7625,9 +8330,34 @@
           <w:rFonts w:ascii="Times New Roman" w:hAnsi="Times New Roman" w:cs="Times New Roman"/>
           <w:color w:val="000000" w:themeColor="text1"/>
         </w:rPr>
-        <w:t>4.1.1 Режимы функционирования</w:t>
+        <w:t xml:space="preserve">4.1.1 </w:t>
+      </w:r>
+      <w:proofErr w:type="spellStart"/>
+      <w:r>
+        <w:rPr>
+          <w:rFonts w:ascii="Times New Roman" w:hAnsi="Times New Roman" w:cs="Times New Roman"/>
+          <w:color w:val="000000" w:themeColor="text1"/>
+        </w:rPr>
+        <w:t>Режимы</w:t>
+      </w:r>
+      <w:proofErr w:type="spellEnd"/>
+      <w:r>
+        <w:rPr>
+          <w:rFonts w:ascii="Times New Roman" w:hAnsi="Times New Roman" w:cs="Times New Roman"/>
+          <w:color w:val="000000" w:themeColor="text1"/>
+        </w:rPr>
+        <w:t xml:space="preserve"> </w:t>
+      </w:r>
+      <w:proofErr w:type="spellStart"/>
+      <w:r>
+        <w:rPr>
+          <w:rFonts w:ascii="Times New Roman" w:hAnsi="Times New Roman" w:cs="Times New Roman"/>
+          <w:color w:val="000000" w:themeColor="text1"/>
+        </w:rPr>
+        <w:t>функционирования</w:t>
       </w:r>
       <w:bookmarkEnd w:id="18"/>
+      <w:proofErr w:type="spellEnd"/>
     </w:p>
     <w:p>
       <w:pPr>
@@ -7666,15 +8396,7 @@
           <w:color w:val="000000" w:themeColor="text1"/>
           <w:lang w:val="ru-RU"/>
         </w:rPr>
-        <w:t xml:space="preserve">• режим разработки — локальный запуск </w:t>
-      </w:r>
-      <w:r>
-        <w:rPr>
-          <w:rFonts w:cs="Times New Roman"/>
-          <w:color w:val="000000" w:themeColor="text1"/>
-          <w:lang w:val="ru-RU"/>
-        </w:rPr>
-        <w:t>приложения и БД с применением миграций;</w:t>
+        <w:t>• режим разработки — локальный запуск приложения и БД с применением миграций;</w:t>
       </w:r>
     </w:p>
     <w:p>
@@ -7734,15 +8456,7 @@
           <w:color w:val="000000" w:themeColor="text1"/>
           <w:lang w:val="ru-RU"/>
         </w:rPr>
-        <w:t>4.1.2 Взаимодействие ком</w:t>
-      </w:r>
-      <w:r>
-        <w:rPr>
-          <w:rFonts w:ascii="Times New Roman" w:hAnsi="Times New Roman" w:cs="Times New Roman"/>
-          <w:color w:val="000000" w:themeColor="text1"/>
-          <w:lang w:val="ru-RU"/>
-        </w:rPr>
-        <w:t>понентов</w:t>
+        <w:t>4.1.2 Взаимодействие компонентов</w:t>
       </w:r>
       <w:bookmarkEnd w:id="19"/>
     </w:p>
@@ -7791,15 +8505,7 @@
           <w:color w:val="000000" w:themeColor="text1"/>
           <w:lang w:val="ru-RU"/>
         </w:rPr>
-        <w:t>. Результат возвращается в интерфейс. Прямой доступ посетителя к БД не допускается. Миграции выполняются</w:t>
-      </w:r>
-      <w:r>
-        <w:rPr>
-          <w:rFonts w:cs="Times New Roman"/>
-          <w:color w:val="000000" w:themeColor="text1"/>
-          <w:lang w:val="ru-RU"/>
-        </w:rPr>
-        <w:t xml:space="preserve"> отдельно командой разработчика или процессом развертывания.</w:t>
+        <w:t>. Результат возвращается в интерфейс. Прямой доступ посетителя к БД не допускается. Миграции выполняются отдельно командой разработчика или процессом развертывания.</w:t>
       </w:r>
     </w:p>
     <w:p>
@@ -7839,15 +8545,7 @@
           <w:color w:val="000000" w:themeColor="text1"/>
           <w:lang w:val="ru-RU"/>
         </w:rPr>
-        <w:t xml:space="preserve">Специальная горизонтальная масштабируемость не требуется. Система должна сохранять работоспособность при типичном для столовой числе пользователей. Допускается </w:t>
-      </w:r>
-      <w:r>
-        <w:rPr>
-          <w:rFonts w:cs="Times New Roman"/>
-          <w:color w:val="000000" w:themeColor="text1"/>
-          <w:lang w:val="ru-RU"/>
-        </w:rPr>
-        <w:t>одновременная работа нескольких сотрудников при условии, что изменения одной записи не приводят к повреждению другой записи.</w:t>
+        <w:t>Специальная горизонтальная масштабируемость не требуется. Система должна сохранять работоспособность при типичном для столовой числе пользователей. Допускается одновременная работа нескольких сотрудников при условии, что изменения одной записи не приводят к повреждению другой записи.</w:t>
       </w:r>
     </w:p>
     <w:p>
@@ -7887,271 +8585,7 @@
           <w:color w:val="000000" w:themeColor="text1"/>
           <w:lang w:val="ru-RU"/>
         </w:rPr>
-        <w:t>4</w:t>
-      </w:r>
-      <w:r>
-        <w:rPr>
-          <w:rFonts w:ascii="Times New Roman" w:hAnsi="Times New Roman" w:cs="Times New Roman"/>
-          <w:color w:val="000000" w:themeColor="text1"/>
-          <w:lang w:val="ru-RU"/>
-        </w:rPr>
-        <w:t>.</w:t>
-      </w:r>
-      <w:r>
-        <w:rPr>
-          <w:rFonts w:ascii="Times New Roman" w:hAnsi="Times New Roman" w:cs="Times New Roman"/>
-          <w:color w:val="000000" w:themeColor="text1"/>
-          <w:lang w:val="ru-RU"/>
-        </w:rPr>
-        <w:t>2</w:t>
-      </w:r>
-      <w:r>
-        <w:rPr>
-          <w:rFonts w:ascii="Times New Roman" w:hAnsi="Times New Roman" w:cs="Times New Roman"/>
-          <w:color w:val="000000" w:themeColor="text1"/>
-          <w:lang w:val="ru-RU"/>
-        </w:rPr>
-        <w:t>.</w:t>
-      </w:r>
-      <w:r>
-        <w:rPr>
-          <w:rFonts w:ascii="Times New Roman" w:hAnsi="Times New Roman" w:cs="Times New Roman"/>
-          <w:color w:val="000000" w:themeColor="text1"/>
-          <w:lang w:val="ru-RU"/>
-        </w:rPr>
-        <w:t>1</w:t>
-      </w:r>
-      <w:r>
-        <w:rPr>
-          <w:rFonts w:ascii="Times New Roman" w:hAnsi="Times New Roman" w:cs="Times New Roman"/>
-          <w:color w:val="000000" w:themeColor="text1"/>
-          <w:lang w:val="ru-RU"/>
-        </w:rPr>
-        <w:t xml:space="preserve"> </w:t>
-      </w:r>
-      <w:r>
-        <w:rPr>
-          <w:rFonts w:ascii="Times New Roman" w:hAnsi="Times New Roman" w:cs="Times New Roman"/>
-          <w:color w:val="000000" w:themeColor="text1"/>
-          <w:lang w:val="ru-RU"/>
-        </w:rPr>
-        <w:t>А</w:t>
-      </w:r>
-      <w:r>
-        <w:rPr>
-          <w:rFonts w:ascii="Times New Roman" w:hAnsi="Times New Roman" w:cs="Times New Roman"/>
-          <w:color w:val="000000" w:themeColor="text1"/>
-          <w:lang w:val="ru-RU"/>
-        </w:rPr>
-        <w:t>в</w:t>
-      </w:r>
-      <w:r>
-        <w:rPr>
-          <w:rFonts w:ascii="Times New Roman" w:hAnsi="Times New Roman" w:cs="Times New Roman"/>
-          <w:color w:val="000000" w:themeColor="text1"/>
-          <w:lang w:val="ru-RU"/>
-        </w:rPr>
-        <w:t>т</w:t>
-      </w:r>
-      <w:r>
-        <w:rPr>
-          <w:rFonts w:ascii="Times New Roman" w:hAnsi="Times New Roman" w:cs="Times New Roman"/>
-          <w:color w:val="000000" w:themeColor="text1"/>
-          <w:lang w:val="ru-RU"/>
-        </w:rPr>
-        <w:t>о</w:t>
-      </w:r>
-      <w:r>
-        <w:rPr>
-          <w:rFonts w:ascii="Times New Roman" w:hAnsi="Times New Roman" w:cs="Times New Roman"/>
-          <w:color w:val="000000" w:themeColor="text1"/>
-          <w:lang w:val="ru-RU"/>
-        </w:rPr>
-        <w:t>р</w:t>
-      </w:r>
-      <w:r>
-        <w:rPr>
-          <w:rFonts w:ascii="Times New Roman" w:hAnsi="Times New Roman" w:cs="Times New Roman"/>
-          <w:color w:val="000000" w:themeColor="text1"/>
-          <w:lang w:val="ru-RU"/>
-        </w:rPr>
-        <w:t>и</w:t>
-      </w:r>
-      <w:r>
-        <w:rPr>
-          <w:rFonts w:ascii="Times New Roman" w:hAnsi="Times New Roman" w:cs="Times New Roman"/>
-          <w:color w:val="000000" w:themeColor="text1"/>
-          <w:lang w:val="ru-RU"/>
-        </w:rPr>
-        <w:t>з</w:t>
-      </w:r>
-      <w:r>
-        <w:rPr>
-          <w:rFonts w:ascii="Times New Roman" w:hAnsi="Times New Roman" w:cs="Times New Roman"/>
-          <w:color w:val="000000" w:themeColor="text1"/>
-          <w:lang w:val="ru-RU"/>
-        </w:rPr>
-        <w:t>а</w:t>
-      </w:r>
-      <w:r>
-        <w:rPr>
-          <w:rFonts w:ascii="Times New Roman" w:hAnsi="Times New Roman" w:cs="Times New Roman"/>
-          <w:color w:val="000000" w:themeColor="text1"/>
-          <w:lang w:val="ru-RU"/>
-        </w:rPr>
-        <w:t>ц</w:t>
-      </w:r>
-      <w:r>
-        <w:rPr>
-          <w:rFonts w:ascii="Times New Roman" w:hAnsi="Times New Roman" w:cs="Times New Roman"/>
-          <w:color w:val="000000" w:themeColor="text1"/>
-          <w:lang w:val="ru-RU"/>
-        </w:rPr>
-        <w:t>и</w:t>
-      </w:r>
-      <w:r>
-        <w:rPr>
-          <w:rFonts w:ascii="Times New Roman" w:hAnsi="Times New Roman" w:cs="Times New Roman"/>
-          <w:color w:val="000000" w:themeColor="text1"/>
-          <w:lang w:val="ru-RU"/>
-        </w:rPr>
-        <w:t>я</w:t>
-      </w:r>
-      <w:r>
-        <w:rPr>
-          <w:rFonts w:ascii="Times New Roman" w:hAnsi="Times New Roman" w:cs="Times New Roman"/>
-          <w:color w:val="000000" w:themeColor="text1"/>
-          <w:lang w:val="ru-RU"/>
-        </w:rPr>
-        <w:t xml:space="preserve"> </w:t>
-      </w:r>
-      <w:r>
-        <w:rPr>
-          <w:rFonts w:ascii="Times New Roman" w:hAnsi="Times New Roman" w:cs="Times New Roman"/>
-          <w:color w:val="000000" w:themeColor="text1"/>
-          <w:lang w:val="ru-RU"/>
-        </w:rPr>
-        <w:t>и</w:t>
-      </w:r>
-      <w:r>
-        <w:rPr>
-          <w:rFonts w:ascii="Times New Roman" w:hAnsi="Times New Roman" w:cs="Times New Roman"/>
-          <w:color w:val="000000" w:themeColor="text1"/>
-          <w:lang w:val="ru-RU"/>
-        </w:rPr>
-        <w:t xml:space="preserve"> </w:t>
-      </w:r>
-      <w:r>
-        <w:rPr>
-          <w:rFonts w:ascii="Times New Roman" w:hAnsi="Times New Roman" w:cs="Times New Roman"/>
-          <w:color w:val="000000" w:themeColor="text1"/>
-          <w:lang w:val="ru-RU"/>
-        </w:rPr>
-        <w:t>у</w:t>
-      </w:r>
-      <w:r>
-        <w:rPr>
-          <w:rFonts w:ascii="Times New Roman" w:hAnsi="Times New Roman" w:cs="Times New Roman"/>
-          <w:color w:val="000000" w:themeColor="text1"/>
-          <w:lang w:val="ru-RU"/>
-        </w:rPr>
-        <w:t>ч</w:t>
-      </w:r>
-      <w:r>
-        <w:rPr>
-          <w:rFonts w:ascii="Times New Roman" w:hAnsi="Times New Roman" w:cs="Times New Roman"/>
-          <w:color w:val="000000" w:themeColor="text1"/>
-          <w:lang w:val="ru-RU"/>
-        </w:rPr>
-        <w:t>е</w:t>
-      </w:r>
-      <w:r>
-        <w:rPr>
-          <w:rFonts w:ascii="Times New Roman" w:hAnsi="Times New Roman" w:cs="Times New Roman"/>
-          <w:color w:val="000000" w:themeColor="text1"/>
-          <w:lang w:val="ru-RU"/>
-        </w:rPr>
-        <w:t>т</w:t>
-      </w:r>
-      <w:r>
-        <w:rPr>
-          <w:rFonts w:ascii="Times New Roman" w:hAnsi="Times New Roman" w:cs="Times New Roman"/>
-          <w:color w:val="000000" w:themeColor="text1"/>
-          <w:lang w:val="ru-RU"/>
-        </w:rPr>
-        <w:t>н</w:t>
-      </w:r>
-      <w:r>
-        <w:rPr>
-          <w:rFonts w:ascii="Times New Roman" w:hAnsi="Times New Roman" w:cs="Times New Roman"/>
-          <w:color w:val="000000" w:themeColor="text1"/>
-          <w:lang w:val="ru-RU"/>
-        </w:rPr>
-        <w:t>ы</w:t>
-      </w:r>
-      <w:r>
-        <w:rPr>
-          <w:rFonts w:ascii="Times New Roman" w:hAnsi="Times New Roman" w:cs="Times New Roman"/>
-          <w:color w:val="000000" w:themeColor="text1"/>
-          <w:lang w:val="ru-RU"/>
-        </w:rPr>
-        <w:t>е</w:t>
-      </w:r>
-      <w:r>
-        <w:rPr>
-          <w:rFonts w:ascii="Times New Roman" w:hAnsi="Times New Roman" w:cs="Times New Roman"/>
-          <w:color w:val="000000" w:themeColor="text1"/>
-          <w:lang w:val="ru-RU"/>
-        </w:rPr>
-        <w:t xml:space="preserve"> </w:t>
-      </w:r>
-      <w:r>
-        <w:rPr>
-          <w:rFonts w:ascii="Times New Roman" w:hAnsi="Times New Roman" w:cs="Times New Roman"/>
-          <w:color w:val="000000" w:themeColor="text1"/>
-          <w:lang w:val="ru-RU"/>
-        </w:rPr>
-        <w:t>з</w:t>
-      </w:r>
-      <w:r>
-        <w:rPr>
-          <w:rFonts w:ascii="Times New Roman" w:hAnsi="Times New Roman" w:cs="Times New Roman"/>
-          <w:color w:val="000000" w:themeColor="text1"/>
-          <w:lang w:val="ru-RU"/>
-        </w:rPr>
-        <w:t>а</w:t>
-      </w:r>
-      <w:r>
-        <w:rPr>
-          <w:rFonts w:ascii="Times New Roman" w:hAnsi="Times New Roman" w:cs="Times New Roman"/>
-          <w:color w:val="000000" w:themeColor="text1"/>
-          <w:lang w:val="ru-RU"/>
-        </w:rPr>
-        <w:t>п</w:t>
-      </w:r>
-      <w:r>
-        <w:rPr>
-          <w:rFonts w:ascii="Times New Roman" w:hAnsi="Times New Roman" w:cs="Times New Roman"/>
-          <w:color w:val="000000" w:themeColor="text1"/>
-          <w:lang w:val="ru-RU"/>
-        </w:rPr>
-        <w:t>и</w:t>
-      </w:r>
-      <w:r>
-        <w:rPr>
-          <w:rFonts w:ascii="Times New Roman" w:hAnsi="Times New Roman" w:cs="Times New Roman"/>
-          <w:color w:val="000000" w:themeColor="text1"/>
-          <w:lang w:val="ru-RU"/>
-        </w:rPr>
-        <w:t>с</w:t>
-      </w:r>
-      <w:r>
-        <w:rPr>
-          <w:rFonts w:ascii="Times New Roman" w:hAnsi="Times New Roman" w:cs="Times New Roman"/>
-          <w:color w:val="000000" w:themeColor="text1"/>
-          <w:lang w:val="ru-RU"/>
-        </w:rPr>
-        <w:t>и</w:t>
+        <w:t>4.2.1 Авторизация и учетные записи</w:t>
       </w:r>
     </w:p>
     <w:p>
@@ -8171,23 +8605,7 @@
           <w:color w:val="000000" w:themeColor="text1"/>
           <w:lang w:val="ru-RU"/>
         </w:rPr>
-        <w:t>•</w:t>
-      </w:r>
-      <w:r>
-        <w:rPr>
-          <w:rFonts w:cs="Times New Roman"/>
-          <w:color w:val="000000" w:themeColor="text1"/>
-          <w:lang w:val="ru-RU"/>
-        </w:rPr>
-        <w:t xml:space="preserve"> </w:t>
-      </w:r>
-      <w:r>
-        <w:rPr>
-          <w:rFonts w:cs="Times New Roman"/>
-          <w:color w:val="000000" w:themeColor="text1"/>
-          <w:lang w:val="ru-RU"/>
-        </w:rPr>
-        <w:t>вход пользователя по логину и паролю;</w:t>
+        <w:t>• вход пользователя по логину и паролю;</w:t>
       </w:r>
     </w:p>
     <w:p>
@@ -8207,15 +8625,7 @@
           <w:color w:val="000000" w:themeColor="text1"/>
           <w:lang w:val="ru-RU"/>
         </w:rPr>
-        <w:t>• разграничение прав</w:t>
-      </w:r>
-      <w:r>
-        <w:rPr>
-          <w:rFonts w:cs="Times New Roman"/>
-          <w:color w:val="000000" w:themeColor="text1"/>
-          <w:lang w:val="ru-RU"/>
-        </w:rPr>
-        <w:t xml:space="preserve"> по ролям;</w:t>
+        <w:t>• разграничение прав по ролям;</w:t>
       </w:r>
     </w:p>
     <w:p>
@@ -8294,23 +8704,7 @@
           <w:color w:val="000000" w:themeColor="text1"/>
           <w:lang w:val="ru-RU"/>
         </w:rPr>
-        <w:t>4.2.</w:t>
-      </w:r>
-      <w:r>
-        <w:rPr>
-          <w:rFonts w:ascii="Times New Roman" w:hAnsi="Times New Roman" w:cs="Times New Roman"/>
-          <w:color w:val="000000" w:themeColor="text1"/>
-          <w:lang w:val="ru-RU"/>
-        </w:rPr>
-        <w:t>2</w:t>
-      </w:r>
-      <w:r>
-        <w:rPr>
-          <w:rFonts w:ascii="Times New Roman" w:hAnsi="Times New Roman" w:cs="Times New Roman"/>
-          <w:color w:val="000000" w:themeColor="text1"/>
-          <w:lang w:val="ru-RU"/>
-        </w:rPr>
-        <w:t xml:space="preserve"> Управление категориями блюд</w:t>
+        <w:t>4.2.2 Управление категориями блюд</w:t>
       </w:r>
     </w:p>
     <w:p>
@@ -8328,15 +8722,7 @@
           <w:color w:val="000000" w:themeColor="text1"/>
           <w:lang w:val="ru-RU"/>
         </w:rPr>
-        <w:t>Администратор должен иметь возм</w:t>
-      </w:r>
-      <w:r>
-        <w:rPr>
-          <w:rFonts w:cs="Times New Roman"/>
-          <w:color w:val="000000" w:themeColor="text1"/>
-          <w:lang w:val="ru-RU"/>
-        </w:rPr>
-        <w:t>ожность создавать, просматривать, редактировать и архивировать категории. Категория содержит название и признак активности. Название обязательно и не должно дублироваться в активном наборе.</w:t>
+        <w:t>Администратор должен иметь возможность создавать, просматривать, редактировать и архивировать категории. Категория содержит название и признак активности. Название обязательно и не должно дублироваться в активном наборе.</w:t>
       </w:r>
     </w:p>
     <w:p>
@@ -8355,23 +8741,7 @@
           <w:color w:val="000000" w:themeColor="text1"/>
           <w:lang w:val="ru-RU"/>
         </w:rPr>
-        <w:t>4.2.</w:t>
-      </w:r>
-      <w:r>
-        <w:rPr>
-          <w:rFonts w:ascii="Times New Roman" w:hAnsi="Times New Roman" w:cs="Times New Roman"/>
-          <w:color w:val="000000" w:themeColor="text1"/>
-          <w:lang w:val="ru-RU"/>
-        </w:rPr>
-        <w:t>3</w:t>
-      </w:r>
-      <w:r>
-        <w:rPr>
-          <w:rFonts w:ascii="Times New Roman" w:hAnsi="Times New Roman" w:cs="Times New Roman"/>
-          <w:color w:val="000000" w:themeColor="text1"/>
-          <w:lang w:val="ru-RU"/>
-        </w:rPr>
-        <w:t xml:space="preserve"> Управление блюдами</w:t>
+        <w:t>4.2.3 Управление блюдами</w:t>
       </w:r>
     </w:p>
     <w:p>
@@ -8389,15 +8759,7 @@
           <w:color w:val="000000" w:themeColor="text1"/>
           <w:lang w:val="ru-RU"/>
         </w:rPr>
-        <w:t>Для блюда хранятся: идентификатор, назван</w:t>
-      </w:r>
-      <w:r>
-        <w:rPr>
-          <w:rFonts w:cs="Times New Roman"/>
-          <w:color w:val="000000" w:themeColor="text1"/>
-          <w:lang w:val="ru-RU"/>
-        </w:rPr>
-        <w:t>ие, категория, описание, масса порции, цена, признак наличия и дата создания/изменения. Обязательными являются название, категория и цена. Масса порции может быть задана в граммах или миллилитрах в зависимости от типа блюда.</w:t>
+        <w:t>Для блюда хранятся: идентификатор, название, категория, описание, масса порции, цена, признак наличия и дата создания/изменения. Обязательными являются название, категория и цена. Масса порции может быть задана в граммах или миллилитрах в зависимости от типа блюда.</w:t>
       </w:r>
     </w:p>
     <w:p>
@@ -8417,23 +8779,7 @@
           <w:lang w:val="ru-RU"/>
         </w:rPr>
         <w:lastRenderedPageBreak/>
-        <w:t>4.2.</w:t>
-      </w:r>
-      <w:r>
-        <w:rPr>
-          <w:rFonts w:ascii="Times New Roman" w:hAnsi="Times New Roman" w:cs="Times New Roman"/>
-          <w:color w:val="000000" w:themeColor="text1"/>
-          <w:lang w:val="ru-RU"/>
-        </w:rPr>
-        <w:t>4</w:t>
-      </w:r>
-      <w:r>
-        <w:rPr>
-          <w:rFonts w:ascii="Times New Roman" w:hAnsi="Times New Roman" w:cs="Times New Roman"/>
-          <w:color w:val="000000" w:themeColor="text1"/>
-          <w:lang w:val="ru-RU"/>
-        </w:rPr>
-        <w:t xml:space="preserve"> Формирование меню на дату</w:t>
+        <w:t>4.2.4 Формирование меню на дату</w:t>
       </w:r>
     </w:p>
     <w:p>
@@ -8451,15 +8797,7 @@
           <w:color w:val="000000" w:themeColor="text1"/>
           <w:lang w:val="ru-RU"/>
         </w:rPr>
-        <w:t>Сотрудник выбирает дату и добавляет в меню блюда. Для каждого пункта меню допускается собственный порядок отображения. Одно блюдо не должно появляться дважды в одном меню. Система должна позволять удалить пункт из меню без удаления самого блюда из каталог</w:t>
-      </w:r>
-      <w:r>
-        <w:rPr>
-          <w:rFonts w:cs="Times New Roman"/>
-          <w:color w:val="000000" w:themeColor="text1"/>
-          <w:lang w:val="ru-RU"/>
-        </w:rPr>
-        <w:t>а.</w:t>
+        <w:t>Сотрудник выбирает дату и добавляет в меню блюда. Для каждого пункта меню допускается собственный порядок отображения. Одно блюдо не должно появляться дважды в одном меню. Система должна позволять удалить пункт из меню без удаления самого блюда из каталога.</w:t>
       </w:r>
     </w:p>
     <w:p>
@@ -8478,23 +8816,7 @@
           <w:color w:val="000000" w:themeColor="text1"/>
           <w:lang w:val="ru-RU"/>
         </w:rPr>
-        <w:t>4.2.</w:t>
-      </w:r>
-      <w:r>
-        <w:rPr>
-          <w:rFonts w:ascii="Times New Roman" w:hAnsi="Times New Roman" w:cs="Times New Roman"/>
-          <w:color w:val="000000" w:themeColor="text1"/>
-          <w:lang w:val="ru-RU"/>
-        </w:rPr>
-        <w:t>5</w:t>
-      </w:r>
-      <w:r>
-        <w:rPr>
-          <w:rFonts w:ascii="Times New Roman" w:hAnsi="Times New Roman" w:cs="Times New Roman"/>
-          <w:color w:val="000000" w:themeColor="text1"/>
-          <w:lang w:val="ru-RU"/>
-        </w:rPr>
-        <w:t xml:space="preserve"> Публикация меню</w:t>
+        <w:t>4.2.5 Публикация меню</w:t>
       </w:r>
     </w:p>
     <w:p>
@@ -8531,23 +8853,7 @@
           <w:color w:val="000000" w:themeColor="text1"/>
           <w:lang w:val="ru-RU"/>
         </w:rPr>
-        <w:t>4.2.</w:t>
-      </w:r>
-      <w:r>
-        <w:rPr>
-          <w:rFonts w:ascii="Times New Roman" w:hAnsi="Times New Roman" w:cs="Times New Roman"/>
-          <w:color w:val="000000" w:themeColor="text1"/>
-          <w:lang w:val="ru-RU"/>
-        </w:rPr>
-        <w:t>6</w:t>
-      </w:r>
-      <w:r>
-        <w:rPr>
-          <w:rFonts w:ascii="Times New Roman" w:hAnsi="Times New Roman" w:cs="Times New Roman"/>
-          <w:color w:val="000000" w:themeColor="text1"/>
-          <w:lang w:val="ru-RU"/>
-        </w:rPr>
-        <w:t xml:space="preserve"> Просмотр меню посетителем</w:t>
+        <w:t>4.2.6 Просмотр меню посетителем</w:t>
       </w:r>
     </w:p>
     <w:p>
@@ -8565,15 +8871,7 @@
           <w:color w:val="000000" w:themeColor="text1"/>
           <w:lang w:val="ru-RU"/>
         </w:rPr>
-        <w:t>Посетител</w:t>
-      </w:r>
-      <w:r>
-        <w:rPr>
-          <w:rFonts w:cs="Times New Roman"/>
-          <w:color w:val="000000" w:themeColor="text1"/>
-          <w:lang w:val="ru-RU"/>
-        </w:rPr>
-        <w:t>ь открывает страницу меню и выбирает дату. Отображаются категории и блюда выбранного меню, цена и информация о доступности. Отсутствующие или скрытые блюда не должны выводиться как доступные.</w:t>
+        <w:t>Посетитель открывает страницу меню и выбирает дату. Отображаются категории и блюда выбранного меню, цена и информация о доступности. Отсутствующие или скрытые блюда не должны выводиться как доступные.</w:t>
       </w:r>
     </w:p>
     <w:p>
@@ -8592,23 +8890,7 @@
           <w:color w:val="000000" w:themeColor="text1"/>
           <w:lang w:val="ru-RU"/>
         </w:rPr>
-        <w:t>4.2.</w:t>
-      </w:r>
-      <w:r>
-        <w:rPr>
-          <w:rFonts w:ascii="Times New Roman" w:hAnsi="Times New Roman" w:cs="Times New Roman"/>
-          <w:color w:val="000000" w:themeColor="text1"/>
-          <w:lang w:val="ru-RU"/>
-        </w:rPr>
-        <w:t>7</w:t>
-      </w:r>
-      <w:r>
-        <w:rPr>
-          <w:rFonts w:ascii="Times New Roman" w:hAnsi="Times New Roman" w:cs="Times New Roman"/>
-          <w:color w:val="000000" w:themeColor="text1"/>
-          <w:lang w:val="ru-RU"/>
-        </w:rPr>
-        <w:t xml:space="preserve"> Поиск и фильтрация</w:t>
+        <w:t>4.2.7 Поиск и фильтрация</w:t>
       </w:r>
     </w:p>
     <w:p>
@@ -8626,15 +8908,7 @@
           <w:color w:val="000000" w:themeColor="text1"/>
           <w:lang w:val="ru-RU"/>
         </w:rPr>
-        <w:t>Административный интерфейс должен подде</w:t>
-      </w:r>
-      <w:r>
-        <w:rPr>
-          <w:rFonts w:cs="Times New Roman"/>
-          <w:color w:val="000000" w:themeColor="text1"/>
-          <w:lang w:val="ru-RU"/>
-        </w:rPr>
-        <w:t>рживать поиск блюда по названию и фильтрацию по категории и признаку активности. Просмотр меню поддерживает выбор даты.</w:t>
+        <w:t>Административный интерфейс должен поддерживать поиск блюда по названию и фильтрацию по категории и признаку активности. Просмотр меню поддерживает выбор даты.</w:t>
       </w:r>
     </w:p>
     <w:p>
@@ -8653,23 +8927,7 @@
           <w:color w:val="000000" w:themeColor="text1"/>
           <w:lang w:val="ru-RU"/>
         </w:rPr>
-        <w:t>4.2.</w:t>
-      </w:r>
-      <w:r>
-        <w:rPr>
-          <w:rFonts w:ascii="Times New Roman" w:hAnsi="Times New Roman" w:cs="Times New Roman"/>
-          <w:color w:val="000000" w:themeColor="text1"/>
-          <w:lang w:val="ru-RU"/>
-        </w:rPr>
-        <w:t>8</w:t>
-      </w:r>
-      <w:r>
-        <w:rPr>
-          <w:rFonts w:ascii="Times New Roman" w:hAnsi="Times New Roman" w:cs="Times New Roman"/>
-          <w:color w:val="000000" w:themeColor="text1"/>
-          <w:lang w:val="ru-RU"/>
-        </w:rPr>
-        <w:t xml:space="preserve"> Журналирование действий</w:t>
+        <w:t>4.2.8 Журналирование действий</w:t>
       </w:r>
     </w:p>
     <w:p>
@@ -8687,15 +8945,7 @@
           <w:color w:val="000000" w:themeColor="text1"/>
           <w:lang w:val="ru-RU"/>
         </w:rPr>
-        <w:t xml:space="preserve">Для учебного проекта реализуется компактный журнал административных событий: создание, </w:t>
-      </w:r>
-      <w:r>
-        <w:rPr>
-          <w:rFonts w:cs="Times New Roman"/>
-          <w:color w:val="000000" w:themeColor="text1"/>
-          <w:lang w:val="ru-RU"/>
-        </w:rPr>
-        <w:t>изменение, удаление/архивирование и публикация меню. В журнале фиксируются пользователь, тип действия, сущность, идентификатор записи и время действия.</w:t>
+        <w:t>Для учебного проекта реализуется компактный журнал административных событий: создание, изменение, удаление/архивирование и публикация меню. В журнале фиксируются пользователь, тип действия, сущность, идентификатор записи и время действия.</w:t>
       </w:r>
     </w:p>
     <w:p>
@@ -8714,23 +8964,7 @@
           <w:color w:val="000000" w:themeColor="text1"/>
           <w:lang w:val="ru-RU"/>
         </w:rPr>
-        <w:t>4.2.</w:t>
-      </w:r>
-      <w:r>
-        <w:rPr>
-          <w:rFonts w:ascii="Times New Roman" w:hAnsi="Times New Roman" w:cs="Times New Roman"/>
-          <w:color w:val="000000" w:themeColor="text1"/>
-          <w:lang w:val="ru-RU"/>
-        </w:rPr>
-        <w:t>9</w:t>
-      </w:r>
-      <w:r>
-        <w:rPr>
-          <w:rFonts w:ascii="Times New Roman" w:hAnsi="Times New Roman" w:cs="Times New Roman"/>
-          <w:color w:val="000000" w:themeColor="text1"/>
-          <w:lang w:val="ru-RU"/>
-        </w:rPr>
-        <w:t xml:space="preserve"> Валидация данных</w:t>
+        <w:t>4.2.9 Валидация данных</w:t>
       </w:r>
     </w:p>
     <w:p>
@@ -8748,15 +8982,7 @@
           <w:color w:val="000000" w:themeColor="text1"/>
           <w:lang w:val="ru-RU"/>
         </w:rPr>
-        <w:t>Система должна проверять обязательность полей, допустимость цены, положительность</w:t>
-      </w:r>
-      <w:r>
-        <w:rPr>
-          <w:rFonts w:cs="Times New Roman"/>
-          <w:color w:val="000000" w:themeColor="text1"/>
-          <w:lang w:val="ru-RU"/>
-        </w:rPr>
-        <w:t xml:space="preserve"> массы порции, существование категории и уникальность пункта меню в пределах одной даты. При ошибке пользователь получает </w:t>
+        <w:t xml:space="preserve">Система должна проверять обязательность полей, допустимость цены, положительность массы порции, существование категории и уникальность пункта меню в пределах одной даты. При ошибке пользователь получает </w:t>
       </w:r>
       <w:r>
         <w:rPr>
@@ -8805,15 +9031,7 @@
           <w:color w:val="000000" w:themeColor="text1"/>
           <w:lang w:val="ru-RU"/>
         </w:rPr>
-        <w:t>4.3.1 Математическое обес</w:t>
-      </w:r>
-      <w:r>
-        <w:rPr>
-          <w:rFonts w:ascii="Times New Roman" w:hAnsi="Times New Roman" w:cs="Times New Roman"/>
-          <w:color w:val="000000" w:themeColor="text1"/>
-          <w:lang w:val="ru-RU"/>
-        </w:rPr>
-        <w:t>печение</w:t>
+        <w:t>4.3.1 Математическое обеспечение</w:t>
       </w:r>
     </w:p>
     <w:p>
@@ -8850,15 +9068,7 @@
           <w:color w:val="000000" w:themeColor="text1"/>
           <w:lang w:val="ru-RU"/>
         </w:rPr>
-        <w:t>4.3.2 Инф</w:t>
-      </w:r>
-      <w:r>
-        <w:rPr>
-          <w:rFonts w:ascii="Times New Roman" w:hAnsi="Times New Roman" w:cs="Times New Roman"/>
-          <w:color w:val="000000" w:themeColor="text1"/>
-          <w:lang w:val="ru-RU"/>
-        </w:rPr>
-        <w:t>ормационное обеспечение</w:t>
+        <w:t>4.3.2 Информационное обеспечение</w:t>
       </w:r>
     </w:p>
     <w:p>
@@ -8891,15 +9101,7 @@
           <w:color w:val="000000" w:themeColor="text1"/>
           <w:lang w:val="ru-RU"/>
         </w:rPr>
-        <w:t>. Состав и связи данных определяются реляционной моделью. Справочными сущностями являются категории, блюда, пользователи и роли. Операционными сущностями являются меню и позиции ме</w:t>
-      </w:r>
-      <w:r>
-        <w:rPr>
-          <w:rFonts w:cs="Times New Roman"/>
-          <w:color w:val="000000" w:themeColor="text1"/>
-          <w:lang w:val="ru-RU"/>
-        </w:rPr>
-        <w:t>ню. Дополнительная сущность аудита хранит основные действия администратора.</w:t>
+        <w:t>. Состав и связи данных определяются реляционной моделью. Справочными сущностями являются категории, блюда, пользователи и роли. Операционными сущностями являются меню и позиции меню. Дополнительная сущность аудита хранит основные действия администратора.</w:t>
       </w:r>
     </w:p>
     <w:p>
@@ -8936,15 +9138,7 @@
           <w:color w:val="000000" w:themeColor="text1"/>
           <w:lang w:val="ru-RU"/>
         </w:rPr>
-        <w:t xml:space="preserve">Основной язык интерфейса — русский. Наименования кнопок и сообщений должны быть понятны пользователю без знания технических терминов. Форматы дат </w:t>
-      </w:r>
-      <w:r>
-        <w:rPr>
-          <w:rFonts w:cs="Times New Roman"/>
-          <w:color w:val="000000" w:themeColor="text1"/>
-          <w:lang w:val="ru-RU"/>
-        </w:rPr>
-        <w:t>и денежных значений единообразны во всех формах.</w:t>
+        <w:t>Основной язык интерфейса — русский. Наименования кнопок и сообщений должны быть понятны пользователю без знания технических терминов. Форматы дат и денежных значений единообразны во всех формах.</w:t>
       </w:r>
     </w:p>
     <w:p>
@@ -9013,6 +9207,7 @@
         </w:rPr>
         <w:t xml:space="preserve">; </w:t>
       </w:r>
+      <w:proofErr w:type="spellStart"/>
       <w:r>
         <w:rPr>
           <w:rFonts w:cs="Times New Roman"/>
@@ -9020,6 +9215,7 @@
         </w:rPr>
         <w:t>SQLAlchemy</w:t>
       </w:r>
+      <w:proofErr w:type="spellEnd"/>
       <w:r>
         <w:rPr>
           <w:rFonts w:cs="Times New Roman"/>
@@ -9088,6 +9284,7 @@
         </w:rPr>
         <w:t xml:space="preserve">. Для тестирования допускается </w:t>
       </w:r>
+      <w:proofErr w:type="spellStart"/>
       <w:r>
         <w:rPr>
           <w:rFonts w:cs="Times New Roman"/>
@@ -9095,21 +9292,14 @@
         </w:rPr>
         <w:t>pytest</w:t>
       </w:r>
-      <w:r>
-        <w:rPr>
-          <w:rFonts w:cs="Times New Roman"/>
-          <w:color w:val="000000" w:themeColor="text1"/>
-          <w:lang w:val="ru-RU"/>
-        </w:rPr>
-        <w:t>. Конкретные минорные версии могут</w:t>
-      </w:r>
-      <w:r>
-        <w:rPr>
-          <w:rFonts w:cs="Times New Roman"/>
-          <w:color w:val="000000" w:themeColor="text1"/>
-          <w:lang w:val="ru-RU"/>
-        </w:rPr>
-        <w:t xml:space="preserve"> быть уточнены на этапе реализации при сохранении совместимости.</w:t>
+      <w:proofErr w:type="spellEnd"/>
+      <w:r>
+        <w:rPr>
+          <w:rFonts w:cs="Times New Roman"/>
+          <w:color w:val="000000" w:themeColor="text1"/>
+          <w:lang w:val="ru-RU"/>
+        </w:rPr>
+        <w:t>. Конкретные минорные версии могут быть уточнены на этапе реализации при сохранении совместимости.</w:t>
       </w:r>
     </w:p>
     <w:p>
@@ -9147,15 +9337,7 @@
           <w:color w:val="000000" w:themeColor="text1"/>
           <w:lang w:val="ru-RU"/>
         </w:rPr>
-        <w:t>Для учебной версии достаточно персонального компьютера разработчика или учебного сервера. Требования к специализированному оборудованию отсутствуют. Рабочее мест</w:t>
-      </w:r>
-      <w:r>
-        <w:rPr>
-          <w:rFonts w:cs="Times New Roman"/>
-          <w:color w:val="000000" w:themeColor="text1"/>
-          <w:lang w:val="ru-RU"/>
-        </w:rPr>
-        <w:t xml:space="preserve">о должно поддерживать запуск </w:t>
+        <w:t xml:space="preserve">Для учебной версии достаточно персонального компьютера разработчика или учебного сервера. Требования к специализированному оборудованию отсутствуют. Рабочее место должно поддерживать запуск </w:t>
       </w:r>
       <w:r>
         <w:rPr>
@@ -9222,15 +9404,7 @@
           <w:color w:val="000000" w:themeColor="text1"/>
           <w:lang w:val="ru-RU"/>
         </w:rPr>
-        <w:t>Не требуется, так как система не выполняет измерений физических величин техническими средствами. Масса порции вводится как справочное значение и не является резул</w:t>
-      </w:r>
-      <w:r>
-        <w:rPr>
-          <w:rFonts w:cs="Times New Roman"/>
-          <w:color w:val="000000" w:themeColor="text1"/>
-          <w:lang w:val="ru-RU"/>
-        </w:rPr>
-        <w:t>ьтатом измерительного процесса АС.</w:t>
+        <w:t>Не требуется, так как система не выполняет измерений физических величин техническими средствами. Масса порции вводится как справочное значение и не является результатом измерительного процесса АС.</w:t>
       </w:r>
     </w:p>
     <w:p>
@@ -9267,15 +9441,7 @@
           <w:color w:val="000000" w:themeColor="text1"/>
           <w:lang w:val="ru-RU"/>
         </w:rPr>
-        <w:t>За ведение актуального меню отвечает назначенный сотрудник столовой. За учетные записи и общую настройку — администратор. Разработчик отвечает за изменения программного кода и миграций до</w:t>
-      </w:r>
-      <w:r>
-        <w:rPr>
-          <w:rFonts w:cs="Times New Roman"/>
-          <w:color w:val="000000" w:themeColor="text1"/>
-          <w:lang w:val="ru-RU"/>
-        </w:rPr>
-        <w:t xml:space="preserve"> момента передачи версии заказчику.</w:t>
+        <w:t>За ведение актуального меню отвечает назначенный сотрудник столовой. За учетные записи и общую настройку — администратор. Разработчик отвечает за изменения программного кода и миграций до момента передачи версии заказчику.</w:t>
       </w:r>
     </w:p>
     <w:p>
@@ -9312,15 +9478,7 @@
           <w:color w:val="000000" w:themeColor="text1"/>
           <w:lang w:val="ru-RU"/>
         </w:rPr>
-        <w:t xml:space="preserve">Методическую основу составляют настоящее ТЗ, инструкция пользователя, инструкция по запуску, правила работы с репозиторием и соглашение о наименованиях миграций. Специальные </w:t>
-      </w:r>
-      <w:r>
-        <w:rPr>
-          <w:rFonts w:cs="Times New Roman"/>
-          <w:color w:val="000000" w:themeColor="text1"/>
-          <w:lang w:val="ru-RU"/>
-        </w:rPr>
-        <w:t>методики эксплуатации не разрабатываются.</w:t>
+        <w:t>Методическую основу составляют настоящее ТЗ, инструкция пользователя, инструкция по запуску, правила работы с репозиторием и соглашение о наименованиях миграций. Специальные методики эксплуатации не разрабатываются.</w:t>
       </w:r>
     </w:p>
     <w:p>
@@ -9378,15 +9536,7 @@
           <w:color w:val="000000" w:themeColor="text1"/>
           <w:lang w:val="ru-RU"/>
         </w:rPr>
-        <w:t xml:space="preserve">Для повседневной работы требуется 1–2 сотрудника с базовыми навыками работы с веб-интерфейсом. Для администрирования БД в учебном проекте </w:t>
-      </w:r>
-      <w:r>
-        <w:rPr>
-          <w:rFonts w:cs="Times New Roman"/>
-          <w:color w:val="000000" w:themeColor="text1"/>
-          <w:lang w:val="ru-RU"/>
-        </w:rPr>
-        <w:t>отдельный специалист не требуется; эти операции выполняет разработчик или администратор проекта.</w:t>
+        <w:t>Для повседневной работы требуется 1–2 сотрудника с базовыми навыками работы с веб-интерфейсом. Для администрирования БД в учебном проекте отдельный специалист не требуется; эти операции выполняет разработчик или администратор проекта.</w:t>
       </w:r>
     </w:p>
     <w:p>
@@ -9404,8 +9554,33 @@
           <w:color w:val="000000" w:themeColor="text1"/>
         </w:rPr>
         <w:lastRenderedPageBreak/>
-        <w:t>4.4.2 Показатели назначения</w:t>
-      </w:r>
+        <w:t xml:space="preserve">4.4.2 </w:t>
+      </w:r>
+      <w:proofErr w:type="spellStart"/>
+      <w:r>
+        <w:rPr>
+          <w:rFonts w:ascii="Times New Roman" w:hAnsi="Times New Roman" w:cs="Times New Roman"/>
+          <w:color w:val="000000" w:themeColor="text1"/>
+        </w:rPr>
+        <w:t>Показатели</w:t>
+      </w:r>
+      <w:proofErr w:type="spellEnd"/>
+      <w:r>
+        <w:rPr>
+          <w:rFonts w:ascii="Times New Roman" w:hAnsi="Times New Roman" w:cs="Times New Roman"/>
+          <w:color w:val="000000" w:themeColor="text1"/>
+        </w:rPr>
+        <w:t xml:space="preserve"> </w:t>
+      </w:r>
+      <w:proofErr w:type="spellStart"/>
+      <w:r>
+        <w:rPr>
+          <w:rFonts w:ascii="Times New Roman" w:hAnsi="Times New Roman" w:cs="Times New Roman"/>
+          <w:color w:val="000000" w:themeColor="text1"/>
+        </w:rPr>
+        <w:t>назначения</w:t>
+      </w:r>
+      <w:proofErr w:type="spellEnd"/>
     </w:p>
     <w:p>
       <w:pPr>
@@ -9454,6 +9629,7 @@
                 <w:szCs w:val="24"/>
               </w:rPr>
             </w:pPr>
+            <w:proofErr w:type="spellStart"/>
             <w:r>
               <w:rPr>
                 <w:rFonts w:cs="Times New Roman"/>
@@ -9465,6 +9641,7 @@
               </w:rPr>
               <w:t>Показатель</w:t>
             </w:r>
+            <w:proofErr w:type="spellEnd"/>
           </w:p>
         </w:tc>
         <w:tc>
@@ -9485,6 +9662,7 @@
                 <w:szCs w:val="24"/>
               </w:rPr>
             </w:pPr>
+            <w:proofErr w:type="spellStart"/>
             <w:r>
               <w:rPr>
                 <w:rFonts w:cs="Times New Roman"/>
@@ -9496,6 +9674,7 @@
               </w:rPr>
               <w:t>Требование</w:t>
             </w:r>
+            <w:proofErr w:type="spellEnd"/>
           </w:p>
         </w:tc>
         <w:tc>
@@ -9516,6 +9695,7 @@
                 <w:szCs w:val="24"/>
               </w:rPr>
             </w:pPr>
+            <w:proofErr w:type="spellStart"/>
             <w:r>
               <w:rPr>
                 <w:rFonts w:cs="Times New Roman"/>
@@ -9527,6 +9707,7 @@
               </w:rPr>
               <w:t>Проверка</w:t>
             </w:r>
+            <w:proofErr w:type="spellEnd"/>
           </w:p>
         </w:tc>
       </w:tr>
@@ -9548,15 +9729,77 @@
                 <w:szCs w:val="24"/>
               </w:rPr>
             </w:pPr>
-            <w:r>
-              <w:rPr>
-                <w:rFonts w:cs="Times New Roman"/>
-                <w:color w:val="000000" w:themeColor="text1"/>
-                <w:sz w:val="24"/>
-                <w:szCs w:val="24"/>
-              </w:rPr>
-              <w:t>Время открытия страницы меню</w:t>
-            </w:r>
+            <w:proofErr w:type="spellStart"/>
+            <w:r>
+              <w:rPr>
+                <w:rFonts w:cs="Times New Roman"/>
+                <w:color w:val="000000" w:themeColor="text1"/>
+                <w:sz w:val="24"/>
+                <w:szCs w:val="24"/>
+              </w:rPr>
+              <w:t>Время</w:t>
+            </w:r>
+            <w:proofErr w:type="spellEnd"/>
+            <w:r>
+              <w:rPr>
+                <w:rFonts w:cs="Times New Roman"/>
+                <w:color w:val="000000" w:themeColor="text1"/>
+                <w:sz w:val="24"/>
+                <w:szCs w:val="24"/>
+              </w:rPr>
+              <w:t xml:space="preserve"> </w:t>
+            </w:r>
+            <w:proofErr w:type="spellStart"/>
+            <w:r>
+              <w:rPr>
+                <w:rFonts w:cs="Times New Roman"/>
+                <w:color w:val="000000" w:themeColor="text1"/>
+                <w:sz w:val="24"/>
+                <w:szCs w:val="24"/>
+              </w:rPr>
+              <w:t>открытия</w:t>
+            </w:r>
+            <w:proofErr w:type="spellEnd"/>
+            <w:r>
+              <w:rPr>
+                <w:rFonts w:cs="Times New Roman"/>
+                <w:color w:val="000000" w:themeColor="text1"/>
+                <w:sz w:val="24"/>
+                <w:szCs w:val="24"/>
+              </w:rPr>
+              <w:t xml:space="preserve"> </w:t>
+            </w:r>
+            <w:proofErr w:type="spellStart"/>
+            <w:r>
+              <w:rPr>
+                <w:rFonts w:cs="Times New Roman"/>
+                <w:color w:val="000000" w:themeColor="text1"/>
+                <w:sz w:val="24"/>
+                <w:szCs w:val="24"/>
+              </w:rPr>
+              <w:t>страницы</w:t>
+            </w:r>
+            <w:proofErr w:type="spellEnd"/>
+            <w:r>
+              <w:rPr>
+                <w:rFonts w:cs="Times New Roman"/>
+                <w:color w:val="000000" w:themeColor="text1"/>
+                <w:sz w:val="24"/>
+                <w:szCs w:val="24"/>
+              </w:rPr>
+              <w:t xml:space="preserve"> </w:t>
+            </w:r>
+            <w:proofErr w:type="spellStart"/>
+            <w:r>
+              <w:rPr>
+                <w:rFonts w:cs="Times New Roman"/>
+                <w:color w:val="000000" w:themeColor="text1"/>
+                <w:sz w:val="24"/>
+                <w:szCs w:val="24"/>
+              </w:rPr>
+              <w:t>меню</w:t>
+            </w:r>
+            <w:proofErr w:type="spellEnd"/>
           </w:p>
         </w:tc>
         <w:tc>
@@ -9580,8 +9823,59 @@
                 <w:sz w:val="24"/>
                 <w:szCs w:val="24"/>
               </w:rPr>
-              <w:t>≤ 3 с при обычной нагрузке</w:t>
-            </w:r>
+              <w:t xml:space="preserve">≤ 3 с </w:t>
+            </w:r>
+            <w:proofErr w:type="spellStart"/>
+            <w:r>
+              <w:rPr>
+                <w:rFonts w:cs="Times New Roman"/>
+                <w:color w:val="000000" w:themeColor="text1"/>
+                <w:sz w:val="24"/>
+                <w:szCs w:val="24"/>
+              </w:rPr>
+              <w:t>при</w:t>
+            </w:r>
+            <w:proofErr w:type="spellEnd"/>
+            <w:r>
+              <w:rPr>
+                <w:rFonts w:cs="Times New Roman"/>
+                <w:color w:val="000000" w:themeColor="text1"/>
+                <w:sz w:val="24"/>
+                <w:szCs w:val="24"/>
+              </w:rPr>
+              <w:t xml:space="preserve"> </w:t>
+            </w:r>
+            <w:proofErr w:type="spellStart"/>
+            <w:r>
+              <w:rPr>
+                <w:rFonts w:cs="Times New Roman"/>
+                <w:color w:val="000000" w:themeColor="text1"/>
+                <w:sz w:val="24"/>
+                <w:szCs w:val="24"/>
+              </w:rPr>
+              <w:t>обычной</w:t>
+            </w:r>
+            <w:proofErr w:type="spellEnd"/>
+            <w:r>
+              <w:rPr>
+                <w:rFonts w:cs="Times New Roman"/>
+                <w:color w:val="000000" w:themeColor="text1"/>
+                <w:sz w:val="24"/>
+                <w:szCs w:val="24"/>
+              </w:rPr>
+              <w:t xml:space="preserve"> </w:t>
+            </w:r>
+            <w:proofErr w:type="spellStart"/>
+            <w:r>
+              <w:rPr>
+                <w:rFonts w:cs="Times New Roman"/>
+                <w:color w:val="000000" w:themeColor="text1"/>
+                <w:sz w:val="24"/>
+                <w:szCs w:val="24"/>
+              </w:rPr>
+              <w:t>нагрузке</w:t>
+            </w:r>
+            <w:proofErr w:type="spellEnd"/>
           </w:p>
         </w:tc>
         <w:tc>
@@ -9607,17 +9901,7 @@
                 <w:szCs w:val="24"/>
                 <w:lang w:val="ru-RU"/>
               </w:rPr>
-              <w:t xml:space="preserve">Инструмент разработчика браузера / </w:t>
-            </w:r>
-            <w:r>
-              <w:rPr>
-                <w:rFonts w:cs="Times New Roman"/>
-                <w:color w:val="000000" w:themeColor="text1"/>
-                <w:sz w:val="24"/>
-                <w:szCs w:val="24"/>
-                <w:lang w:val="ru-RU"/>
-              </w:rPr>
-              <w:t>ручной тест</w:t>
+              <w:t>Инструмент разработчика браузера / ручной тест</w:t>
             </w:r>
           </w:p>
         </w:tc>
@@ -9640,15 +9924,57 @@
                 <w:szCs w:val="24"/>
               </w:rPr>
             </w:pPr>
-            <w:r>
-              <w:rPr>
-                <w:rFonts w:cs="Times New Roman"/>
-                <w:color w:val="000000" w:themeColor="text1"/>
-                <w:sz w:val="24"/>
-                <w:szCs w:val="24"/>
-              </w:rPr>
-              <w:t>Время сохранения формы</w:t>
-            </w:r>
+            <w:proofErr w:type="spellStart"/>
+            <w:r>
+              <w:rPr>
+                <w:rFonts w:cs="Times New Roman"/>
+                <w:color w:val="000000" w:themeColor="text1"/>
+                <w:sz w:val="24"/>
+                <w:szCs w:val="24"/>
+              </w:rPr>
+              <w:t>Время</w:t>
+            </w:r>
+            <w:proofErr w:type="spellEnd"/>
+            <w:r>
+              <w:rPr>
+                <w:rFonts w:cs="Times New Roman"/>
+                <w:color w:val="000000" w:themeColor="text1"/>
+                <w:sz w:val="24"/>
+                <w:szCs w:val="24"/>
+              </w:rPr>
+              <w:t xml:space="preserve"> </w:t>
+            </w:r>
+            <w:proofErr w:type="spellStart"/>
+            <w:r>
+              <w:rPr>
+                <w:rFonts w:cs="Times New Roman"/>
+                <w:color w:val="000000" w:themeColor="text1"/>
+                <w:sz w:val="24"/>
+                <w:szCs w:val="24"/>
+              </w:rPr>
+              <w:t>сохранения</w:t>
+            </w:r>
+            <w:proofErr w:type="spellEnd"/>
+            <w:r>
+              <w:rPr>
+                <w:rFonts w:cs="Times New Roman"/>
+                <w:color w:val="000000" w:themeColor="text1"/>
+                <w:sz w:val="24"/>
+                <w:szCs w:val="24"/>
+              </w:rPr>
+              <w:t xml:space="preserve"> </w:t>
+            </w:r>
+            <w:proofErr w:type="spellStart"/>
+            <w:r>
+              <w:rPr>
+                <w:rFonts w:cs="Times New Roman"/>
+                <w:color w:val="000000" w:themeColor="text1"/>
+                <w:sz w:val="24"/>
+                <w:szCs w:val="24"/>
+              </w:rPr>
+              <w:t>формы</w:t>
+            </w:r>
+            <w:proofErr w:type="spellEnd"/>
           </w:p>
         </w:tc>
         <w:tc>
@@ -9690,15 +10016,37 @@
                 <w:szCs w:val="24"/>
               </w:rPr>
             </w:pPr>
-            <w:r>
-              <w:rPr>
-                <w:rFonts w:cs="Times New Roman"/>
-                <w:color w:val="000000" w:themeColor="text1"/>
-                <w:sz w:val="24"/>
-                <w:szCs w:val="24"/>
-              </w:rPr>
-              <w:t>Ручной замер</w:t>
-            </w:r>
+            <w:proofErr w:type="spellStart"/>
+            <w:r>
+              <w:rPr>
+                <w:rFonts w:cs="Times New Roman"/>
+                <w:color w:val="000000" w:themeColor="text1"/>
+                <w:sz w:val="24"/>
+                <w:szCs w:val="24"/>
+              </w:rPr>
+              <w:t>Ручной</w:t>
+            </w:r>
+            <w:proofErr w:type="spellEnd"/>
+            <w:r>
+              <w:rPr>
+                <w:rFonts w:cs="Times New Roman"/>
+                <w:color w:val="000000" w:themeColor="text1"/>
+                <w:sz w:val="24"/>
+                <w:szCs w:val="24"/>
+              </w:rPr>
+              <w:t xml:space="preserve"> </w:t>
+            </w:r>
+            <w:proofErr w:type="spellStart"/>
+            <w:r>
+              <w:rPr>
+                <w:rFonts w:cs="Times New Roman"/>
+                <w:color w:val="000000" w:themeColor="text1"/>
+                <w:sz w:val="24"/>
+                <w:szCs w:val="24"/>
+              </w:rPr>
+              <w:t>замер</w:t>
+            </w:r>
+            <w:proofErr w:type="spellEnd"/>
           </w:p>
         </w:tc>
       </w:tr>
@@ -9720,14 +10068,25 @@
                 <w:szCs w:val="24"/>
               </w:rPr>
             </w:pPr>
-            <w:r>
-              <w:rPr>
-                <w:rFonts w:cs="Times New Roman"/>
-                <w:color w:val="000000" w:themeColor="text1"/>
-                <w:sz w:val="24"/>
-                <w:szCs w:val="24"/>
-              </w:rPr>
-              <w:t>Целостность БД</w:t>
+            <w:proofErr w:type="spellStart"/>
+            <w:r>
+              <w:rPr>
+                <w:rFonts w:cs="Times New Roman"/>
+                <w:color w:val="000000" w:themeColor="text1"/>
+                <w:sz w:val="24"/>
+                <w:szCs w:val="24"/>
+              </w:rPr>
+              <w:t>Целостность</w:t>
+            </w:r>
+            <w:proofErr w:type="spellEnd"/>
+            <w:r>
+              <w:rPr>
+                <w:rFonts w:cs="Times New Roman"/>
+                <w:color w:val="000000" w:themeColor="text1"/>
+                <w:sz w:val="24"/>
+                <w:szCs w:val="24"/>
+              </w:rPr>
+              <w:t xml:space="preserve"> БД</w:t>
             </w:r>
           </w:p>
         </w:tc>
@@ -9772,15 +10131,57 @@
                 <w:szCs w:val="24"/>
               </w:rPr>
             </w:pPr>
-            <w:r>
-              <w:rPr>
-                <w:rFonts w:cs="Times New Roman"/>
-                <w:color w:val="000000" w:themeColor="text1"/>
-                <w:sz w:val="24"/>
-                <w:szCs w:val="24"/>
-              </w:rPr>
-              <w:t>Тесты и инспекция схемы</w:t>
-            </w:r>
+            <w:proofErr w:type="spellStart"/>
+            <w:r>
+              <w:rPr>
+                <w:rFonts w:cs="Times New Roman"/>
+                <w:color w:val="000000" w:themeColor="text1"/>
+                <w:sz w:val="24"/>
+                <w:szCs w:val="24"/>
+              </w:rPr>
+              <w:t>Тесты</w:t>
+            </w:r>
+            <w:proofErr w:type="spellEnd"/>
+            <w:r>
+              <w:rPr>
+                <w:rFonts w:cs="Times New Roman"/>
+                <w:color w:val="000000" w:themeColor="text1"/>
+                <w:sz w:val="24"/>
+                <w:szCs w:val="24"/>
+              </w:rPr>
+              <w:t xml:space="preserve"> и </w:t>
+            </w:r>
+            <w:proofErr w:type="spellStart"/>
+            <w:r>
+              <w:rPr>
+                <w:rFonts w:cs="Times New Roman"/>
+                <w:color w:val="000000" w:themeColor="text1"/>
+                <w:sz w:val="24"/>
+                <w:szCs w:val="24"/>
+              </w:rPr>
+              <w:t>инспекция</w:t>
+            </w:r>
+            <w:proofErr w:type="spellEnd"/>
+            <w:r>
+              <w:rPr>
+                <w:rFonts w:cs="Times New Roman"/>
+                <w:color w:val="000000" w:themeColor="text1"/>
+                <w:sz w:val="24"/>
+                <w:szCs w:val="24"/>
+              </w:rPr>
+              <w:t xml:space="preserve"> </w:t>
+            </w:r>
+            <w:proofErr w:type="spellStart"/>
+            <w:r>
+              <w:rPr>
+                <w:rFonts w:cs="Times New Roman"/>
+                <w:color w:val="000000" w:themeColor="text1"/>
+                <w:sz w:val="24"/>
+                <w:szCs w:val="24"/>
+              </w:rPr>
+              <w:t>схемы</w:t>
+            </w:r>
+            <w:proofErr w:type="spellEnd"/>
           </w:p>
         </w:tc>
       </w:tr>
@@ -9802,15 +10203,37 @@
                 <w:szCs w:val="24"/>
               </w:rPr>
             </w:pPr>
-            <w:r>
-              <w:rPr>
-                <w:rFonts w:cs="Times New Roman"/>
-                <w:color w:val="000000" w:themeColor="text1"/>
-                <w:sz w:val="24"/>
-                <w:szCs w:val="24"/>
-              </w:rPr>
-              <w:t>Приемочные функции</w:t>
-            </w:r>
+            <w:proofErr w:type="spellStart"/>
+            <w:r>
+              <w:rPr>
+                <w:rFonts w:cs="Times New Roman"/>
+                <w:color w:val="000000" w:themeColor="text1"/>
+                <w:sz w:val="24"/>
+                <w:szCs w:val="24"/>
+              </w:rPr>
+              <w:t>Приемочные</w:t>
+            </w:r>
+            <w:proofErr w:type="spellEnd"/>
+            <w:r>
+              <w:rPr>
+                <w:rFonts w:cs="Times New Roman"/>
+                <w:color w:val="000000" w:themeColor="text1"/>
+                <w:sz w:val="24"/>
+                <w:szCs w:val="24"/>
+              </w:rPr>
+              <w:t xml:space="preserve"> </w:t>
+            </w:r>
+            <w:proofErr w:type="spellStart"/>
+            <w:r>
+              <w:rPr>
+                <w:rFonts w:cs="Times New Roman"/>
+                <w:color w:val="000000" w:themeColor="text1"/>
+                <w:sz w:val="24"/>
+                <w:szCs w:val="24"/>
+              </w:rPr>
+              <w:t>функции</w:t>
+            </w:r>
+            <w:proofErr w:type="spellEnd"/>
           </w:p>
         </w:tc>
         <w:tc>
@@ -9834,8 +10257,59 @@
                 <w:sz w:val="24"/>
                 <w:szCs w:val="24"/>
               </w:rPr>
-              <w:t>100 % обязательных функций реализованы</w:t>
-            </w:r>
+              <w:t xml:space="preserve">100 % </w:t>
+            </w:r>
+            <w:proofErr w:type="spellStart"/>
+            <w:r>
+              <w:rPr>
+                <w:rFonts w:cs="Times New Roman"/>
+                <w:color w:val="000000" w:themeColor="text1"/>
+                <w:sz w:val="24"/>
+                <w:szCs w:val="24"/>
+              </w:rPr>
+              <w:t>обязательных</w:t>
+            </w:r>
+            <w:proofErr w:type="spellEnd"/>
+            <w:r>
+              <w:rPr>
+                <w:rFonts w:cs="Times New Roman"/>
+                <w:color w:val="000000" w:themeColor="text1"/>
+                <w:sz w:val="24"/>
+                <w:szCs w:val="24"/>
+              </w:rPr>
+              <w:t xml:space="preserve"> </w:t>
+            </w:r>
+            <w:proofErr w:type="spellStart"/>
+            <w:r>
+              <w:rPr>
+                <w:rFonts w:cs="Times New Roman"/>
+                <w:color w:val="000000" w:themeColor="text1"/>
+                <w:sz w:val="24"/>
+                <w:szCs w:val="24"/>
+              </w:rPr>
+              <w:t>функций</w:t>
+            </w:r>
+            <w:proofErr w:type="spellEnd"/>
+            <w:r>
+              <w:rPr>
+                <w:rFonts w:cs="Times New Roman"/>
+                <w:color w:val="000000" w:themeColor="text1"/>
+                <w:sz w:val="24"/>
+                <w:szCs w:val="24"/>
+              </w:rPr>
+              <w:t xml:space="preserve"> </w:t>
+            </w:r>
+            <w:proofErr w:type="spellStart"/>
+            <w:r>
+              <w:rPr>
+                <w:rFonts w:cs="Times New Roman"/>
+                <w:color w:val="000000" w:themeColor="text1"/>
+                <w:sz w:val="24"/>
+                <w:szCs w:val="24"/>
+              </w:rPr>
+              <w:t>реализованы</w:t>
+            </w:r>
+            <w:proofErr w:type="spellEnd"/>
           </w:p>
         </w:tc>
         <w:tc>
@@ -9852,15 +10326,37 @@
                 <w:szCs w:val="24"/>
               </w:rPr>
             </w:pPr>
-            <w:r>
-              <w:rPr>
-                <w:rFonts w:cs="Times New Roman"/>
-                <w:color w:val="000000" w:themeColor="text1"/>
-                <w:sz w:val="24"/>
-                <w:szCs w:val="24"/>
-              </w:rPr>
-              <w:t>Матрица приемки</w:t>
-            </w:r>
+            <w:proofErr w:type="spellStart"/>
+            <w:r>
+              <w:rPr>
+                <w:rFonts w:cs="Times New Roman"/>
+                <w:color w:val="000000" w:themeColor="text1"/>
+                <w:sz w:val="24"/>
+                <w:szCs w:val="24"/>
+              </w:rPr>
+              <w:t>Матрица</w:t>
+            </w:r>
+            <w:proofErr w:type="spellEnd"/>
+            <w:r>
+              <w:rPr>
+                <w:rFonts w:cs="Times New Roman"/>
+                <w:color w:val="000000" w:themeColor="text1"/>
+                <w:sz w:val="24"/>
+                <w:szCs w:val="24"/>
+              </w:rPr>
+              <w:t xml:space="preserve"> </w:t>
+            </w:r>
+            <w:proofErr w:type="spellStart"/>
+            <w:r>
+              <w:rPr>
+                <w:rFonts w:cs="Times New Roman"/>
+                <w:color w:val="000000" w:themeColor="text1"/>
+                <w:sz w:val="24"/>
+                <w:szCs w:val="24"/>
+              </w:rPr>
+              <w:t>приемки</w:t>
+            </w:r>
+            <w:proofErr w:type="spellEnd"/>
           </w:p>
         </w:tc>
       </w:tr>
@@ -9879,8 +10375,17 @@
           <w:rFonts w:ascii="Times New Roman" w:hAnsi="Times New Roman" w:cs="Times New Roman"/>
           <w:color w:val="000000" w:themeColor="text1"/>
         </w:rPr>
-        <w:t>4.4.3 Надежность</w:t>
-      </w:r>
+        <w:t xml:space="preserve">4.4.3 </w:t>
+      </w:r>
+      <w:proofErr w:type="spellStart"/>
+      <w:r>
+        <w:rPr>
+          <w:rFonts w:ascii="Times New Roman" w:hAnsi="Times New Roman" w:cs="Times New Roman"/>
+          <w:color w:val="000000" w:themeColor="text1"/>
+        </w:rPr>
+        <w:t>Надежность</w:t>
+      </w:r>
+      <w:proofErr w:type="spellEnd"/>
     </w:p>
     <w:p>
       <w:pPr>
@@ -9897,23 +10402,7 @@
           <w:color w:val="000000" w:themeColor="text1"/>
           <w:lang w:val="ru-RU"/>
         </w:rPr>
-        <w:t xml:space="preserve">При </w:t>
-      </w:r>
-      <w:r>
-        <w:rPr>
-          <w:rFonts w:cs="Times New Roman"/>
-          <w:color w:val="000000" w:themeColor="text1"/>
-          <w:lang w:val="ru-RU"/>
-        </w:rPr>
-        <w:t>ошибке валидации операция не должна записывать некорректные данные. При неожиданной ошибке сервер должен выдавать пользователю понятное сообщение и регистрировать техническую информацию в журнале приложения. Удаление категорий и блюд, используемых в истори</w:t>
-      </w:r>
-      <w:r>
-        <w:rPr>
-          <w:rFonts w:cs="Times New Roman"/>
-          <w:color w:val="000000" w:themeColor="text1"/>
-          <w:lang w:val="ru-RU"/>
-        </w:rPr>
-        <w:t>ческом меню, должно выполняться безопасным способом, предпочтительно переводом в неактивное состояние.</w:t>
+        <w:t>При ошибке валидации операция не должна записывать некорректные данные. При неожиданной ошибке сервер должен выдавать пользователю понятное сообщение и регистрировать техническую информацию в журнале приложения. Удаление категорий и блюд, используемых в историческом меню, должно выполняться безопасным способом, предпочтительно переводом в неактивное состояние.</w:t>
       </w:r>
     </w:p>
     <w:p>
@@ -9950,15 +10439,7 @@
           <w:color w:val="000000" w:themeColor="text1"/>
           <w:lang w:val="ru-RU"/>
         </w:rPr>
-        <w:t>Доступ к административным функциям предоставляется только авторизованным пользователям соответствующих ролей. Пароли не хранятся в отк</w:t>
-      </w:r>
-      <w:r>
-        <w:rPr>
-          <w:rFonts w:cs="Times New Roman"/>
-          <w:color w:val="000000" w:themeColor="text1"/>
-          <w:lang w:val="ru-RU"/>
-        </w:rPr>
-        <w:t xml:space="preserve">рытом виде. В учебной версии достаточно стандартного хеширования паролей библиотекой приложения. На уровне БД используются ограничения </w:t>
+        <w:t xml:space="preserve">Доступ к административным функциям предоставляется только авторизованным пользователям соответствующих ролей. Пароли не хранятся в открытом виде. В учебной версии достаточно стандартного хеширования паролей библиотекой приложения. На уровне БД используются ограничения </w:t>
       </w:r>
       <w:r>
         <w:rPr>
@@ -10055,15 +10536,7 @@
           <w:color w:val="000000" w:themeColor="text1"/>
           <w:lang w:val="ru-RU"/>
         </w:rPr>
-        <w:t>Интерфейс должен иметь простую навигаци</w:t>
-      </w:r>
-      <w:r>
-        <w:rPr>
-          <w:rFonts w:cs="Times New Roman"/>
-          <w:color w:val="000000" w:themeColor="text1"/>
-          <w:lang w:val="ru-RU"/>
-        </w:rPr>
-        <w:t>ю: «Меню», «Блюда», «Категории», «Пользователи» и «Журнал». Формы должны содержать подписи полей, кнопки сохранения и отмены, а сообщения об ошибках — быть видимыми без открытия консоли разработчика.</w:t>
+        <w:t>Интерфейс должен иметь простую навигацию: «Меню», «Блюда», «Категории», «Пользователи» и «Журнал». Формы должны содержать подписи полей, кнопки сохранения и отмены, а сообщения об ошибках — быть видимыми без открытия консоли разработчика.</w:t>
       </w:r>
     </w:p>
     <w:p>
@@ -10101,15 +10574,7 @@
           <w:color w:val="000000" w:themeColor="text1"/>
           <w:lang w:val="ru-RU"/>
         </w:rPr>
-        <w:t>Обслуживание сводится к п</w:t>
-      </w:r>
-      <w:r>
-        <w:rPr>
-          <w:rFonts w:cs="Times New Roman"/>
-          <w:color w:val="000000" w:themeColor="text1"/>
-          <w:lang w:val="ru-RU"/>
-        </w:rPr>
-        <w:t>рименению обновлений приложения и миграций БД. Перед применением несовместимой миграции создается резервная копия тестовой или рабочей БД в зависимости от условий учебной эксплуатации. Ручные изменения схемы в обход миграций не допускаются.</w:t>
+        <w:t>Обслуживание сводится к применению обновлений приложения и миграций БД. Перед применением несовместимой миграции создается резервная копия тестовой или рабочей БД в зависимости от условий учебной эксплуатации. Ручные изменения схемы в обход миграций не допускаются.</w:t>
       </w:r>
     </w:p>
     <w:p>
@@ -10128,15 +10593,7 @@
           <w:color w:val="000000" w:themeColor="text1"/>
           <w:lang w:val="ru-RU"/>
         </w:rPr>
-        <w:t>4.4.7 Защита ин</w:t>
-      </w:r>
-      <w:r>
-        <w:rPr>
-          <w:rFonts w:ascii="Times New Roman" w:hAnsi="Times New Roman" w:cs="Times New Roman"/>
-          <w:color w:val="000000" w:themeColor="text1"/>
-          <w:lang w:val="ru-RU"/>
-        </w:rPr>
-        <w:t>формации</w:t>
+        <w:t>4.4.7 Защита информации</w:t>
       </w:r>
     </w:p>
     <w:p>
@@ -10173,15 +10630,7 @@
           <w:color w:val="000000" w:themeColor="text1"/>
           <w:lang w:val="ru-RU"/>
         </w:rPr>
-        <w:t>4.4.8 Сохранность да</w:t>
-      </w:r>
-      <w:r>
-        <w:rPr>
-          <w:rFonts w:ascii="Times New Roman" w:hAnsi="Times New Roman" w:cs="Times New Roman"/>
-          <w:color w:val="000000" w:themeColor="text1"/>
-          <w:lang w:val="ru-RU"/>
-        </w:rPr>
-        <w:t>нных</w:t>
+        <w:t>4.4.8 Сохранность данных</w:t>
       </w:r>
     </w:p>
     <w:p>
@@ -10199,15 +10648,7 @@
           <w:color w:val="000000" w:themeColor="text1"/>
           <w:lang w:val="ru-RU"/>
         </w:rPr>
-        <w:t>Исторические меню должны оставаться доступными для просмотра после завершения соответствующей даты. Физическое резервирование не входит в обязательный функционал приложения; достаточно описать способ резервного копирования БД в инструкции разработчика</w:t>
-      </w:r>
-      <w:r>
-        <w:rPr>
-          <w:rFonts w:cs="Times New Roman"/>
-          <w:color w:val="000000" w:themeColor="text1"/>
-          <w:lang w:val="ru-RU"/>
-        </w:rPr>
-        <w:t>.</w:t>
+        <w:t>Исторические меню должны оставаться доступными для просмотра после завершения соответствующей даты. Физическое резервирование не входит в обязательный функционал приложения; достаточно описать способ резервного копирования БД в инструкции разработчика.</w:t>
       </w:r>
     </w:p>
     <w:p>
@@ -10272,25 +10713,7 @@
           <w:szCs w:val="28"/>
           <w:lang w:val="ru-RU"/>
         </w:rPr>
-        <w:t xml:space="preserve"> РАБОТ ПО СОЗДАНИЮ (РАЗВИТИЮ)</w:t>
-      </w:r>
-      <w:r>
-        <w:rPr>
-          <w:rFonts w:ascii="Times New Roman" w:hAnsi="Times New Roman" w:cs="Times New Roman"/>
-          <w:color w:val="000000" w:themeColor="text1"/>
-          <w:szCs w:val="28"/>
-          <w:lang w:val="ru-RU"/>
-        </w:rPr>
-        <w:t xml:space="preserve"> </w:t>
-      </w:r>
-      <w:r>
-        <w:rPr>
-          <w:rFonts w:ascii="Times New Roman" w:hAnsi="Times New Roman" w:cs="Times New Roman"/>
-          <w:color w:val="000000" w:themeColor="text1"/>
-          <w:szCs w:val="28"/>
-          <w:lang w:val="ru-RU"/>
-        </w:rPr>
-        <w:t>СИСТЕМЫ</w:t>
+        <w:t xml:space="preserve"> РАБОТ ПО СОЗДАНИЮ (РАЗВИТИЮ) СИСТЕМЫ</w:t>
       </w:r>
       <w:bookmarkEnd w:id="24"/>
     </w:p>
@@ -10309,15 +10732,7 @@
           <w:color w:val="000000" w:themeColor="text1"/>
           <w:lang w:val="ru-RU"/>
         </w:rPr>
-        <w:t>Разработка выполняется по последовательным этапам с короткими циклами обратной связи. Для учебного проекта допускается итерационный подход: после базового функционала выполняется промежуточная проверка, затем до</w:t>
-      </w:r>
-      <w:r>
-        <w:rPr>
-          <w:rFonts w:cs="Times New Roman"/>
-          <w:color w:val="000000" w:themeColor="text1"/>
-          <w:lang w:val="ru-RU"/>
-        </w:rPr>
-        <w:t>работка.</w:t>
+        <w:t>Разработка выполняется по последовательным этапам с короткими циклами обратной связи. Для учебного проекта допускается итерационный подход: после базового функционала выполняется промежуточная проверка, затем доработка.</w:t>
       </w:r>
     </w:p>
     <w:p>
@@ -10375,6 +10790,7 @@
                 <w:szCs w:val="24"/>
               </w:rPr>
             </w:pPr>
+            <w:proofErr w:type="spellStart"/>
             <w:r>
               <w:rPr>
                 <w:rFonts w:cs="Times New Roman"/>
@@ -10386,6 +10802,7 @@
               </w:rPr>
               <w:t>Этап</w:t>
             </w:r>
+            <w:proofErr w:type="spellEnd"/>
           </w:p>
         </w:tc>
         <w:tc>
@@ -10406,6 +10823,7 @@
                 <w:szCs w:val="24"/>
               </w:rPr>
             </w:pPr>
+            <w:proofErr w:type="spellStart"/>
             <w:r>
               <w:rPr>
                 <w:rFonts w:cs="Times New Roman"/>
@@ -10417,6 +10835,7 @@
               </w:rPr>
               <w:t>Содержание</w:t>
             </w:r>
+            <w:proofErr w:type="spellEnd"/>
           </w:p>
         </w:tc>
         <w:tc>
@@ -10437,6 +10856,7 @@
                 <w:szCs w:val="24"/>
               </w:rPr>
             </w:pPr>
+            <w:proofErr w:type="spellStart"/>
             <w:r>
               <w:rPr>
                 <w:rFonts w:cs="Times New Roman"/>
@@ -10448,6 +10868,7 @@
               </w:rPr>
               <w:t>Результат</w:t>
             </w:r>
+            <w:proofErr w:type="spellEnd"/>
           </w:p>
         </w:tc>
         <w:tc>
@@ -10468,6 +10889,7 @@
                 <w:szCs w:val="24"/>
               </w:rPr>
             </w:pPr>
+            <w:proofErr w:type="spellStart"/>
             <w:r>
               <w:rPr>
                 <w:rFonts w:cs="Times New Roman"/>
@@ -10479,6 +10901,7 @@
               </w:rPr>
               <w:t>Срок</w:t>
             </w:r>
+            <w:proofErr w:type="spellEnd"/>
           </w:p>
         </w:tc>
       </w:tr>
@@ -10507,8 +10930,19 @@
                 <w:sz w:val="24"/>
                 <w:szCs w:val="24"/>
               </w:rPr>
-              <w:t>1. Анализ</w:t>
-            </w:r>
+              <w:t xml:space="preserve">1. </w:t>
+            </w:r>
+            <w:proofErr w:type="spellStart"/>
+            <w:r>
+              <w:rPr>
+                <w:rFonts w:cs="Times New Roman"/>
+                <w:color w:val="000000" w:themeColor="text1"/>
+                <w:sz w:val="24"/>
+                <w:szCs w:val="24"/>
+              </w:rPr>
+              <w:t>Анализ</w:t>
+            </w:r>
+            <w:proofErr w:type="spellEnd"/>
           </w:p>
         </w:tc>
         <w:tc>
@@ -10552,14 +10986,25 @@
                 <w:szCs w:val="24"/>
               </w:rPr>
             </w:pPr>
-            <w:r>
-              <w:rPr>
-                <w:rFonts w:cs="Times New Roman"/>
-                <w:color w:val="000000" w:themeColor="text1"/>
-                <w:sz w:val="24"/>
-                <w:szCs w:val="24"/>
-              </w:rPr>
-              <w:t>Утвержденное ТЗ</w:t>
+            <w:proofErr w:type="spellStart"/>
+            <w:r>
+              <w:rPr>
+                <w:rFonts w:cs="Times New Roman"/>
+                <w:color w:val="000000" w:themeColor="text1"/>
+                <w:sz w:val="24"/>
+                <w:szCs w:val="24"/>
+              </w:rPr>
+              <w:t>Утвержденное</w:t>
+            </w:r>
+            <w:proofErr w:type="spellEnd"/>
+            <w:r>
+              <w:rPr>
+                <w:rFonts w:cs="Times New Roman"/>
+                <w:color w:val="000000" w:themeColor="text1"/>
+                <w:sz w:val="24"/>
+                <w:szCs w:val="24"/>
+              </w:rPr>
+              <w:t xml:space="preserve"> ТЗ</w:t>
             </w:r>
           </w:p>
         </w:tc>
@@ -10584,8 +11029,19 @@
                 <w:sz w:val="24"/>
                 <w:szCs w:val="24"/>
               </w:rPr>
-              <w:t>1 неделя</w:t>
-            </w:r>
+              <w:t xml:space="preserve">1 </w:t>
+            </w:r>
+            <w:proofErr w:type="spellStart"/>
+            <w:r>
+              <w:rPr>
+                <w:rFonts w:cs="Times New Roman"/>
+                <w:color w:val="000000" w:themeColor="text1"/>
+                <w:sz w:val="24"/>
+                <w:szCs w:val="24"/>
+              </w:rPr>
+              <w:t>неделя</w:t>
+            </w:r>
+            <w:proofErr w:type="spellEnd"/>
           </w:p>
         </w:tc>
       </w:tr>
@@ -10614,8 +11070,19 @@
                 <w:sz w:val="24"/>
                 <w:szCs w:val="24"/>
               </w:rPr>
-              <w:t>2. Проектирование</w:t>
-            </w:r>
+              <w:t xml:space="preserve">2. </w:t>
+            </w:r>
+            <w:proofErr w:type="spellStart"/>
+            <w:r>
+              <w:rPr>
+                <w:rFonts w:cs="Times New Roman"/>
+                <w:color w:val="000000" w:themeColor="text1"/>
+                <w:sz w:val="24"/>
+                <w:szCs w:val="24"/>
+              </w:rPr>
+              <w:t>Проектирование</w:t>
+            </w:r>
+            <w:proofErr w:type="spellEnd"/>
           </w:p>
         </w:tc>
         <w:tc>
@@ -10693,8 +11160,19 @@
                 <w:sz w:val="24"/>
                 <w:szCs w:val="24"/>
               </w:rPr>
-              <w:t>1 неделя</w:t>
-            </w:r>
+              <w:t xml:space="preserve">1 </w:t>
+            </w:r>
+            <w:proofErr w:type="spellStart"/>
+            <w:r>
+              <w:rPr>
+                <w:rFonts w:cs="Times New Roman"/>
+                <w:color w:val="000000" w:themeColor="text1"/>
+                <w:sz w:val="24"/>
+                <w:szCs w:val="24"/>
+              </w:rPr>
+              <w:t>неделя</w:t>
+            </w:r>
+            <w:proofErr w:type="spellEnd"/>
           </w:p>
         </w:tc>
       </w:tr>
@@ -10723,8 +11201,19 @@
                 <w:sz w:val="24"/>
                 <w:szCs w:val="24"/>
               </w:rPr>
-              <w:t>3. Реализация</w:t>
-            </w:r>
+              <w:t xml:space="preserve">3. </w:t>
+            </w:r>
+            <w:proofErr w:type="spellStart"/>
+            <w:r>
+              <w:rPr>
+                <w:rFonts w:cs="Times New Roman"/>
+                <w:color w:val="000000" w:themeColor="text1"/>
+                <w:sz w:val="24"/>
+                <w:szCs w:val="24"/>
+              </w:rPr>
+              <w:t>Реализация</w:t>
+            </w:r>
+            <w:proofErr w:type="spellEnd"/>
           </w:p>
         </w:tc>
         <w:tc>
@@ -10741,42 +11230,57 @@
                 <w:szCs w:val="24"/>
               </w:rPr>
             </w:pPr>
-            <w:r>
-              <w:rPr>
-                <w:rFonts w:cs="Times New Roman"/>
-                <w:color w:val="000000" w:themeColor="text1"/>
-                <w:sz w:val="24"/>
-                <w:szCs w:val="24"/>
-              </w:rPr>
-              <w:t xml:space="preserve">Код </w:t>
-            </w:r>
-            <w:r>
-              <w:rPr>
-                <w:rFonts w:cs="Times New Roman"/>
-                <w:color w:val="000000" w:themeColor="text1"/>
-                <w:sz w:val="24"/>
-                <w:szCs w:val="24"/>
-              </w:rPr>
-              <w:t xml:space="preserve">приложения, </w:t>
-            </w:r>
-            <w:r>
-              <w:rPr>
-                <w:rFonts w:cs="Times New Roman"/>
-                <w:color w:val="000000" w:themeColor="text1"/>
-                <w:sz w:val="24"/>
-                <w:szCs w:val="24"/>
-              </w:rPr>
-              <w:t>CRUD</w:t>
-            </w:r>
-            <w:r>
-              <w:rPr>
-                <w:rFonts w:cs="Times New Roman"/>
-                <w:color w:val="000000" w:themeColor="text1"/>
-                <w:sz w:val="24"/>
-                <w:szCs w:val="24"/>
-              </w:rPr>
-              <w:t>, меню</w:t>
-            </w:r>
+            <w:proofErr w:type="spellStart"/>
+            <w:r>
+              <w:rPr>
+                <w:rFonts w:cs="Times New Roman"/>
+                <w:color w:val="000000" w:themeColor="text1"/>
+                <w:sz w:val="24"/>
+                <w:szCs w:val="24"/>
+              </w:rPr>
+              <w:t>Код</w:t>
+            </w:r>
+            <w:proofErr w:type="spellEnd"/>
+            <w:r>
+              <w:rPr>
+                <w:rFonts w:cs="Times New Roman"/>
+                <w:color w:val="000000" w:themeColor="text1"/>
+                <w:sz w:val="24"/>
+                <w:szCs w:val="24"/>
+              </w:rPr>
+              <w:t xml:space="preserve"> </w:t>
+            </w:r>
+            <w:proofErr w:type="spellStart"/>
+            <w:r>
+              <w:rPr>
+                <w:rFonts w:cs="Times New Roman"/>
+                <w:color w:val="000000" w:themeColor="text1"/>
+                <w:sz w:val="24"/>
+                <w:szCs w:val="24"/>
+              </w:rPr>
+              <w:t>приложения</w:t>
+            </w:r>
+            <w:proofErr w:type="spellEnd"/>
+            <w:r>
+              <w:rPr>
+                <w:rFonts w:cs="Times New Roman"/>
+                <w:color w:val="000000" w:themeColor="text1"/>
+                <w:sz w:val="24"/>
+                <w:szCs w:val="24"/>
+              </w:rPr>
+              <w:t xml:space="preserve">, CRUD, </w:t>
+            </w:r>
+            <w:proofErr w:type="spellStart"/>
+            <w:r>
+              <w:rPr>
+                <w:rFonts w:cs="Times New Roman"/>
+                <w:color w:val="000000" w:themeColor="text1"/>
+                <w:sz w:val="24"/>
+                <w:szCs w:val="24"/>
+              </w:rPr>
+              <w:t>меню</w:t>
+            </w:r>
+            <w:proofErr w:type="spellEnd"/>
           </w:p>
         </w:tc>
         <w:tc>
@@ -10793,15 +11297,37 @@
                 <w:szCs w:val="24"/>
               </w:rPr>
             </w:pPr>
-            <w:r>
-              <w:rPr>
-                <w:rFonts w:cs="Times New Roman"/>
-                <w:color w:val="000000" w:themeColor="text1"/>
-                <w:sz w:val="24"/>
-                <w:szCs w:val="24"/>
-              </w:rPr>
-              <w:t>Рабочая версия</w:t>
-            </w:r>
+            <w:proofErr w:type="spellStart"/>
+            <w:r>
+              <w:rPr>
+                <w:rFonts w:cs="Times New Roman"/>
+                <w:color w:val="000000" w:themeColor="text1"/>
+                <w:sz w:val="24"/>
+                <w:szCs w:val="24"/>
+              </w:rPr>
+              <w:t>Рабочая</w:t>
+            </w:r>
+            <w:proofErr w:type="spellEnd"/>
+            <w:r>
+              <w:rPr>
+                <w:rFonts w:cs="Times New Roman"/>
+                <w:color w:val="000000" w:themeColor="text1"/>
+                <w:sz w:val="24"/>
+                <w:szCs w:val="24"/>
+              </w:rPr>
+              <w:t xml:space="preserve"> </w:t>
+            </w:r>
+            <w:proofErr w:type="spellStart"/>
+            <w:r>
+              <w:rPr>
+                <w:rFonts w:cs="Times New Roman"/>
+                <w:color w:val="000000" w:themeColor="text1"/>
+                <w:sz w:val="24"/>
+                <w:szCs w:val="24"/>
+              </w:rPr>
+              <w:t>версия</w:t>
+            </w:r>
+            <w:proofErr w:type="spellEnd"/>
           </w:p>
         </w:tc>
         <w:tc>
@@ -10825,8 +11351,19 @@
                 <w:sz w:val="24"/>
                 <w:szCs w:val="24"/>
               </w:rPr>
-              <w:t>2 неделя</w:t>
-            </w:r>
+              <w:t xml:space="preserve">2 </w:t>
+            </w:r>
+            <w:proofErr w:type="spellStart"/>
+            <w:r>
+              <w:rPr>
+                <w:rFonts w:cs="Times New Roman"/>
+                <w:color w:val="000000" w:themeColor="text1"/>
+                <w:sz w:val="24"/>
+                <w:szCs w:val="24"/>
+              </w:rPr>
+              <w:t>неделя</w:t>
+            </w:r>
+            <w:proofErr w:type="spellEnd"/>
           </w:p>
         </w:tc>
       </w:tr>
@@ -10855,8 +11392,19 @@
                 <w:sz w:val="24"/>
                 <w:szCs w:val="24"/>
               </w:rPr>
-              <w:t>4. Миграции</w:t>
-            </w:r>
+              <w:t xml:space="preserve">4. </w:t>
+            </w:r>
+            <w:proofErr w:type="spellStart"/>
+            <w:r>
+              <w:rPr>
+                <w:rFonts w:cs="Times New Roman"/>
+                <w:color w:val="000000" w:themeColor="text1"/>
+                <w:sz w:val="24"/>
+                <w:szCs w:val="24"/>
+              </w:rPr>
+              <w:t>Миграции</w:t>
+            </w:r>
+            <w:proofErr w:type="spellEnd"/>
           </w:p>
         </w:tc>
         <w:tc>
@@ -10919,15 +11467,37 @@
                 <w:szCs w:val="24"/>
               </w:rPr>
             </w:pPr>
-            <w:r>
-              <w:rPr>
-                <w:rFonts w:cs="Times New Roman"/>
-                <w:color w:val="000000" w:themeColor="text1"/>
-                <w:sz w:val="24"/>
-                <w:szCs w:val="24"/>
-              </w:rPr>
-              <w:t>Каталог миграций</w:t>
-            </w:r>
+            <w:proofErr w:type="spellStart"/>
+            <w:r>
+              <w:rPr>
+                <w:rFonts w:cs="Times New Roman"/>
+                <w:color w:val="000000" w:themeColor="text1"/>
+                <w:sz w:val="24"/>
+                <w:szCs w:val="24"/>
+              </w:rPr>
+              <w:t>Каталог</w:t>
+            </w:r>
+            <w:proofErr w:type="spellEnd"/>
+            <w:r>
+              <w:rPr>
+                <w:rFonts w:cs="Times New Roman"/>
+                <w:color w:val="000000" w:themeColor="text1"/>
+                <w:sz w:val="24"/>
+                <w:szCs w:val="24"/>
+              </w:rPr>
+              <w:t xml:space="preserve"> </w:t>
+            </w:r>
+            <w:proofErr w:type="spellStart"/>
+            <w:r>
+              <w:rPr>
+                <w:rFonts w:cs="Times New Roman"/>
+                <w:color w:val="000000" w:themeColor="text1"/>
+                <w:sz w:val="24"/>
+                <w:szCs w:val="24"/>
+              </w:rPr>
+              <w:t>миграций</w:t>
+            </w:r>
+            <w:proofErr w:type="spellEnd"/>
           </w:p>
         </w:tc>
         <w:tc>
@@ -10944,14 +11514,45 @@
                 <w:szCs w:val="24"/>
               </w:rPr>
             </w:pPr>
-            <w:r>
-              <w:rPr>
-                <w:rFonts w:cs="Times New Roman"/>
-                <w:color w:val="000000" w:themeColor="text1"/>
-                <w:sz w:val="24"/>
-                <w:szCs w:val="24"/>
-              </w:rPr>
-              <w:t>Параллельно этапу 3</w:t>
+            <w:proofErr w:type="spellStart"/>
+            <w:r>
+              <w:rPr>
+                <w:rFonts w:cs="Times New Roman"/>
+                <w:color w:val="000000" w:themeColor="text1"/>
+                <w:sz w:val="24"/>
+                <w:szCs w:val="24"/>
+              </w:rPr>
+              <w:t>Параллельно</w:t>
+            </w:r>
+            <w:proofErr w:type="spellEnd"/>
+            <w:r>
+              <w:rPr>
+                <w:rFonts w:cs="Times New Roman"/>
+                <w:color w:val="000000" w:themeColor="text1"/>
+                <w:sz w:val="24"/>
+                <w:szCs w:val="24"/>
+              </w:rPr>
+              <w:t xml:space="preserve"> </w:t>
+            </w:r>
+            <w:proofErr w:type="spellStart"/>
+            <w:r>
+              <w:rPr>
+                <w:rFonts w:cs="Times New Roman"/>
+                <w:color w:val="000000" w:themeColor="text1"/>
+                <w:sz w:val="24"/>
+                <w:szCs w:val="24"/>
+              </w:rPr>
+              <w:t>этапу</w:t>
+            </w:r>
+            <w:proofErr w:type="spellEnd"/>
+            <w:r>
+              <w:rPr>
+                <w:rFonts w:cs="Times New Roman"/>
+                <w:color w:val="000000" w:themeColor="text1"/>
+                <w:sz w:val="24"/>
+                <w:szCs w:val="24"/>
+              </w:rPr>
+              <w:t xml:space="preserve"> 3</w:t>
             </w:r>
           </w:p>
         </w:tc>
@@ -10981,8 +11582,19 @@
                 <w:sz w:val="24"/>
                 <w:szCs w:val="24"/>
               </w:rPr>
-              <w:t>5. Тестирование</w:t>
-            </w:r>
+              <w:t xml:space="preserve">5. </w:t>
+            </w:r>
+            <w:proofErr w:type="spellStart"/>
+            <w:r>
+              <w:rPr>
+                <w:rFonts w:cs="Times New Roman"/>
+                <w:color w:val="000000" w:themeColor="text1"/>
+                <w:sz w:val="24"/>
+                <w:szCs w:val="24"/>
+              </w:rPr>
+              <w:t>Тестирование</w:t>
+            </w:r>
+            <w:proofErr w:type="spellEnd"/>
           </w:p>
         </w:tc>
         <w:tc>
@@ -10999,15 +11611,57 @@
                 <w:szCs w:val="24"/>
               </w:rPr>
             </w:pPr>
-            <w:r>
-              <w:rPr>
-                <w:rFonts w:cs="Times New Roman"/>
-                <w:color w:val="000000" w:themeColor="text1"/>
-                <w:sz w:val="24"/>
-                <w:szCs w:val="24"/>
-              </w:rPr>
-              <w:t>Функциональные и интеграционные проверки</w:t>
-            </w:r>
+            <w:proofErr w:type="spellStart"/>
+            <w:r>
+              <w:rPr>
+                <w:rFonts w:cs="Times New Roman"/>
+                <w:color w:val="000000" w:themeColor="text1"/>
+                <w:sz w:val="24"/>
+                <w:szCs w:val="24"/>
+              </w:rPr>
+              <w:t>Функциональные</w:t>
+            </w:r>
+            <w:proofErr w:type="spellEnd"/>
+            <w:r>
+              <w:rPr>
+                <w:rFonts w:cs="Times New Roman"/>
+                <w:color w:val="000000" w:themeColor="text1"/>
+                <w:sz w:val="24"/>
+                <w:szCs w:val="24"/>
+              </w:rPr>
+              <w:t xml:space="preserve"> и </w:t>
+            </w:r>
+            <w:proofErr w:type="spellStart"/>
+            <w:r>
+              <w:rPr>
+                <w:rFonts w:cs="Times New Roman"/>
+                <w:color w:val="000000" w:themeColor="text1"/>
+                <w:sz w:val="24"/>
+                <w:szCs w:val="24"/>
+              </w:rPr>
+              <w:t>интеграционные</w:t>
+            </w:r>
+            <w:proofErr w:type="spellEnd"/>
+            <w:r>
+              <w:rPr>
+                <w:rFonts w:cs="Times New Roman"/>
+                <w:color w:val="000000" w:themeColor="text1"/>
+                <w:sz w:val="24"/>
+                <w:szCs w:val="24"/>
+              </w:rPr>
+              <w:t xml:space="preserve"> </w:t>
+            </w:r>
+            <w:proofErr w:type="spellStart"/>
+            <w:r>
+              <w:rPr>
+                <w:rFonts w:cs="Times New Roman"/>
+                <w:color w:val="000000" w:themeColor="text1"/>
+                <w:sz w:val="24"/>
+                <w:szCs w:val="24"/>
+              </w:rPr>
+              <w:t>проверки</w:t>
+            </w:r>
+            <w:proofErr w:type="spellEnd"/>
           </w:p>
         </w:tc>
         <w:tc>
@@ -11024,15 +11678,37 @@
                 <w:szCs w:val="24"/>
               </w:rPr>
             </w:pPr>
-            <w:r>
-              <w:rPr>
-                <w:rFonts w:cs="Times New Roman"/>
-                <w:color w:val="000000" w:themeColor="text1"/>
-                <w:sz w:val="24"/>
-                <w:szCs w:val="24"/>
-              </w:rPr>
-              <w:t>Протокол испытаний</w:t>
-            </w:r>
+            <w:proofErr w:type="spellStart"/>
+            <w:r>
+              <w:rPr>
+                <w:rFonts w:cs="Times New Roman"/>
+                <w:color w:val="000000" w:themeColor="text1"/>
+                <w:sz w:val="24"/>
+                <w:szCs w:val="24"/>
+              </w:rPr>
+              <w:t>Протокол</w:t>
+            </w:r>
+            <w:proofErr w:type="spellEnd"/>
+            <w:r>
+              <w:rPr>
+                <w:rFonts w:cs="Times New Roman"/>
+                <w:color w:val="000000" w:themeColor="text1"/>
+                <w:sz w:val="24"/>
+                <w:szCs w:val="24"/>
+              </w:rPr>
+              <w:t xml:space="preserve"> </w:t>
+            </w:r>
+            <w:proofErr w:type="spellStart"/>
+            <w:r>
+              <w:rPr>
+                <w:rFonts w:cs="Times New Roman"/>
+                <w:color w:val="000000" w:themeColor="text1"/>
+                <w:sz w:val="24"/>
+                <w:szCs w:val="24"/>
+              </w:rPr>
+              <w:t>испытаний</w:t>
+            </w:r>
+            <w:proofErr w:type="spellEnd"/>
           </w:p>
         </w:tc>
         <w:tc>
@@ -11056,8 +11732,19 @@
                 <w:sz w:val="24"/>
                 <w:szCs w:val="24"/>
               </w:rPr>
-              <w:t>0,5 недели</w:t>
-            </w:r>
+              <w:t xml:space="preserve">0,5 </w:t>
+            </w:r>
+            <w:proofErr w:type="spellStart"/>
+            <w:r>
+              <w:rPr>
+                <w:rFonts w:cs="Times New Roman"/>
+                <w:color w:val="000000" w:themeColor="text1"/>
+                <w:sz w:val="24"/>
+                <w:szCs w:val="24"/>
+              </w:rPr>
+              <w:t>недели</w:t>
+            </w:r>
+            <w:proofErr w:type="spellEnd"/>
           </w:p>
         </w:tc>
       </w:tr>
@@ -11088,6 +11775,7 @@
               </w:rPr>
               <w:t xml:space="preserve">6. </w:t>
             </w:r>
+            <w:proofErr w:type="spellStart"/>
             <w:r>
               <w:rPr>
                 <w:rFonts w:cs="Times New Roman"/>
@@ -11097,6 +11785,7 @@
               </w:rPr>
               <w:t>Приемка</w:t>
             </w:r>
+            <w:proofErr w:type="spellEnd"/>
           </w:p>
         </w:tc>
         <w:tc>
@@ -11113,15 +11802,77 @@
                 <w:szCs w:val="24"/>
               </w:rPr>
             </w:pPr>
-            <w:r>
-              <w:rPr>
-                <w:rFonts w:cs="Times New Roman"/>
-                <w:color w:val="000000" w:themeColor="text1"/>
-                <w:sz w:val="24"/>
-                <w:szCs w:val="24"/>
-              </w:rPr>
-              <w:t>Исправление замечаний, финальная сборка</w:t>
-            </w:r>
+            <w:proofErr w:type="spellStart"/>
+            <w:r>
+              <w:rPr>
+                <w:rFonts w:cs="Times New Roman"/>
+                <w:color w:val="000000" w:themeColor="text1"/>
+                <w:sz w:val="24"/>
+                <w:szCs w:val="24"/>
+              </w:rPr>
+              <w:t>Исправление</w:t>
+            </w:r>
+            <w:proofErr w:type="spellEnd"/>
+            <w:r>
+              <w:rPr>
+                <w:rFonts w:cs="Times New Roman"/>
+                <w:color w:val="000000" w:themeColor="text1"/>
+                <w:sz w:val="24"/>
+                <w:szCs w:val="24"/>
+              </w:rPr>
+              <w:t xml:space="preserve"> </w:t>
+            </w:r>
+            <w:proofErr w:type="spellStart"/>
+            <w:r>
+              <w:rPr>
+                <w:rFonts w:cs="Times New Roman"/>
+                <w:color w:val="000000" w:themeColor="text1"/>
+                <w:sz w:val="24"/>
+                <w:szCs w:val="24"/>
+              </w:rPr>
+              <w:t>замечаний</w:t>
+            </w:r>
+            <w:proofErr w:type="spellEnd"/>
+            <w:r>
+              <w:rPr>
+                <w:rFonts w:cs="Times New Roman"/>
+                <w:color w:val="000000" w:themeColor="text1"/>
+                <w:sz w:val="24"/>
+                <w:szCs w:val="24"/>
+              </w:rPr>
+              <w:t xml:space="preserve">, </w:t>
+            </w:r>
+            <w:proofErr w:type="spellStart"/>
+            <w:r>
+              <w:rPr>
+                <w:rFonts w:cs="Times New Roman"/>
+                <w:color w:val="000000" w:themeColor="text1"/>
+                <w:sz w:val="24"/>
+                <w:szCs w:val="24"/>
+              </w:rPr>
+              <w:t>финальная</w:t>
+            </w:r>
+            <w:proofErr w:type="spellEnd"/>
+            <w:r>
+              <w:rPr>
+                <w:rFonts w:cs="Times New Roman"/>
+                <w:color w:val="000000" w:themeColor="text1"/>
+                <w:sz w:val="24"/>
+                <w:szCs w:val="24"/>
+              </w:rPr>
+              <w:t xml:space="preserve"> </w:t>
+            </w:r>
+            <w:proofErr w:type="spellStart"/>
+            <w:r>
+              <w:rPr>
+                <w:rFonts w:cs="Times New Roman"/>
+                <w:color w:val="000000" w:themeColor="text1"/>
+                <w:sz w:val="24"/>
+                <w:szCs w:val="24"/>
+              </w:rPr>
+              <w:t>сборка</w:t>
+            </w:r>
+            <w:proofErr w:type="spellEnd"/>
           </w:p>
         </w:tc>
         <w:tc>
@@ -11138,15 +11889,57 @@
                 <w:szCs w:val="24"/>
               </w:rPr>
             </w:pPr>
-            <w:r>
-              <w:rPr>
-                <w:rFonts w:cs="Times New Roman"/>
-                <w:color w:val="000000" w:themeColor="text1"/>
-                <w:sz w:val="24"/>
-                <w:szCs w:val="24"/>
-              </w:rPr>
-              <w:t>Релиз 1.0 и комплект документов</w:t>
-            </w:r>
+            <w:proofErr w:type="spellStart"/>
+            <w:r>
+              <w:rPr>
+                <w:rFonts w:cs="Times New Roman"/>
+                <w:color w:val="000000" w:themeColor="text1"/>
+                <w:sz w:val="24"/>
+                <w:szCs w:val="24"/>
+              </w:rPr>
+              <w:t>Релиз</w:t>
+            </w:r>
+            <w:proofErr w:type="spellEnd"/>
+            <w:r>
+              <w:rPr>
+                <w:rFonts w:cs="Times New Roman"/>
+                <w:color w:val="000000" w:themeColor="text1"/>
+                <w:sz w:val="24"/>
+                <w:szCs w:val="24"/>
+              </w:rPr>
+              <w:t xml:space="preserve"> 1.0 и </w:t>
+            </w:r>
+            <w:proofErr w:type="spellStart"/>
+            <w:r>
+              <w:rPr>
+                <w:rFonts w:cs="Times New Roman"/>
+                <w:color w:val="000000" w:themeColor="text1"/>
+                <w:sz w:val="24"/>
+                <w:szCs w:val="24"/>
+              </w:rPr>
+              <w:t>комплект</w:t>
+            </w:r>
+            <w:proofErr w:type="spellEnd"/>
+            <w:r>
+              <w:rPr>
+                <w:rFonts w:cs="Times New Roman"/>
+                <w:color w:val="000000" w:themeColor="text1"/>
+                <w:sz w:val="24"/>
+                <w:szCs w:val="24"/>
+              </w:rPr>
+              <w:t xml:space="preserve"> </w:t>
+            </w:r>
+            <w:proofErr w:type="spellStart"/>
+            <w:r>
+              <w:rPr>
+                <w:rFonts w:cs="Times New Roman"/>
+                <w:color w:val="000000" w:themeColor="text1"/>
+                <w:sz w:val="24"/>
+                <w:szCs w:val="24"/>
+              </w:rPr>
+              <w:t>документов</w:t>
+            </w:r>
+            <w:proofErr w:type="spellEnd"/>
           </w:p>
         </w:tc>
         <w:tc>
@@ -11170,8 +11963,19 @@
                 <w:sz w:val="24"/>
                 <w:szCs w:val="24"/>
               </w:rPr>
-              <w:t>0,5 недели</w:t>
-            </w:r>
+              <w:t xml:space="preserve">0,5 </w:t>
+            </w:r>
+            <w:proofErr w:type="spellStart"/>
+            <w:r>
+              <w:rPr>
+                <w:rFonts w:cs="Times New Roman"/>
+                <w:color w:val="000000" w:themeColor="text1"/>
+                <w:sz w:val="24"/>
+                <w:szCs w:val="24"/>
+              </w:rPr>
+              <w:t>недели</w:t>
+            </w:r>
+            <w:proofErr w:type="spellEnd"/>
           </w:p>
         </w:tc>
       </w:tr>
@@ -11191,9 +11995,34 @@
           <w:rFonts w:ascii="Times New Roman" w:hAnsi="Times New Roman" w:cs="Times New Roman"/>
           <w:color w:val="000000" w:themeColor="text1"/>
         </w:rPr>
-        <w:t>5.1 Этап анализа</w:t>
+        <w:t xml:space="preserve">5.1 </w:t>
+      </w:r>
+      <w:proofErr w:type="spellStart"/>
+      <w:r>
+        <w:rPr>
+          <w:rFonts w:ascii="Times New Roman" w:hAnsi="Times New Roman" w:cs="Times New Roman"/>
+          <w:color w:val="000000" w:themeColor="text1"/>
+        </w:rPr>
+        <w:t>Этап</w:t>
+      </w:r>
+      <w:proofErr w:type="spellEnd"/>
+      <w:r>
+        <w:rPr>
+          <w:rFonts w:ascii="Times New Roman" w:hAnsi="Times New Roman" w:cs="Times New Roman"/>
+          <w:color w:val="000000" w:themeColor="text1"/>
+        </w:rPr>
+        <w:t xml:space="preserve"> </w:t>
+      </w:r>
+      <w:proofErr w:type="spellStart"/>
+      <w:r>
+        <w:rPr>
+          <w:rFonts w:ascii="Times New Roman" w:hAnsi="Times New Roman" w:cs="Times New Roman"/>
+          <w:color w:val="000000" w:themeColor="text1"/>
+        </w:rPr>
+        <w:t>анализа</w:t>
       </w:r>
       <w:bookmarkEnd w:id="25"/>
+      <w:proofErr w:type="spellEnd"/>
     </w:p>
     <w:p>
       <w:pPr>
@@ -11210,15 +12039,7 @@
           <w:color w:val="000000" w:themeColor="text1"/>
           <w:lang w:val="ru-RU"/>
         </w:rPr>
-        <w:t>На этапе анализа фиксируются участники, функции, данные и ограничения. Результатом является согласованное ТЗ, по которому можно составить набор при</w:t>
-      </w:r>
-      <w:r>
-        <w:rPr>
-          <w:rFonts w:cs="Times New Roman"/>
-          <w:color w:val="000000" w:themeColor="text1"/>
-          <w:lang w:val="ru-RU"/>
-        </w:rPr>
-        <w:t>емочных тестов. Изменения требований после утверждения оформляются дополнением к ТЗ.</w:t>
+        <w:t>На этапе анализа фиксируются участники, функции, данные и ограничения. Результатом является согласованное ТЗ, по которому можно составить набор приемочных тестов. Изменения требований после утверждения оформляются дополнением к ТЗ.</w:t>
       </w:r>
     </w:p>
     <w:p>
@@ -11401,15 +12222,7 @@
           <w:lang w:val="ru-RU"/>
         </w:rPr>
         <w:lastRenderedPageBreak/>
-        <w:t xml:space="preserve">внешние </w:t>
-      </w:r>
-      <w:r>
-        <w:rPr>
-          <w:rFonts w:cs="Times New Roman"/>
-          <w:color w:val="000000" w:themeColor="text1"/>
-          <w:lang w:val="ru-RU"/>
-        </w:rPr>
-        <w:t>ключи, ограничения и индексы. Параллельно проектируются основные страницы интерфейса.</w:t>
+        <w:t>внешние ключи, ограничения и индексы. Параллельно проектируются основные страницы интерфейса.</w:t>
       </w:r>
     </w:p>
     <w:p>
@@ -11463,15 +12276,7 @@
           <w:color w:val="000000" w:themeColor="text1"/>
           <w:lang w:val="ru-RU"/>
         </w:rPr>
-        <w:t>. Изменение модели</w:t>
-      </w:r>
-      <w:r>
-        <w:rPr>
-          <w:rFonts w:cs="Times New Roman"/>
-          <w:color w:val="000000" w:themeColor="text1"/>
-          <w:lang w:val="ru-RU"/>
-        </w:rPr>
-        <w:t xml:space="preserve"> данных сопровождается миграцией </w:t>
+        <w:t xml:space="preserve">. Изменение модели данных сопровождается миграцией </w:t>
       </w:r>
       <w:r>
         <w:rPr>
@@ -11540,15 +12345,7 @@
           <w:color w:val="000000" w:themeColor="text1"/>
           <w:lang w:val="ru-RU"/>
         </w:rPr>
-        <w:t xml:space="preserve"> категорий и блюд, создание меню, публикация, просмотр, валидация и со</w:t>
-      </w:r>
-      <w:r>
-        <w:rPr>
-          <w:rFonts w:cs="Times New Roman"/>
-          <w:color w:val="000000" w:themeColor="text1"/>
-          <w:lang w:val="ru-RU"/>
-        </w:rPr>
-        <w:t>хранение исторических данных. Отдельно проверяется корректность применения миграций с нуля на пустую БД и последовательного обновления уже заполненной тестовыми данными БД.</w:t>
+        <w:t xml:space="preserve"> категорий и блюд, создание меню, публикация, просмотр, валидация и сохранение исторических данных. Отдельно проверяется корректность применения миграций с нуля на пустую БД и последовательного обновления уже заполненной тестовыми данными БД.</w:t>
       </w:r>
     </w:p>
     <w:p>
@@ -11587,15 +12384,7 @@
           <w:color w:val="000000" w:themeColor="text1"/>
           <w:lang w:val="ru-RU"/>
         </w:rPr>
-        <w:t>Приемка выполняется заказчиком по настоящему ТЗ. Результат считает</w:t>
-      </w:r>
-      <w:r>
-        <w:rPr>
-          <w:rFonts w:cs="Times New Roman"/>
-          <w:color w:val="000000" w:themeColor="text1"/>
-          <w:lang w:val="ru-RU"/>
-        </w:rPr>
-        <w:t>ся принятым при отсутствии критических дефектов и успешном прохождении обязательных тестов. Незначительные замечания, не мешающие основным сценариям, могут быть перенесены в перечень последующих улучшений.</w:t>
+        <w:t>Приемка выполняется заказчиком по настоящему ТЗ. Результат считается принятым при отсутствии критических дефектов и успешном прохождении обязательных тестов. Незначительные замечания, не мешающие основным сценариям, могут быть перенесены в перечень последующих улучшений.</w:t>
       </w:r>
     </w:p>
     <w:p>
@@ -11667,15 +12456,7 @@
           <w:color w:val="000000" w:themeColor="text1"/>
           <w:lang w:val="ru-RU"/>
         </w:rPr>
-        <w:t>6.</w:t>
-      </w:r>
-      <w:r>
-        <w:rPr>
-          <w:rFonts w:ascii="Times New Roman" w:hAnsi="Times New Roman" w:cs="Times New Roman"/>
-          <w:color w:val="000000" w:themeColor="text1"/>
-          <w:lang w:val="ru-RU"/>
-        </w:rPr>
-        <w:t>1 Организация разработки</w:t>
+        <w:t>6.1 Организация разработки</w:t>
       </w:r>
       <w:bookmarkEnd w:id="31"/>
     </w:p>
@@ -11739,15 +12520,7 @@
           <w:color w:val="000000" w:themeColor="text1"/>
           <w:lang w:val="ru-RU"/>
         </w:rPr>
-        <w:t xml:space="preserve">-ветки для отдельных функций. Обязательным является наличие осмысленных </w:t>
-      </w:r>
-      <w:r>
-        <w:rPr>
-          <w:rFonts w:cs="Times New Roman"/>
-          <w:color w:val="000000" w:themeColor="text1"/>
-          <w:lang w:val="ru-RU"/>
-        </w:rPr>
-        <w:t>коммитов и сообщения о назначении изменения.</w:t>
+        <w:t>-ветки для отдельных функций. Обязательным является наличие осмысленных коммитов и сообщения о назначении изменения.</w:t>
       </w:r>
     </w:p>
     <w:p>
@@ -11786,15 +12559,7 @@
           <w:color w:val="000000" w:themeColor="text1"/>
           <w:lang w:val="ru-RU"/>
         </w:rPr>
-        <w:t>Любое изменение структуры таблиц, индексов, ограничений или справочных начальных данных, необходимое для работы новой версии, оформляется миграцией. Миграция должна иметь номер/идентифик</w:t>
-      </w:r>
-      <w:r>
-        <w:rPr>
-          <w:rFonts w:cs="Times New Roman"/>
-          <w:color w:val="000000" w:themeColor="text1"/>
-          <w:lang w:val="ru-RU"/>
-        </w:rPr>
-        <w:t>атор, понятное название и возможность применения в штатной последовательности.</w:t>
+        <w:t>Любое изменение структуры таблиц, индексов, ограничений или справочных начальных данных, необходимое для работы новой версии, оформляется миграцией. Миграция должна иметь номер/идентификатор, понятное название и возможность применения в штатной последовательности.</w:t>
       </w:r>
     </w:p>
     <w:p>
@@ -11812,15 +12577,7 @@
           <w:color w:val="000000" w:themeColor="text1"/>
           <w:lang w:val="ru-RU"/>
         </w:rPr>
-        <w:t>Для новой установки выполняется команда обновления до последней ревизии. Для существующей установки применяется только следующий набор миграций. Результат применения проверяется</w:t>
-      </w:r>
-      <w:r>
-        <w:rPr>
-          <w:rFonts w:cs="Times New Roman"/>
-          <w:color w:val="000000" w:themeColor="text1"/>
-          <w:lang w:val="ru-RU"/>
-        </w:rPr>
-        <w:t xml:space="preserve"> запуском приложения и тестами доступа к измененным сущностям.</w:t>
+        <w:t>Для новой установки выполняется команда обновления до последней ревизии. Для существующей установки применяется только следующий набор миграций. Результат применения проверяется запуском приложения и тестами доступа к измененным сущностям.</w:t>
       </w:r>
     </w:p>
     <w:p>
@@ -11840,9 +12597,19 @@
           <w:color w:val="000000" w:themeColor="text1"/>
           <w:lang w:val="ru-RU"/>
         </w:rPr>
-        <w:t>6.3 Требования к ветвлению и ревью</w:t>
+        <w:t xml:space="preserve">6.3 Требования к ветвлению и </w:t>
+      </w:r>
+      <w:proofErr w:type="spellStart"/>
+      <w:r>
+        <w:rPr>
+          <w:rFonts w:ascii="Times New Roman" w:hAnsi="Times New Roman" w:cs="Times New Roman"/>
+          <w:color w:val="000000" w:themeColor="text1"/>
+          <w:lang w:val="ru-RU"/>
+        </w:rPr>
+        <w:t>ревью</w:t>
       </w:r>
       <w:bookmarkEnd w:id="33"/>
+      <w:proofErr w:type="spellEnd"/>
     </w:p>
     <w:p>
       <w:pPr>
@@ -11874,15 +12641,7 @@
           <w:color w:val="000000" w:themeColor="text1"/>
           <w:lang w:val="ru-RU"/>
         </w:rPr>
-        <w:t>. Проверяются соответствие ТЗ</w:t>
-      </w:r>
-      <w:r>
-        <w:rPr>
-          <w:rFonts w:cs="Times New Roman"/>
-          <w:color w:val="000000" w:themeColor="text1"/>
-          <w:lang w:val="ru-RU"/>
-        </w:rPr>
-        <w:t>, отсутствие случайного удаления данных, наличие миграции при изменении схемы и сохранение работоспособности тестов.</w:t>
+        <w:t>. Проверяются соответствие ТЗ, отсутствие случайного удаления данных, наличие миграции при изменении схемы и сохранение работоспособности тестов.</w:t>
       </w:r>
     </w:p>
     <w:p>
@@ -11921,15 +12680,7 @@
           <w:color w:val="000000" w:themeColor="text1"/>
           <w:lang w:val="ru-RU"/>
         </w:rPr>
-        <w:t xml:space="preserve">Задачи проекта ведутся списком: «К выполнению», «В работе», «На проверке», «Готово». Каждая задача должна </w:t>
-      </w:r>
-      <w:r>
-        <w:rPr>
-          <w:rFonts w:cs="Times New Roman"/>
-          <w:color w:val="000000" w:themeColor="text1"/>
-          <w:lang w:val="ru-RU"/>
-        </w:rPr>
-        <w:t>ссылаться на раздел ТЗ или функциональное требование. Это связывает требования с фактическими изменениями программного продукта.</w:t>
+        <w:t>Задачи проекта ведутся списком: «К выполнению», «В работе», «На проверке», «Готово». Каждая задача должна ссылаться на раздел ТЗ или функциональное требование. Это связывает требования с фактическими изменениями программного продукта.</w:t>
       </w:r>
     </w:p>
     <w:p>
@@ -12050,15 +12801,7 @@
           <w:color w:val="000000" w:themeColor="text1"/>
           <w:lang w:val="ru-RU"/>
         </w:rPr>
-        <w:t>Установить зависимости про</w:t>
-      </w:r>
-      <w:r>
-        <w:rPr>
-          <w:rFonts w:cs="Times New Roman"/>
-          <w:color w:val="000000" w:themeColor="text1"/>
-          <w:lang w:val="ru-RU"/>
-        </w:rPr>
-        <w:t>екта.</w:t>
+        <w:t>Установить зависимости проекта.</w:t>
       </w:r>
     </w:p>
     <w:p>
@@ -12233,17 +12976,19 @@
           <w:color w:val="000000" w:themeColor="text1"/>
           <w:lang w:val="ru-RU"/>
         </w:rPr>
-        <w:t>6.6 Версионир</w:t>
-      </w:r>
+        <w:t xml:space="preserve">6.6 </w:t>
+      </w:r>
+      <w:proofErr w:type="spellStart"/>
       <w:r>
         <w:rPr>
           <w:rFonts w:ascii="Times New Roman" w:hAnsi="Times New Roman" w:cs="Times New Roman"/>
           <w:color w:val="000000" w:themeColor="text1"/>
           <w:lang w:val="ru-RU"/>
         </w:rPr>
-        <w:t>ование</w:t>
+        <w:t>Версионирование</w:t>
       </w:r>
       <w:bookmarkEnd w:id="36"/>
+      <w:proofErr w:type="spellEnd"/>
     </w:p>
     <w:p>
       <w:pPr>
@@ -12386,15 +13131,7 @@
           <w:color w:val="000000" w:themeColor="text1"/>
           <w:lang w:val="ru-RU"/>
         </w:rPr>
-        <w:t xml:space="preserve">7.2 </w:t>
-      </w:r>
-      <w:r>
-        <w:rPr>
-          <w:rFonts w:ascii="Times New Roman" w:hAnsi="Times New Roman" w:cs="Times New Roman"/>
-          <w:color w:val="000000" w:themeColor="text1"/>
-          <w:lang w:val="ru-RU"/>
-        </w:rPr>
-        <w:t>Предварительные испытания</w:t>
+        <w:t>7.2 Предварительные испытания</w:t>
       </w:r>
       <w:bookmarkEnd w:id="39"/>
     </w:p>
@@ -12452,15 +13189,7 @@
           <w:color w:val="000000" w:themeColor="text1"/>
           <w:lang w:val="ru-RU"/>
         </w:rPr>
-        <w:t>В опы</w:t>
-      </w:r>
-      <w:r>
-        <w:rPr>
-          <w:rFonts w:cs="Times New Roman"/>
-          <w:color w:val="000000" w:themeColor="text1"/>
-          <w:lang w:val="ru-RU"/>
-        </w:rPr>
-        <w:t>тной эксплуатации представитель заказчика выполняет базовый сценарий сотрудника: создать категорию, добавить блюда, составить меню на дату, опубликовать его и открыть страницу как посетитель. Все выявленные замечания фиксируются в перечне дефектов.</w:t>
+        <w:t>В опытной эксплуатации представитель заказчика выполняет базовый сценарий сотрудника: создать категорию, добавить блюда, составить меню на дату, опубликовать его и открыть страницу как посетитель. Все выявленные замечания фиксируются в перечне дефектов.</w:t>
       </w:r>
     </w:p>
     <w:p>
@@ -12480,15 +13209,7 @@
           <w:color w:val="000000" w:themeColor="text1"/>
           <w:lang w:val="ru-RU"/>
         </w:rPr>
-        <w:t>7.4 При</w:t>
-      </w:r>
-      <w:r>
-        <w:rPr>
-          <w:rFonts w:ascii="Times New Roman" w:hAnsi="Times New Roman" w:cs="Times New Roman"/>
-          <w:color w:val="000000" w:themeColor="text1"/>
-          <w:lang w:val="ru-RU"/>
-        </w:rPr>
-        <w:t>емочные испытания</w:t>
+        <w:t>7.4 Приемочные испытания</w:t>
       </w:r>
       <w:bookmarkEnd w:id="41"/>
     </w:p>
@@ -12507,15 +13228,7 @@
           <w:color w:val="000000" w:themeColor="text1"/>
           <w:lang w:val="ru-RU"/>
         </w:rPr>
-        <w:t>Приемочные испытания выполняются по таблице сценариев из Приложения Г. Обязательные сценарии должны завершиться успешно. Если сценарий завершается ошибкой из-за дефекта, составляется запись с фактическим результатом, ожидаемым результатом</w:t>
-      </w:r>
-      <w:r>
-        <w:rPr>
-          <w:rFonts w:cs="Times New Roman"/>
-          <w:color w:val="000000" w:themeColor="text1"/>
-          <w:lang w:val="ru-RU"/>
-        </w:rPr>
-        <w:t xml:space="preserve"> и классификацией дефекта.</w:t>
+        <w:t>Приемочные испытания выполняются по таблице сценариев из Приложения Г. Обязательные сценарии должны завершиться успешно. Если сценарий завершается ошибкой из-за дефекта, составляется запись с фактическим результатом, ожидаемым результатом и классификацией дефекта.</w:t>
       </w:r>
     </w:p>
     <w:p>
@@ -12616,15 +13329,7 @@
           <w:color w:val="000000" w:themeColor="text1"/>
           <w:lang w:val="ru-RU"/>
         </w:rPr>
-        <w:t xml:space="preserve">• </w:t>
-      </w:r>
-      <w:r>
-        <w:rPr>
-          <w:rFonts w:cs="Times New Roman"/>
-          <w:color w:val="000000" w:themeColor="text1"/>
-          <w:lang w:val="ru-RU"/>
-        </w:rPr>
-        <w:t>после миграций приложение запускается и проходит базовые тесты;</w:t>
+        <w:t>• после миграций приложение запускается и проходит базовые тесты;</w:t>
       </w:r>
     </w:p>
     <w:p>
@@ -12705,15 +13410,7 @@
           <w:color w:val="000000" w:themeColor="text1"/>
           <w:lang w:val="ru-RU"/>
         </w:rPr>
-        <w:t xml:space="preserve">7.6 </w:t>
-      </w:r>
-      <w:r>
-        <w:rPr>
-          <w:rFonts w:ascii="Times New Roman" w:hAnsi="Times New Roman" w:cs="Times New Roman"/>
-          <w:color w:val="000000" w:themeColor="text1"/>
-          <w:lang w:val="ru-RU"/>
-        </w:rPr>
-        <w:t>Передача результата</w:t>
+        <w:t>7.6 Передача результата</w:t>
       </w:r>
       <w:bookmarkEnd w:id="43"/>
     </w:p>
@@ -12732,15 +13429,7 @@
           <w:color w:val="000000" w:themeColor="text1"/>
           <w:lang w:val="ru-RU"/>
         </w:rPr>
-        <w:t>После приемки передается архив или ссылка на репозиторий, содержащий исходный код, миграции, файл зависимостей, инструкцию по запуску и тестовые данные при необходимости. Финальный комплект должен позволять другому участнику команды раз</w:t>
-      </w:r>
-      <w:r>
-        <w:rPr>
-          <w:rFonts w:cs="Times New Roman"/>
-          <w:color w:val="000000" w:themeColor="text1"/>
-          <w:lang w:val="ru-RU"/>
-        </w:rPr>
-        <w:t>вернуть систему с нуля.</w:t>
+        <w:t>После приемки передается архив или ссылка на репозиторий, содержащий исходный код, миграции, файл зависимостей, инструкцию по запуску и тестовые данные при необходимости. Финальный комплект должен позволять другому участнику команды развернуть систему с нуля.</w:t>
       </w:r>
     </w:p>
     <w:p>
@@ -12780,6 +13469,7 @@
         <w:rPr>
           <w:rFonts w:ascii="Times New Roman" w:hAnsi="Times New Roman" w:cs="Times New Roman"/>
           <w:color w:val="000000" w:themeColor="text1"/>
+          <w:lang w:val="ru-RU"/>
         </w:rPr>
         <w:lastRenderedPageBreak/>
         <w:t>8</w:t>
@@ -12788,6 +13478,7 @@
         <w:rPr>
           <w:rFonts w:ascii="Times New Roman" w:hAnsi="Times New Roman" w:cs="Times New Roman"/>
           <w:color w:val="000000" w:themeColor="text1"/>
+          <w:lang w:val="ru-RU"/>
         </w:rPr>
         <w:t xml:space="preserve"> </w:t>
       </w:r>
@@ -12808,6 +13499,7 @@
         <w:rPr>
           <w:rFonts w:ascii="Times New Roman" w:hAnsi="Times New Roman" w:cs="Times New Roman"/>
           <w:color w:val="000000" w:themeColor="text1"/>
+          <w:lang w:val="ru-RU"/>
         </w:rPr>
       </w:pPr>
       <w:bookmarkStart w:id="45" w:name="_Toc239813799"/>
@@ -12815,6 +13507,7 @@
         <w:rPr>
           <w:rFonts w:ascii="Times New Roman" w:hAnsi="Times New Roman" w:cs="Times New Roman"/>
           <w:color w:val="000000" w:themeColor="text1"/>
+          <w:lang w:val="ru-RU"/>
         </w:rPr>
         <w:t>8</w:t>
       </w:r>
@@ -12822,6 +13515,7 @@
         <w:rPr>
           <w:rFonts w:ascii="Times New Roman" w:hAnsi="Times New Roman" w:cs="Times New Roman"/>
           <w:color w:val="000000" w:themeColor="text1"/>
+          <w:lang w:val="ru-RU"/>
         </w:rPr>
         <w:t>.1 Перечень документов</w:t>
       </w:r>
@@ -12875,6 +13569,7 @@
                 <w:szCs w:val="24"/>
               </w:rPr>
             </w:pPr>
+            <w:proofErr w:type="spellStart"/>
             <w:r>
               <w:rPr>
                 <w:rFonts w:cs="Times New Roman"/>
@@ -12886,6 +13581,7 @@
               </w:rPr>
               <w:t>Документ</w:t>
             </w:r>
+            <w:proofErr w:type="spellEnd"/>
           </w:p>
         </w:tc>
         <w:tc>
@@ -12907,6 +13603,7 @@
                 <w:szCs w:val="24"/>
               </w:rPr>
             </w:pPr>
+            <w:proofErr w:type="spellStart"/>
             <w:r>
               <w:rPr>
                 <w:rFonts w:cs="Times New Roman"/>
@@ -12918,6 +13615,7 @@
               </w:rPr>
               <w:t>Содержание</w:t>
             </w:r>
+            <w:proofErr w:type="spellEnd"/>
           </w:p>
         </w:tc>
         <w:tc>
@@ -12939,6 +13637,7 @@
                 <w:szCs w:val="24"/>
               </w:rPr>
             </w:pPr>
+            <w:proofErr w:type="spellStart"/>
             <w:r>
               <w:rPr>
                 <w:rFonts w:cs="Times New Roman"/>
@@ -12950,6 +13649,7 @@
               </w:rPr>
               <w:t>Формат</w:t>
             </w:r>
+            <w:proofErr w:type="spellEnd"/>
           </w:p>
         </w:tc>
       </w:tr>
@@ -12972,15 +13672,37 @@
                 <w:szCs w:val="24"/>
               </w:rPr>
             </w:pPr>
-            <w:r>
-              <w:rPr>
-                <w:rFonts w:cs="Times New Roman"/>
-                <w:color w:val="000000" w:themeColor="text1"/>
-                <w:sz w:val="24"/>
-                <w:szCs w:val="24"/>
-              </w:rPr>
-              <w:t>Техническое задание</w:t>
-            </w:r>
+            <w:proofErr w:type="spellStart"/>
+            <w:r>
+              <w:rPr>
+                <w:rFonts w:cs="Times New Roman"/>
+                <w:color w:val="000000" w:themeColor="text1"/>
+                <w:sz w:val="24"/>
+                <w:szCs w:val="24"/>
+              </w:rPr>
+              <w:t>Техническое</w:t>
+            </w:r>
+            <w:proofErr w:type="spellEnd"/>
+            <w:r>
+              <w:rPr>
+                <w:rFonts w:cs="Times New Roman"/>
+                <w:color w:val="000000" w:themeColor="text1"/>
+                <w:sz w:val="24"/>
+                <w:szCs w:val="24"/>
+              </w:rPr>
+              <w:t xml:space="preserve"> </w:t>
+            </w:r>
+            <w:proofErr w:type="spellStart"/>
+            <w:r>
+              <w:rPr>
+                <w:rFonts w:cs="Times New Roman"/>
+                <w:color w:val="000000" w:themeColor="text1"/>
+                <w:sz w:val="24"/>
+                <w:szCs w:val="24"/>
+              </w:rPr>
+              <w:t>задание</w:t>
+            </w:r>
+            <w:proofErr w:type="spellEnd"/>
           </w:p>
         </w:tc>
         <w:tc>
@@ -13007,17 +13729,7 @@
                 <w:szCs w:val="24"/>
                 <w:lang w:val="ru-RU"/>
               </w:rPr>
-              <w:t xml:space="preserve">Требования и порядок </w:t>
-            </w:r>
-            <w:r>
-              <w:rPr>
-                <w:rFonts w:cs="Times New Roman"/>
-                <w:color w:val="000000" w:themeColor="text1"/>
-                <w:sz w:val="24"/>
-                <w:szCs w:val="24"/>
-                <w:lang w:val="ru-RU"/>
-              </w:rPr>
-              <w:t>создания/приемки</w:t>
+              <w:t>Требования и порядок создания/приемки</w:t>
             </w:r>
           </w:p>
         </w:tc>
@@ -13043,8 +13755,39 @@
                 <w:sz w:val="24"/>
                 <w:szCs w:val="24"/>
               </w:rPr>
-              <w:t>DOCX/PDF при необходимости</w:t>
-            </w:r>
+              <w:t xml:space="preserve">DOCX/PDF </w:t>
+            </w:r>
+            <w:proofErr w:type="spellStart"/>
+            <w:r>
+              <w:rPr>
+                <w:rFonts w:cs="Times New Roman"/>
+                <w:color w:val="000000" w:themeColor="text1"/>
+                <w:sz w:val="24"/>
+                <w:szCs w:val="24"/>
+              </w:rPr>
+              <w:t>при</w:t>
+            </w:r>
+            <w:proofErr w:type="spellEnd"/>
+            <w:r>
+              <w:rPr>
+                <w:rFonts w:cs="Times New Roman"/>
+                <w:color w:val="000000" w:themeColor="text1"/>
+                <w:sz w:val="24"/>
+                <w:szCs w:val="24"/>
+              </w:rPr>
+              <w:t xml:space="preserve"> </w:t>
+            </w:r>
+            <w:proofErr w:type="spellStart"/>
+            <w:r>
+              <w:rPr>
+                <w:rFonts w:cs="Times New Roman"/>
+                <w:color w:val="000000" w:themeColor="text1"/>
+                <w:sz w:val="24"/>
+                <w:szCs w:val="24"/>
+              </w:rPr>
+              <w:t>необходимости</w:t>
+            </w:r>
+            <w:proofErr w:type="spellEnd"/>
           </w:p>
         </w:tc>
       </w:tr>
@@ -13067,15 +13810,57 @@
                 <w:szCs w:val="24"/>
               </w:rPr>
             </w:pPr>
-            <w:r>
-              <w:rPr>
-                <w:rFonts w:cs="Times New Roman"/>
-                <w:color w:val="000000" w:themeColor="text1"/>
-                <w:sz w:val="24"/>
-                <w:szCs w:val="24"/>
-              </w:rPr>
-              <w:t>Инструкция по запуску</w:t>
-            </w:r>
+            <w:proofErr w:type="spellStart"/>
+            <w:r>
+              <w:rPr>
+                <w:rFonts w:cs="Times New Roman"/>
+                <w:color w:val="000000" w:themeColor="text1"/>
+                <w:sz w:val="24"/>
+                <w:szCs w:val="24"/>
+              </w:rPr>
+              <w:t>Инструкция</w:t>
+            </w:r>
+            <w:proofErr w:type="spellEnd"/>
+            <w:r>
+              <w:rPr>
+                <w:rFonts w:cs="Times New Roman"/>
+                <w:color w:val="000000" w:themeColor="text1"/>
+                <w:sz w:val="24"/>
+                <w:szCs w:val="24"/>
+              </w:rPr>
+              <w:t xml:space="preserve"> </w:t>
+            </w:r>
+            <w:proofErr w:type="spellStart"/>
+            <w:r>
+              <w:rPr>
+                <w:rFonts w:cs="Times New Roman"/>
+                <w:color w:val="000000" w:themeColor="text1"/>
+                <w:sz w:val="24"/>
+                <w:szCs w:val="24"/>
+              </w:rPr>
+              <w:t>по</w:t>
+            </w:r>
+            <w:proofErr w:type="spellEnd"/>
+            <w:r>
+              <w:rPr>
+                <w:rFonts w:cs="Times New Roman"/>
+                <w:color w:val="000000" w:themeColor="text1"/>
+                <w:sz w:val="24"/>
+                <w:szCs w:val="24"/>
+              </w:rPr>
+              <w:t xml:space="preserve"> </w:t>
+            </w:r>
+            <w:proofErr w:type="spellStart"/>
+            <w:r>
+              <w:rPr>
+                <w:rFonts w:cs="Times New Roman"/>
+                <w:color w:val="000000" w:themeColor="text1"/>
+                <w:sz w:val="24"/>
+                <w:szCs w:val="24"/>
+              </w:rPr>
+              <w:t>запуску</w:t>
+            </w:r>
+            <w:proofErr w:type="spellEnd"/>
           </w:p>
         </w:tc>
         <w:tc>
@@ -13093,15 +13878,57 @@
                 <w:szCs w:val="24"/>
               </w:rPr>
             </w:pPr>
-            <w:r>
-              <w:rPr>
-                <w:rFonts w:cs="Times New Roman"/>
-                <w:color w:val="000000" w:themeColor="text1"/>
-                <w:sz w:val="24"/>
-                <w:szCs w:val="24"/>
-              </w:rPr>
-              <w:t>Установка, БД, миграции, запуск</w:t>
-            </w:r>
+            <w:proofErr w:type="spellStart"/>
+            <w:r>
+              <w:rPr>
+                <w:rFonts w:cs="Times New Roman"/>
+                <w:color w:val="000000" w:themeColor="text1"/>
+                <w:sz w:val="24"/>
+                <w:szCs w:val="24"/>
+              </w:rPr>
+              <w:t>Установка</w:t>
+            </w:r>
+            <w:proofErr w:type="spellEnd"/>
+            <w:r>
+              <w:rPr>
+                <w:rFonts w:cs="Times New Roman"/>
+                <w:color w:val="000000" w:themeColor="text1"/>
+                <w:sz w:val="24"/>
+                <w:szCs w:val="24"/>
+              </w:rPr>
+              <w:t xml:space="preserve">, БД, </w:t>
+            </w:r>
+            <w:proofErr w:type="spellStart"/>
+            <w:r>
+              <w:rPr>
+                <w:rFonts w:cs="Times New Roman"/>
+                <w:color w:val="000000" w:themeColor="text1"/>
+                <w:sz w:val="24"/>
+                <w:szCs w:val="24"/>
+              </w:rPr>
+              <w:t>миграции</w:t>
+            </w:r>
+            <w:proofErr w:type="spellEnd"/>
+            <w:r>
+              <w:rPr>
+                <w:rFonts w:cs="Times New Roman"/>
+                <w:color w:val="000000" w:themeColor="text1"/>
+                <w:sz w:val="24"/>
+                <w:szCs w:val="24"/>
+              </w:rPr>
+              <w:t xml:space="preserve">, </w:t>
+            </w:r>
+            <w:proofErr w:type="spellStart"/>
+            <w:r>
+              <w:rPr>
+                <w:rFonts w:cs="Times New Roman"/>
+                <w:color w:val="000000" w:themeColor="text1"/>
+                <w:sz w:val="24"/>
+                <w:szCs w:val="24"/>
+              </w:rPr>
+              <w:t>запуск</w:t>
+            </w:r>
+            <w:proofErr w:type="spellEnd"/>
           </w:p>
         </w:tc>
         <w:tc>
@@ -13150,15 +13977,37 @@
                 <w:szCs w:val="24"/>
               </w:rPr>
             </w:pPr>
-            <w:r>
-              <w:rPr>
-                <w:rFonts w:cs="Times New Roman"/>
-                <w:color w:val="000000" w:themeColor="text1"/>
-                <w:sz w:val="24"/>
-                <w:szCs w:val="24"/>
-              </w:rPr>
-              <w:t>Инструкция пользователя</w:t>
-            </w:r>
+            <w:proofErr w:type="spellStart"/>
+            <w:r>
+              <w:rPr>
+                <w:rFonts w:cs="Times New Roman"/>
+                <w:color w:val="000000" w:themeColor="text1"/>
+                <w:sz w:val="24"/>
+                <w:szCs w:val="24"/>
+              </w:rPr>
+              <w:t>Инструкция</w:t>
+            </w:r>
+            <w:proofErr w:type="spellEnd"/>
+            <w:r>
+              <w:rPr>
+                <w:rFonts w:cs="Times New Roman"/>
+                <w:color w:val="000000" w:themeColor="text1"/>
+                <w:sz w:val="24"/>
+                <w:szCs w:val="24"/>
+              </w:rPr>
+              <w:t xml:space="preserve"> </w:t>
+            </w:r>
+            <w:proofErr w:type="spellStart"/>
+            <w:r>
+              <w:rPr>
+                <w:rFonts w:cs="Times New Roman"/>
+                <w:color w:val="000000" w:themeColor="text1"/>
+                <w:sz w:val="24"/>
+                <w:szCs w:val="24"/>
+              </w:rPr>
+              <w:t>пользователя</w:t>
+            </w:r>
+            <w:proofErr w:type="spellEnd"/>
           </w:p>
         </w:tc>
         <w:tc>
@@ -13235,14 +14084,45 @@
                 <w:szCs w:val="24"/>
               </w:rPr>
             </w:pPr>
-            <w:r>
-              <w:rPr>
-                <w:rFonts w:cs="Times New Roman"/>
-                <w:color w:val="000000" w:themeColor="text1"/>
-                <w:sz w:val="24"/>
-                <w:szCs w:val="24"/>
-              </w:rPr>
-              <w:t>Описание структуры БД</w:t>
+            <w:proofErr w:type="spellStart"/>
+            <w:r>
+              <w:rPr>
+                <w:rFonts w:cs="Times New Roman"/>
+                <w:color w:val="000000" w:themeColor="text1"/>
+                <w:sz w:val="24"/>
+                <w:szCs w:val="24"/>
+              </w:rPr>
+              <w:t>Описание</w:t>
+            </w:r>
+            <w:proofErr w:type="spellEnd"/>
+            <w:r>
+              <w:rPr>
+                <w:rFonts w:cs="Times New Roman"/>
+                <w:color w:val="000000" w:themeColor="text1"/>
+                <w:sz w:val="24"/>
+                <w:szCs w:val="24"/>
+              </w:rPr>
+              <w:t xml:space="preserve"> </w:t>
+            </w:r>
+            <w:proofErr w:type="spellStart"/>
+            <w:r>
+              <w:rPr>
+                <w:rFonts w:cs="Times New Roman"/>
+                <w:color w:val="000000" w:themeColor="text1"/>
+                <w:sz w:val="24"/>
+                <w:szCs w:val="24"/>
+              </w:rPr>
+              <w:t>структуры</w:t>
+            </w:r>
+            <w:proofErr w:type="spellEnd"/>
+            <w:r>
+              <w:rPr>
+                <w:rFonts w:cs="Times New Roman"/>
+                <w:color w:val="000000" w:themeColor="text1"/>
+                <w:sz w:val="24"/>
+                <w:szCs w:val="24"/>
+              </w:rPr>
+              <w:t xml:space="preserve"> БД</w:t>
             </w:r>
           </w:p>
         </w:tc>
@@ -13261,15 +14141,77 @@
                 <w:szCs w:val="24"/>
               </w:rPr>
             </w:pPr>
-            <w:r>
-              <w:rPr>
-                <w:rFonts w:cs="Times New Roman"/>
-                <w:color w:val="000000" w:themeColor="text1"/>
-                <w:sz w:val="24"/>
-                <w:szCs w:val="24"/>
-              </w:rPr>
-              <w:t>Таблицы, поля, связи, ограничения</w:t>
-            </w:r>
+            <w:proofErr w:type="spellStart"/>
+            <w:r>
+              <w:rPr>
+                <w:rFonts w:cs="Times New Roman"/>
+                <w:color w:val="000000" w:themeColor="text1"/>
+                <w:sz w:val="24"/>
+                <w:szCs w:val="24"/>
+              </w:rPr>
+              <w:t>Таблицы</w:t>
+            </w:r>
+            <w:proofErr w:type="spellEnd"/>
+            <w:r>
+              <w:rPr>
+                <w:rFonts w:cs="Times New Roman"/>
+                <w:color w:val="000000" w:themeColor="text1"/>
+                <w:sz w:val="24"/>
+                <w:szCs w:val="24"/>
+              </w:rPr>
+              <w:t xml:space="preserve">, </w:t>
+            </w:r>
+            <w:proofErr w:type="spellStart"/>
+            <w:r>
+              <w:rPr>
+                <w:rFonts w:cs="Times New Roman"/>
+                <w:color w:val="000000" w:themeColor="text1"/>
+                <w:sz w:val="24"/>
+                <w:szCs w:val="24"/>
+              </w:rPr>
+              <w:t>поля</w:t>
+            </w:r>
+            <w:proofErr w:type="spellEnd"/>
+            <w:r>
+              <w:rPr>
+                <w:rFonts w:cs="Times New Roman"/>
+                <w:color w:val="000000" w:themeColor="text1"/>
+                <w:sz w:val="24"/>
+                <w:szCs w:val="24"/>
+              </w:rPr>
+              <w:t xml:space="preserve">, </w:t>
+            </w:r>
+            <w:proofErr w:type="spellStart"/>
+            <w:r>
+              <w:rPr>
+                <w:rFonts w:cs="Times New Roman"/>
+                <w:color w:val="000000" w:themeColor="text1"/>
+                <w:sz w:val="24"/>
+                <w:szCs w:val="24"/>
+              </w:rPr>
+              <w:t>связи</w:t>
+            </w:r>
+            <w:proofErr w:type="spellEnd"/>
+            <w:r>
+              <w:rPr>
+                <w:rFonts w:cs="Times New Roman"/>
+                <w:color w:val="000000" w:themeColor="text1"/>
+                <w:sz w:val="24"/>
+                <w:szCs w:val="24"/>
+              </w:rPr>
+              <w:t xml:space="preserve">, </w:t>
+            </w:r>
+            <w:proofErr w:type="spellStart"/>
+            <w:r>
+              <w:rPr>
+                <w:rFonts w:cs="Times New Roman"/>
+                <w:color w:val="000000" w:themeColor="text1"/>
+                <w:sz w:val="24"/>
+                <w:szCs w:val="24"/>
+              </w:rPr>
+              <w:t>ограничения</w:t>
+            </w:r>
+            <w:proofErr w:type="spellEnd"/>
           </w:p>
         </w:tc>
         <w:tc>
@@ -13294,16 +14236,7 @@
                 <w:sz w:val="24"/>
                 <w:szCs w:val="24"/>
               </w:rPr>
-              <w:t>Mar</w:t>
-            </w:r>
-            <w:r>
-              <w:rPr>
-                <w:rFonts w:cs="Times New Roman"/>
-                <w:color w:val="000000" w:themeColor="text1"/>
-                <w:sz w:val="24"/>
-                <w:szCs w:val="24"/>
-              </w:rPr>
-              <w:t>kdown</w:t>
+              <w:t>Markdown</w:t>
             </w:r>
           </w:p>
         </w:tc>
@@ -13327,15 +14260,37 @@
                 <w:szCs w:val="24"/>
               </w:rPr>
             </w:pPr>
-            <w:r>
-              <w:rPr>
-                <w:rFonts w:cs="Times New Roman"/>
-                <w:color w:val="000000" w:themeColor="text1"/>
-                <w:sz w:val="24"/>
-                <w:szCs w:val="24"/>
-              </w:rPr>
-              <w:t>Каталог миграций</w:t>
-            </w:r>
+            <w:proofErr w:type="spellStart"/>
+            <w:r>
+              <w:rPr>
+                <w:rFonts w:cs="Times New Roman"/>
+                <w:color w:val="000000" w:themeColor="text1"/>
+                <w:sz w:val="24"/>
+                <w:szCs w:val="24"/>
+              </w:rPr>
+              <w:t>Каталог</w:t>
+            </w:r>
+            <w:proofErr w:type="spellEnd"/>
+            <w:r>
+              <w:rPr>
+                <w:rFonts w:cs="Times New Roman"/>
+                <w:color w:val="000000" w:themeColor="text1"/>
+                <w:sz w:val="24"/>
+                <w:szCs w:val="24"/>
+              </w:rPr>
+              <w:t xml:space="preserve"> </w:t>
+            </w:r>
+            <w:proofErr w:type="spellStart"/>
+            <w:r>
+              <w:rPr>
+                <w:rFonts w:cs="Times New Roman"/>
+                <w:color w:val="000000" w:themeColor="text1"/>
+                <w:sz w:val="24"/>
+                <w:szCs w:val="24"/>
+              </w:rPr>
+              <w:t>миграций</w:t>
+            </w:r>
+            <w:proofErr w:type="spellEnd"/>
           </w:p>
         </w:tc>
         <w:tc>
@@ -13353,15 +14308,57 @@
                 <w:szCs w:val="24"/>
               </w:rPr>
             </w:pPr>
-            <w:r>
-              <w:rPr>
-                <w:rFonts w:cs="Times New Roman"/>
-                <w:color w:val="000000" w:themeColor="text1"/>
-                <w:sz w:val="24"/>
-                <w:szCs w:val="24"/>
-              </w:rPr>
-              <w:t>Список ревизий и назначение</w:t>
-            </w:r>
+            <w:proofErr w:type="spellStart"/>
+            <w:r>
+              <w:rPr>
+                <w:rFonts w:cs="Times New Roman"/>
+                <w:color w:val="000000" w:themeColor="text1"/>
+                <w:sz w:val="24"/>
+                <w:szCs w:val="24"/>
+              </w:rPr>
+              <w:t>Список</w:t>
+            </w:r>
+            <w:proofErr w:type="spellEnd"/>
+            <w:r>
+              <w:rPr>
+                <w:rFonts w:cs="Times New Roman"/>
+                <w:color w:val="000000" w:themeColor="text1"/>
+                <w:sz w:val="24"/>
+                <w:szCs w:val="24"/>
+              </w:rPr>
+              <w:t xml:space="preserve"> </w:t>
+            </w:r>
+            <w:proofErr w:type="spellStart"/>
+            <w:r>
+              <w:rPr>
+                <w:rFonts w:cs="Times New Roman"/>
+                <w:color w:val="000000" w:themeColor="text1"/>
+                <w:sz w:val="24"/>
+                <w:szCs w:val="24"/>
+              </w:rPr>
+              <w:t>ревизий</w:t>
+            </w:r>
+            <w:proofErr w:type="spellEnd"/>
+            <w:r>
+              <w:rPr>
+                <w:rFonts w:cs="Times New Roman"/>
+                <w:color w:val="000000" w:themeColor="text1"/>
+                <w:sz w:val="24"/>
+                <w:szCs w:val="24"/>
+              </w:rPr>
+              <w:t xml:space="preserve"> и </w:t>
+            </w:r>
+            <w:proofErr w:type="spellStart"/>
+            <w:r>
+              <w:rPr>
+                <w:rFonts w:cs="Times New Roman"/>
+                <w:color w:val="000000" w:themeColor="text1"/>
+                <w:sz w:val="24"/>
+                <w:szCs w:val="24"/>
+              </w:rPr>
+              <w:t>назначение</w:t>
+            </w:r>
+            <w:proofErr w:type="spellEnd"/>
           </w:p>
         </w:tc>
         <w:tc>
@@ -13379,15 +14376,37 @@
                 <w:szCs w:val="24"/>
               </w:rPr>
             </w:pPr>
-            <w:r>
-              <w:rPr>
-                <w:rFonts w:cs="Times New Roman"/>
-                <w:color w:val="000000" w:themeColor="text1"/>
-                <w:sz w:val="24"/>
-                <w:szCs w:val="24"/>
-              </w:rPr>
-              <w:t>Файлы проекта</w:t>
-            </w:r>
+            <w:proofErr w:type="spellStart"/>
+            <w:r>
+              <w:rPr>
+                <w:rFonts w:cs="Times New Roman"/>
+                <w:color w:val="000000" w:themeColor="text1"/>
+                <w:sz w:val="24"/>
+                <w:szCs w:val="24"/>
+              </w:rPr>
+              <w:t>Файлы</w:t>
+            </w:r>
+            <w:proofErr w:type="spellEnd"/>
+            <w:r>
+              <w:rPr>
+                <w:rFonts w:cs="Times New Roman"/>
+                <w:color w:val="000000" w:themeColor="text1"/>
+                <w:sz w:val="24"/>
+                <w:szCs w:val="24"/>
+              </w:rPr>
+              <w:t xml:space="preserve"> </w:t>
+            </w:r>
+            <w:proofErr w:type="spellStart"/>
+            <w:r>
+              <w:rPr>
+                <w:rFonts w:cs="Times New Roman"/>
+                <w:color w:val="000000" w:themeColor="text1"/>
+                <w:sz w:val="24"/>
+                <w:szCs w:val="24"/>
+              </w:rPr>
+              <w:t>проекта</w:t>
+            </w:r>
+            <w:proofErr w:type="spellEnd"/>
           </w:p>
         </w:tc>
       </w:tr>
@@ -13410,15 +14429,37 @@
                 <w:szCs w:val="24"/>
               </w:rPr>
             </w:pPr>
-            <w:r>
-              <w:rPr>
-                <w:rFonts w:cs="Times New Roman"/>
-                <w:color w:val="000000" w:themeColor="text1"/>
-                <w:sz w:val="24"/>
-                <w:szCs w:val="24"/>
-              </w:rPr>
-              <w:t>Протокол испытаний</w:t>
-            </w:r>
+            <w:proofErr w:type="spellStart"/>
+            <w:r>
+              <w:rPr>
+                <w:rFonts w:cs="Times New Roman"/>
+                <w:color w:val="000000" w:themeColor="text1"/>
+                <w:sz w:val="24"/>
+                <w:szCs w:val="24"/>
+              </w:rPr>
+              <w:t>Протокол</w:t>
+            </w:r>
+            <w:proofErr w:type="spellEnd"/>
+            <w:r>
+              <w:rPr>
+                <w:rFonts w:cs="Times New Roman"/>
+                <w:color w:val="000000" w:themeColor="text1"/>
+                <w:sz w:val="24"/>
+                <w:szCs w:val="24"/>
+              </w:rPr>
+              <w:t xml:space="preserve"> </w:t>
+            </w:r>
+            <w:proofErr w:type="spellStart"/>
+            <w:r>
+              <w:rPr>
+                <w:rFonts w:cs="Times New Roman"/>
+                <w:color w:val="000000" w:themeColor="text1"/>
+                <w:sz w:val="24"/>
+                <w:szCs w:val="24"/>
+              </w:rPr>
+              <w:t>испытаний</w:t>
+            </w:r>
+            <w:proofErr w:type="spellEnd"/>
           </w:p>
         </w:tc>
         <w:tc>
@@ -13436,15 +14477,57 @@
                 <w:szCs w:val="24"/>
               </w:rPr>
             </w:pPr>
-            <w:r>
-              <w:rPr>
-                <w:rFonts w:cs="Times New Roman"/>
-                <w:color w:val="000000" w:themeColor="text1"/>
-                <w:sz w:val="24"/>
-                <w:szCs w:val="24"/>
-              </w:rPr>
-              <w:t>Сценарии и фактические результаты</w:t>
-            </w:r>
+            <w:proofErr w:type="spellStart"/>
+            <w:r>
+              <w:rPr>
+                <w:rFonts w:cs="Times New Roman"/>
+                <w:color w:val="000000" w:themeColor="text1"/>
+                <w:sz w:val="24"/>
+                <w:szCs w:val="24"/>
+              </w:rPr>
+              <w:t>Сценарии</w:t>
+            </w:r>
+            <w:proofErr w:type="spellEnd"/>
+            <w:r>
+              <w:rPr>
+                <w:rFonts w:cs="Times New Roman"/>
+                <w:color w:val="000000" w:themeColor="text1"/>
+                <w:sz w:val="24"/>
+                <w:szCs w:val="24"/>
+              </w:rPr>
+              <w:t xml:space="preserve"> и </w:t>
+            </w:r>
+            <w:proofErr w:type="spellStart"/>
+            <w:r>
+              <w:rPr>
+                <w:rFonts w:cs="Times New Roman"/>
+                <w:color w:val="000000" w:themeColor="text1"/>
+                <w:sz w:val="24"/>
+                <w:szCs w:val="24"/>
+              </w:rPr>
+              <w:t>фактические</w:t>
+            </w:r>
+            <w:proofErr w:type="spellEnd"/>
+            <w:r>
+              <w:rPr>
+                <w:rFonts w:cs="Times New Roman"/>
+                <w:color w:val="000000" w:themeColor="text1"/>
+                <w:sz w:val="24"/>
+                <w:szCs w:val="24"/>
+              </w:rPr>
+              <w:t xml:space="preserve"> </w:t>
+            </w:r>
+            <w:proofErr w:type="spellStart"/>
+            <w:r>
+              <w:rPr>
+                <w:rFonts w:cs="Times New Roman"/>
+                <w:color w:val="000000" w:themeColor="text1"/>
+                <w:sz w:val="24"/>
+                <w:szCs w:val="24"/>
+              </w:rPr>
+              <w:t>результаты</w:t>
+            </w:r>
+            <w:proofErr w:type="spellEnd"/>
           </w:p>
         </w:tc>
         <w:tc>
@@ -13519,15 +14602,7 @@
           <w:color w:val="000000" w:themeColor="text1"/>
           <w:lang w:val="ru-RU"/>
         </w:rPr>
-        <w:t xml:space="preserve">Репозиторий должен содержать исходный код, файл зависимостей, </w:t>
-      </w:r>
-      <w:r>
-        <w:rPr>
-          <w:rFonts w:cs="Times New Roman"/>
-          <w:color w:val="000000" w:themeColor="text1"/>
-          <w:lang w:val="ru-RU"/>
-        </w:rPr>
-        <w:t>конфигурационный пример без секретов, каталог миграций, тесты и инструкции. Секреты подключения к БД и реальные пароли в репозиторий не включаются.</w:t>
+        <w:t>Репозиторий должен содержать исходный код, файл зависимостей, конфигурационный пример без секретов, каталог миграций, тесты и инструкции. Секреты подключения к БД и реальные пароли в репозиторий не включаются.</w:t>
       </w:r>
     </w:p>
     <w:p>
@@ -13574,15 +14649,7 @@
           <w:color w:val="000000" w:themeColor="text1"/>
           <w:lang w:val="ru-RU"/>
         </w:rPr>
-        <w:t>При изменении требований или существенного поведения системы соотве</w:t>
-      </w:r>
-      <w:r>
-        <w:rPr>
-          <w:rFonts w:cs="Times New Roman"/>
-          <w:color w:val="000000" w:themeColor="text1"/>
-          <w:lang w:val="ru-RU"/>
-        </w:rPr>
-        <w:t>тствующие документы актуализируются. Версия документации должна позволять определить, к какой версии ПО она относится.</w:t>
+        <w:t>При изменении требований или существенного поведения системы соответствующие документы актуализируются. Версия документации должна позволять определить, к какой версии ПО она относится.</w:t>
       </w:r>
     </w:p>
     <w:p>
@@ -13629,24 +14696,7 @@
           <w:color w:val="000000" w:themeColor="text1"/>
           <w:lang w:val="ru-RU"/>
         </w:rPr>
-        <w:t>Текст ТЗ оформляется как текстовый документ с нумерацией разделов и подразделов. Для учебной работы рекоменду</w:t>
-      </w:r>
-      <w:r>
-        <w:rPr>
-          <w:rFonts w:cs="Times New Roman"/>
-          <w:color w:val="000000" w:themeColor="text1"/>
-          <w:lang w:val="ru-RU"/>
-        </w:rPr>
-        <w:t xml:space="preserve">ется использовать единообразное оформление заголовков, таблиц и приложений. Номера страниц размещаются </w:t>
-      </w:r>
-      <w:r>
-        <w:rPr>
-          <w:rFonts w:cs="Times New Roman"/>
-          <w:color w:val="000000" w:themeColor="text1"/>
-          <w:lang w:val="ru-RU"/>
-        </w:rPr>
-        <w:lastRenderedPageBreak/>
-        <w:t xml:space="preserve">сверху по центру на страницах после титульной, что соответствует подходу, установленному ГОСТ 34.602-2020. </w:t>
+        <w:t xml:space="preserve">Текст ТЗ оформляется как текстовый документ с нумерацией разделов и подразделов. Для учебной работы рекомендуется использовать единообразное оформление заголовков, таблиц и приложений. Номера страниц размещаются сверху по центру на страницах после титульной, что соответствует подходу, установленному ГОСТ 34.602-2020. </w:t>
       </w:r>
     </w:p>
     <w:p>
@@ -13666,6 +14716,7 @@
           <w:color w:val="000000" w:themeColor="text1"/>
           <w:lang w:val="ru-RU"/>
         </w:rPr>
+        <w:lastRenderedPageBreak/>
         <w:t xml:space="preserve">10 </w:t>
       </w:r>
       <w:r>
@@ -13703,15 +14754,7 @@
           <w:color w:val="000000" w:themeColor="text1"/>
           <w:lang w:val="ru-RU"/>
         </w:rPr>
-        <w:t xml:space="preserve">ГОСТ 34.602-2020. </w:t>
-      </w:r>
-      <w:r>
-        <w:rPr>
-          <w:rFonts w:cs="Times New Roman"/>
-          <w:color w:val="000000" w:themeColor="text1"/>
-          <w:lang w:val="ru-RU"/>
-        </w:rPr>
-        <w:t>Информационные технологии. Комплекс стандартов на автоматизированные системы. Техническое задание на создание автоматизированной системы.</w:t>
+        <w:t>ГОСТ 34.602-2020. Информационные технологии. Комплекс стандартов на автоматизированные системы. Техническое задание на создание автоматизированной системы.</w:t>
       </w:r>
     </w:p>
     <w:p>
@@ -13739,15 +14782,7 @@
           <w:color w:val="000000" w:themeColor="text1"/>
           <w:lang w:val="ru-RU"/>
         </w:rPr>
-        <w:t xml:space="preserve">ГОСТ 19.201-78. Единая система программной документации. Техническое задание. Требования к содержанию и оформлению </w:t>
-      </w:r>
-      <w:r>
-        <w:rPr>
-          <w:rFonts w:cs="Times New Roman"/>
-          <w:color w:val="000000" w:themeColor="text1"/>
-          <w:lang w:val="ru-RU"/>
-        </w:rPr>
-        <w:t>— в части, применимой к программной документации учебного проекта.</w:t>
+        <w:t>ГОСТ 19.201-78. Единая система программной документации. Техническое задание. Требования к содержанию и оформлению — в части, применимой к программной документации учебного проекта.</w:t>
       </w:r>
     </w:p>
     <w:p>
@@ -13825,15 +14860,7 @@
           <w:color w:val="000000" w:themeColor="text1"/>
           <w:lang w:val="ru-RU"/>
         </w:rPr>
-        <w:t>Учебные материалы дисциплины «Автоматизация процессов жизненного цикла пр</w:t>
-      </w:r>
-      <w:r>
-        <w:rPr>
-          <w:rFonts w:cs="Times New Roman"/>
-          <w:color w:val="000000" w:themeColor="text1"/>
-          <w:lang w:val="ru-RU"/>
-        </w:rPr>
-        <w:t>ограммных средств», включая рекомендации по структуре ТЗ и порядку выполнения задания.</w:t>
+        <w:t>Учебные материалы дисциплины «Автоматизация процессов жизненного цикла программных средств», включая рекомендации по структуре ТЗ и порядку выполнения задания.</w:t>
       </w:r>
     </w:p>
     <w:p>
@@ -13893,6 +14920,7 @@
         </w:rPr>
         <w:t xml:space="preserve">, </w:t>
       </w:r>
+      <w:proofErr w:type="spellStart"/>
       <w:r>
         <w:rPr>
           <w:rFonts w:cs="Times New Roman"/>
@@ -13900,6 +14928,7 @@
         </w:rPr>
         <w:t>SQLAlchemy</w:t>
       </w:r>
+      <w:proofErr w:type="spellEnd"/>
       <w:r>
         <w:rPr>
           <w:rFonts w:cs="Times New Roman"/>
@@ -13954,15 +14983,7 @@
           <w:color w:val="000000" w:themeColor="text1"/>
           <w:lang w:val="ru-RU"/>
         </w:rPr>
-        <w:t>Нормативной основой структуры настоящего ТЗ явля</w:t>
-      </w:r>
-      <w:r>
-        <w:rPr>
-          <w:rFonts w:cs="Times New Roman"/>
-          <w:color w:val="000000" w:themeColor="text1"/>
-          <w:lang w:val="ru-RU"/>
-        </w:rPr>
-        <w:t xml:space="preserve">ется ГОСТ 34.602-2020. По стандарту ТЗ на АС является основным документом, определяющим требования и порядок создания системы, а требования должны быть по возможности однозначными, непротиворечивыми, выполнимыми и проверяемыми. </w:t>
+        <w:t xml:space="preserve">Нормативной основой структуры настоящего ТЗ является ГОСТ 34.602-2020. По стандарту ТЗ на АС является основным документом, определяющим требования и порядок создания системы, а требования должны быть по возможности однозначными, непротиворечивыми, выполнимыми и проверяемыми. </w:t>
       </w:r>
     </w:p>
     <w:p>
@@ -14154,7 +15175,6 @@
         <w:tc>
           <w:tcPr>
             <w:tcW w:w="0" w:type="auto"/>
-            <w:hideMark/>
           </w:tcPr>
           <w:p>
             <w:pPr>
@@ -14172,14 +15192,13 @@
                 <w:szCs w:val="28"/>
                 <w:lang w:val="ru-RU" w:eastAsia="ru-RU"/>
               </w:rPr>
-              <w:t>ТЗ</w:t>
+              <w:t>АСОИ</w:t>
             </w:r>
           </w:p>
         </w:tc>
         <w:tc>
           <w:tcPr>
             <w:tcW w:w="0" w:type="auto"/>
-            <w:hideMark/>
           </w:tcPr>
           <w:p>
             <w:pPr>
@@ -14197,8 +15216,72 @@
                 <w:szCs w:val="28"/>
                 <w:lang w:val="ru-RU" w:eastAsia="ru-RU"/>
               </w:rPr>
-              <w:t>Техническое задание</w:t>
-            </w:r>
+              <w:t>А</w:t>
+            </w:r>
+            <w:proofErr w:type="spellStart"/>
+            <w:r>
+              <w:rPr>
+                <w:rFonts w:cs="Times New Roman"/>
+                <w:szCs w:val="28"/>
+                <w:lang w:val="ru-RU" w:eastAsia="ru-RU"/>
+              </w:rPr>
+              <w:t>втоматизированная</w:t>
+            </w:r>
+            <w:proofErr w:type="spellEnd"/>
+            <w:r>
+              <w:rPr>
+                <w:rFonts w:cs="Times New Roman"/>
+                <w:szCs w:val="28"/>
+                <w:lang w:val="ru-RU" w:eastAsia="ru-RU"/>
+              </w:rPr>
+              <w:t xml:space="preserve"> </w:t>
+            </w:r>
+            <w:proofErr w:type="spellStart"/>
+            <w:r>
+              <w:rPr>
+                <w:rFonts w:cs="Times New Roman"/>
+                <w:szCs w:val="28"/>
+                <w:lang w:val="ru-RU" w:eastAsia="ru-RU"/>
+              </w:rPr>
+              <w:t>система</w:t>
+            </w:r>
+            <w:proofErr w:type="spellEnd"/>
+            <w:r>
+              <w:rPr>
+                <w:rFonts w:cs="Times New Roman"/>
+                <w:szCs w:val="28"/>
+                <w:lang w:val="ru-RU" w:eastAsia="ru-RU"/>
+              </w:rPr>
+              <w:t xml:space="preserve"> </w:t>
+            </w:r>
+            <w:proofErr w:type="spellStart"/>
+            <w:r>
+              <w:rPr>
+                <w:rFonts w:cs="Times New Roman"/>
+                <w:szCs w:val="28"/>
+                <w:lang w:val="ru-RU" w:eastAsia="ru-RU"/>
+              </w:rPr>
+              <w:t>обработки</w:t>
+            </w:r>
+            <w:proofErr w:type="spellEnd"/>
+            <w:r>
+              <w:rPr>
+                <w:rFonts w:cs="Times New Roman"/>
+                <w:szCs w:val="28"/>
+                <w:lang w:val="ru-RU" w:eastAsia="ru-RU"/>
+              </w:rPr>
+              <w:t xml:space="preserve"> </w:t>
+            </w:r>
+            <w:proofErr w:type="spellStart"/>
+            <w:r>
+              <w:rPr>
+                <w:rFonts w:cs="Times New Roman"/>
+                <w:szCs w:val="28"/>
+                <w:lang w:val="ru-RU" w:eastAsia="ru-RU"/>
+              </w:rPr>
+              <w:t>информации</w:t>
+            </w:r>
+            <w:proofErr w:type="spellEnd"/>
           </w:p>
         </w:tc>
       </w:tr>
@@ -14224,7 +15307,7 @@
                 <w:szCs w:val="28"/>
                 <w:lang w:val="ru-RU" w:eastAsia="ru-RU"/>
               </w:rPr>
-              <w:t>БД</w:t>
+              <w:t>ТЗ</w:t>
             </w:r>
           </w:p>
         </w:tc>
@@ -14249,7 +15332,7 @@
                 <w:szCs w:val="28"/>
                 <w:lang w:val="ru-RU" w:eastAsia="ru-RU"/>
               </w:rPr>
-              <w:t>База данных</w:t>
+              <w:t>Техническое задание</w:t>
             </w:r>
           </w:p>
         </w:tc>
@@ -14276,7 +15359,7 @@
                 <w:szCs w:val="28"/>
                 <w:lang w:val="ru-RU" w:eastAsia="ru-RU"/>
               </w:rPr>
-              <w:t>ПО</w:t>
+              <w:t>БД</w:t>
             </w:r>
           </w:p>
         </w:tc>
@@ -14301,7 +15384,7 @@
                 <w:szCs w:val="28"/>
                 <w:lang w:val="ru-RU" w:eastAsia="ru-RU"/>
               </w:rPr>
-              <w:t>Программное обеспечение</w:t>
+              <w:t>База данных</w:t>
             </w:r>
           </w:p>
         </w:tc>
@@ -14328,7 +15411,7 @@
                 <w:szCs w:val="28"/>
                 <w:lang w:val="ru-RU" w:eastAsia="ru-RU"/>
               </w:rPr>
-              <w:t>CRUD</w:t>
+              <w:t>ПО</w:t>
             </w:r>
           </w:p>
         </w:tc>
@@ -14353,7 +15436,7 @@
                 <w:szCs w:val="28"/>
                 <w:lang w:val="ru-RU" w:eastAsia="ru-RU"/>
               </w:rPr>
-              <w:t>Create, Read, Update, Delete — операции создания, просмотра, изменения и удаления данных</w:t>
+              <w:t>Программное обеспечение</w:t>
             </w:r>
           </w:p>
         </w:tc>
@@ -14380,7 +15463,7 @@
                 <w:szCs w:val="28"/>
                 <w:lang w:val="ru-RU" w:eastAsia="ru-RU"/>
               </w:rPr>
-              <w:t>Администратор</w:t>
+              <w:t>CRUD</w:t>
             </w:r>
           </w:p>
         </w:tc>
@@ -14399,13 +15482,59 @@
                 <w:lang w:val="ru-RU" w:eastAsia="ru-RU"/>
               </w:rPr>
             </w:pPr>
+            <w:proofErr w:type="spellStart"/>
             <w:r>
               <w:rPr>
                 <w:rFonts w:cs="Times New Roman"/>
                 <w:szCs w:val="28"/>
                 <w:lang w:val="ru-RU" w:eastAsia="ru-RU"/>
               </w:rPr>
-              <w:t>Пользователь АС, имеющий права управления меню, категориями, блюдами и пользователями</w:t>
+              <w:t>Create</w:t>
+            </w:r>
+            <w:proofErr w:type="spellEnd"/>
+            <w:r>
+              <w:rPr>
+                <w:rFonts w:cs="Times New Roman"/>
+                <w:szCs w:val="28"/>
+                <w:lang w:val="ru-RU" w:eastAsia="ru-RU"/>
+              </w:rPr>
+              <w:t xml:space="preserve">, </w:t>
+            </w:r>
+            <w:proofErr w:type="spellStart"/>
+            <w:r>
+              <w:rPr>
+                <w:rFonts w:cs="Times New Roman"/>
+                <w:szCs w:val="28"/>
+                <w:lang w:val="ru-RU" w:eastAsia="ru-RU"/>
+              </w:rPr>
+              <w:t>Read</w:t>
+            </w:r>
+            <w:proofErr w:type="spellEnd"/>
+            <w:r>
+              <w:rPr>
+                <w:rFonts w:cs="Times New Roman"/>
+                <w:szCs w:val="28"/>
+                <w:lang w:val="ru-RU" w:eastAsia="ru-RU"/>
+              </w:rPr>
+              <w:t xml:space="preserve">, Update, </w:t>
+            </w:r>
+            <w:proofErr w:type="spellStart"/>
+            <w:r>
+              <w:rPr>
+                <w:rFonts w:cs="Times New Roman"/>
+                <w:szCs w:val="28"/>
+                <w:lang w:val="ru-RU" w:eastAsia="ru-RU"/>
+              </w:rPr>
+              <w:t>Delete</w:t>
+            </w:r>
+            <w:proofErr w:type="spellEnd"/>
+            <w:r>
+              <w:rPr>
+                <w:rFonts w:cs="Times New Roman"/>
+                <w:szCs w:val="28"/>
+                <w:lang w:val="ru-RU" w:eastAsia="ru-RU"/>
+              </w:rPr>
+              <w:t xml:space="preserve"> — операции создания, просмотра, изменения и удаления данных</w:t>
             </w:r>
           </w:p>
         </w:tc>
@@ -14432,7 +15561,7 @@
                 <w:szCs w:val="28"/>
                 <w:lang w:val="ru-RU" w:eastAsia="ru-RU"/>
               </w:rPr>
-              <w:t>Пользователь</w:t>
+              <w:t>Администратор</w:t>
             </w:r>
           </w:p>
         </w:tc>
@@ -14457,7 +15586,7 @@
                 <w:szCs w:val="28"/>
                 <w:lang w:val="ru-RU" w:eastAsia="ru-RU"/>
               </w:rPr>
-              <w:t>Пользователь АС, имеющий права просмотра и актуализации данных меню в пределах предоставленных полномочий</w:t>
+              <w:t>Пользователь АС, имеющий права управления меню, категориями, блюдами и пользователями</w:t>
             </w:r>
           </w:p>
         </w:tc>
@@ -14484,7 +15613,7 @@
                 <w:szCs w:val="28"/>
                 <w:lang w:val="ru-RU" w:eastAsia="ru-RU"/>
               </w:rPr>
-              <w:t>Посетитель</w:t>
+              <w:t>Пользователь</w:t>
             </w:r>
           </w:p>
         </w:tc>
@@ -14509,7 +15638,7 @@
                 <w:szCs w:val="28"/>
                 <w:lang w:val="ru-RU" w:eastAsia="ru-RU"/>
               </w:rPr>
-              <w:t>Пользователь АС, имеющий права просмотра доступного меню</w:t>
+              <w:t>Пользователь АС, имеющий права просмотра и актуализации данных меню в пределах предоставленных полномочий</w:t>
             </w:r>
           </w:p>
         </w:tc>
@@ -14536,7 +15665,7 @@
                 <w:szCs w:val="28"/>
                 <w:lang w:val="ru-RU" w:eastAsia="ru-RU"/>
               </w:rPr>
-              <w:t>Меню столовой</w:t>
+              <w:t>Посетитель</w:t>
             </w:r>
           </w:p>
         </w:tc>
@@ -14561,7 +15690,7 @@
                 <w:szCs w:val="28"/>
                 <w:lang w:val="ru-RU" w:eastAsia="ru-RU"/>
               </w:rPr>
-              <w:t>Совокупность информации о блюдах, категориях и доступности блюд на определённую дату</w:t>
+              <w:t>Пользователь АС, имеющий права просмотра доступного меню</w:t>
             </w:r>
           </w:p>
         </w:tc>
@@ -14588,7 +15717,7 @@
                 <w:szCs w:val="28"/>
                 <w:lang w:val="ru-RU" w:eastAsia="ru-RU"/>
               </w:rPr>
-              <w:t>Блюдо</w:t>
+              <w:t>Меню столовой</w:t>
             </w:r>
           </w:p>
         </w:tc>
@@ -14613,7 +15742,7 @@
                 <w:szCs w:val="28"/>
                 <w:lang w:val="ru-RU" w:eastAsia="ru-RU"/>
               </w:rPr>
-              <w:t>Единица меню, содержащая наименование, описание, категорию, цену и дополнительные характеристики</w:t>
+              <w:t>Совокупность информации о блюдах, категориях и доступности блюд на определённую дату</w:t>
             </w:r>
           </w:p>
         </w:tc>
@@ -14640,7 +15769,7 @@
                 <w:szCs w:val="28"/>
                 <w:lang w:val="ru-RU" w:eastAsia="ru-RU"/>
               </w:rPr>
-              <w:t>Категория</w:t>
+              <w:t>Блюдо</w:t>
             </w:r>
           </w:p>
         </w:tc>
@@ -14665,7 +15794,7 @@
                 <w:szCs w:val="28"/>
                 <w:lang w:val="ru-RU" w:eastAsia="ru-RU"/>
               </w:rPr>
-              <w:t>Группа блюд, объединённых по назначению или типу</w:t>
+              <w:t>Единица меню, содержащая наименование, описание, категорию, цену и дополнительные характеристики</w:t>
             </w:r>
           </w:p>
         </w:tc>
@@ -14692,7 +15821,7 @@
                 <w:szCs w:val="28"/>
                 <w:lang w:val="ru-RU" w:eastAsia="ru-RU"/>
               </w:rPr>
-              <w:t>Миграция</w:t>
+              <w:t>Категория</w:t>
             </w:r>
           </w:p>
         </w:tc>
@@ -14717,7 +15846,69 @@
                 <w:szCs w:val="28"/>
                 <w:lang w:val="ru-RU" w:eastAsia="ru-RU"/>
               </w:rPr>
-              <w:t>Версионируемое изменение структуры или содержимого БД, выполняемое средствами миграционного инструмента</w:t>
+              <w:t>Группа блюд, объединённых по назначению или типу</w:t>
+            </w:r>
+          </w:p>
+        </w:tc>
+      </w:tr>
+      <w:tr>
+        <w:tc>
+          <w:tcPr>
+            <w:tcW w:w="0" w:type="auto"/>
+            <w:hideMark/>
+          </w:tcPr>
+          <w:p>
+            <w:pPr>
+              <w:spacing w:line="240" w:lineRule="auto"/>
+              <w:ind w:firstLine="0"/>
+              <w:rPr>
+                <w:rFonts w:cs="Times New Roman"/>
+                <w:szCs w:val="28"/>
+                <w:lang w:val="ru-RU" w:eastAsia="ru-RU"/>
+              </w:rPr>
+            </w:pPr>
+            <w:r>
+              <w:rPr>
+                <w:rFonts w:cs="Times New Roman"/>
+                <w:szCs w:val="28"/>
+                <w:lang w:val="ru-RU" w:eastAsia="ru-RU"/>
+              </w:rPr>
+              <w:t>Миграция</w:t>
+            </w:r>
+          </w:p>
+        </w:tc>
+        <w:tc>
+          <w:tcPr>
+            <w:tcW w:w="0" w:type="auto"/>
+            <w:hideMark/>
+          </w:tcPr>
+          <w:p>
+            <w:pPr>
+              <w:spacing w:line="240" w:lineRule="auto"/>
+              <w:ind w:firstLine="0"/>
+              <w:rPr>
+                <w:rFonts w:cs="Times New Roman"/>
+                <w:szCs w:val="28"/>
+                <w:lang w:val="ru-RU" w:eastAsia="ru-RU"/>
+              </w:rPr>
+            </w:pPr>
+            <w:proofErr w:type="spellStart"/>
+            <w:r>
+              <w:rPr>
+                <w:rFonts w:cs="Times New Roman"/>
+                <w:szCs w:val="28"/>
+                <w:lang w:val="ru-RU" w:eastAsia="ru-RU"/>
+              </w:rPr>
+              <w:t>Версионируемое</w:t>
+            </w:r>
+            <w:proofErr w:type="spellEnd"/>
+            <w:r>
+              <w:rPr>
+                <w:rFonts w:cs="Times New Roman"/>
+                <w:szCs w:val="28"/>
+                <w:lang w:val="ru-RU" w:eastAsia="ru-RU"/>
+              </w:rPr>
+              <w:t xml:space="preserve"> изменение структуры или содержимого БД, выполняемое средствами миграционного инструмента</w:t>
             </w:r>
           </w:p>
         </w:tc>
@@ -14830,6 +16021,7 @@
         <w:docPartUnique/>
       </w:docPartObj>
     </w:sdtPr>
+    <w:sdtEndPr/>
     <w:sdtContent>
       <w:p>
         <w:pPr>
@@ -14875,6 +16067,7 @@
         <w:docPartUnique/>
       </w:docPartObj>
     </w:sdtPr>
+    <w:sdtEndPr/>
     <w:sdtContent>
       <w:p>
         <w:pPr>
@@ -14902,6 +16095,7 @@
         <w:docPartUnique/>
       </w:docPartObj>
     </w:sdtPr>
+    <w:sdtEndPr/>
     <w:sdtContent>
       <w:p>
         <w:pPr>
@@ -15460,11 +16654,6 @@
     <w:lsdException w:name="Book Title" w:uiPriority="33" w:qFormat="1"/>
     <w:lsdException w:name="Bibliography" w:semiHidden="1" w:uiPriority="37" w:unhideWhenUsed="1"/>
     <w:lsdException w:name="TOC Heading" w:semiHidden="1" w:uiPriority="39" w:unhideWhenUsed="1" w:qFormat="1"/>
-    <w:lsdException w:name="Plain Table 5" w:semiHidden="1" w:unhideWhenUsed="1"/>
-    <w:lsdException w:name="Grid Table Light" w:semiHidden="1" w:unhideWhenUsed="1"/>
-    <w:lsdException w:name="Grid Table 1 Light" w:semiHidden="1" w:unhideWhenUsed="1"/>
-    <w:lsdException w:name="Grid Table 2" w:semiHidden="1" w:unhideWhenUsed="1"/>
-    <w:lsdException w:name="Grid Table 3" w:semiHidden="1" w:unhideWhenUsed="1"/>
     <w:lsdException w:name="Grid Table 4" w:uiPriority="49"/>
     <w:lsdException w:name="Grid Table 5 Dark" w:uiPriority="50"/>
     <w:lsdException w:name="Grid Table 6 Colorful" w:uiPriority="51"/>
@@ -15792,6 +16981,7 @@
   <w:style w:type="character" w:default="1" w:styleId="a2">
     <w:name w:val="Default Paragraph Font"/>
     <w:uiPriority w:val="1"/>
+    <w:semiHidden/>
     <w:unhideWhenUsed/>
   </w:style>
   <w:style w:type="table" w:default="1" w:styleId="a3">
